--- a/documentacion/requerimiento_tareas_hogar_presupuesto.docx
+++ b/documentacion/requerimiento_tareas_hogar_presupuesto.docx
@@ -330,7 +330,7 @@
               <w:rPr>
                 <w:rFonts w:eastAsia="Times New Roman"/>
               </w:rPr>
-              <w:t>1.1</w:t>
+              <w:t>1.2</w:t>
             </w:r>
           </w:p>
         </w:tc>
@@ -774,7 +774,7 @@
         <w:rPr>
           <w:noProof/>
         </w:rPr>
-        <w:instrText xml:space="preserve"> PAGEREF _Toc243226494 \h </w:instrText>
+        <w:instrText xml:space="preserve"> PAGEREF _Toc243229154 \h </w:instrText>
       </w:r>
       <w:r>
         <w:rPr>
@@ -838,7 +838,7 @@
         <w:rPr>
           <w:noProof/>
         </w:rPr>
-        <w:instrText xml:space="preserve"> PAGEREF _Toc243226495 \h </w:instrText>
+        <w:instrText xml:space="preserve"> PAGEREF _Toc243229155 \h </w:instrText>
       </w:r>
       <w:r>
         <w:rPr>
@@ -902,7 +902,7 @@
         <w:rPr>
           <w:noProof/>
         </w:rPr>
-        <w:instrText xml:space="preserve"> PAGEREF _Toc243226496 \h </w:instrText>
+        <w:instrText xml:space="preserve"> PAGEREF _Toc243229156 \h </w:instrText>
       </w:r>
       <w:r>
         <w:rPr>
@@ -966,7 +966,7 @@
         <w:rPr>
           <w:noProof/>
         </w:rPr>
-        <w:instrText xml:space="preserve"> PAGEREF _Toc243226497 \h </w:instrText>
+        <w:instrText xml:space="preserve"> PAGEREF _Toc243229157 \h </w:instrText>
       </w:r>
       <w:r>
         <w:rPr>
@@ -1030,7 +1030,7 @@
         <w:rPr>
           <w:noProof/>
         </w:rPr>
-        <w:instrText xml:space="preserve"> PAGEREF _Toc243226498 \h </w:instrText>
+        <w:instrText xml:space="preserve"> PAGEREF _Toc243229158 \h </w:instrText>
       </w:r>
       <w:r>
         <w:rPr>
@@ -1094,7 +1094,7 @@
         <w:rPr>
           <w:noProof/>
         </w:rPr>
-        <w:instrText xml:space="preserve"> PAGEREF _Toc243226499 \h </w:instrText>
+        <w:instrText xml:space="preserve"> PAGEREF _Toc243229159 \h </w:instrText>
       </w:r>
       <w:r>
         <w:rPr>
@@ -1158,7 +1158,7 @@
         <w:rPr>
           <w:noProof/>
         </w:rPr>
-        <w:instrText xml:space="preserve"> PAGEREF _Toc243226500 \h </w:instrText>
+        <w:instrText xml:space="preserve"> PAGEREF _Toc243229160 \h </w:instrText>
       </w:r>
       <w:r>
         <w:rPr>
@@ -1222,7 +1222,7 @@
         <w:rPr>
           <w:noProof/>
         </w:rPr>
-        <w:instrText xml:space="preserve"> PAGEREF _Toc243226501 \h </w:instrText>
+        <w:instrText xml:space="preserve"> PAGEREF _Toc243229161 \h </w:instrText>
       </w:r>
       <w:r>
         <w:rPr>
@@ -1286,7 +1286,7 @@
         <w:rPr>
           <w:noProof/>
         </w:rPr>
-        <w:instrText xml:space="preserve"> PAGEREF _Toc243226502 \h </w:instrText>
+        <w:instrText xml:space="preserve"> PAGEREF _Toc243229162 \h </w:instrText>
       </w:r>
       <w:r>
         <w:rPr>
@@ -1350,7 +1350,7 @@
         <w:rPr>
           <w:noProof/>
         </w:rPr>
-        <w:instrText xml:space="preserve"> PAGEREF _Toc243226503 \h </w:instrText>
+        <w:instrText xml:space="preserve"> PAGEREF _Toc243229163 \h </w:instrText>
       </w:r>
       <w:r>
         <w:rPr>
@@ -1414,7 +1414,7 @@
         <w:rPr>
           <w:noProof/>
         </w:rPr>
-        <w:instrText xml:space="preserve"> PAGEREF _Toc243226504 \h </w:instrText>
+        <w:instrText xml:space="preserve"> PAGEREF _Toc243229164 \h </w:instrText>
       </w:r>
       <w:r>
         <w:rPr>
@@ -1478,7 +1478,7 @@
         <w:rPr>
           <w:noProof/>
         </w:rPr>
-        <w:instrText xml:space="preserve"> PAGEREF _Toc243226505 \h </w:instrText>
+        <w:instrText xml:space="preserve"> PAGEREF _Toc243229165 \h </w:instrText>
       </w:r>
       <w:r>
         <w:rPr>
@@ -1542,7 +1542,7 @@
         <w:rPr>
           <w:noProof/>
         </w:rPr>
-        <w:instrText xml:space="preserve"> PAGEREF _Toc243226506 \h </w:instrText>
+        <w:instrText xml:space="preserve"> PAGEREF _Toc243229166 \h </w:instrText>
       </w:r>
       <w:r>
         <w:rPr>
@@ -1606,7 +1606,7 @@
         <w:rPr>
           <w:noProof/>
         </w:rPr>
-        <w:instrText xml:space="preserve"> PAGEREF _Toc243226507 \h </w:instrText>
+        <w:instrText xml:space="preserve"> PAGEREF _Toc243229167 \h </w:instrText>
       </w:r>
       <w:r>
         <w:rPr>
@@ -1670,7 +1670,7 @@
         <w:rPr>
           <w:noProof/>
         </w:rPr>
-        <w:instrText xml:space="preserve"> PAGEREF _Toc243226508 \h </w:instrText>
+        <w:instrText xml:space="preserve"> PAGEREF _Toc243229168 \h </w:instrText>
       </w:r>
       <w:r>
         <w:rPr>
@@ -1734,7 +1734,7 @@
         <w:rPr>
           <w:noProof/>
         </w:rPr>
-        <w:instrText xml:space="preserve"> PAGEREF _Toc243226509 \h </w:instrText>
+        <w:instrText xml:space="preserve"> PAGEREF _Toc243229169 \h </w:instrText>
       </w:r>
       <w:r>
         <w:rPr>
@@ -1798,7 +1798,7 @@
         <w:rPr>
           <w:noProof/>
         </w:rPr>
-        <w:instrText xml:space="preserve"> PAGEREF _Toc243226510 \h </w:instrText>
+        <w:instrText xml:space="preserve"> PAGEREF _Toc243229170 \h </w:instrText>
       </w:r>
       <w:r>
         <w:rPr>
@@ -1862,7 +1862,7 @@
         <w:rPr>
           <w:noProof/>
         </w:rPr>
-        <w:instrText xml:space="preserve"> PAGEREF _Toc243226511 \h </w:instrText>
+        <w:instrText xml:space="preserve"> PAGEREF _Toc243229171 \h </w:instrText>
       </w:r>
       <w:r>
         <w:rPr>
@@ -1926,7 +1926,7 @@
         <w:rPr>
           <w:noProof/>
         </w:rPr>
-        <w:instrText xml:space="preserve"> PAGEREF _Toc243226512 \h </w:instrText>
+        <w:instrText xml:space="preserve"> PAGEREF _Toc243229172 \h </w:instrText>
       </w:r>
       <w:r>
         <w:rPr>
@@ -1990,7 +1990,7 @@
         <w:rPr>
           <w:noProof/>
         </w:rPr>
-        <w:instrText xml:space="preserve"> PAGEREF _Toc243226513 \h </w:instrText>
+        <w:instrText xml:space="preserve"> PAGEREF _Toc243229173 \h </w:instrText>
       </w:r>
       <w:r>
         <w:rPr>
@@ -2054,7 +2054,7 @@
         <w:rPr>
           <w:noProof/>
         </w:rPr>
-        <w:instrText xml:space="preserve"> PAGEREF _Toc243226514 \h </w:instrText>
+        <w:instrText xml:space="preserve"> PAGEREF _Toc243229174 \h </w:instrText>
       </w:r>
       <w:r>
         <w:rPr>
@@ -2118,7 +2118,7 @@
         <w:rPr>
           <w:noProof/>
         </w:rPr>
-        <w:instrText xml:space="preserve"> PAGEREF _Toc243226515 \h </w:instrText>
+        <w:instrText xml:space="preserve"> PAGEREF _Toc243229175 \h </w:instrText>
       </w:r>
       <w:r>
         <w:rPr>
@@ -2182,7 +2182,7 @@
         <w:rPr>
           <w:noProof/>
         </w:rPr>
-        <w:instrText xml:space="preserve"> PAGEREF _Toc243226516 \h </w:instrText>
+        <w:instrText xml:space="preserve"> PAGEREF _Toc243229176 \h </w:instrText>
       </w:r>
       <w:r>
         <w:rPr>
@@ -2246,7 +2246,7 @@
         <w:rPr>
           <w:noProof/>
         </w:rPr>
-        <w:instrText xml:space="preserve"> PAGEREF _Toc243226517 \h </w:instrText>
+        <w:instrText xml:space="preserve"> PAGEREF _Toc243229177 \h </w:instrText>
       </w:r>
       <w:r>
         <w:rPr>
@@ -2310,7 +2310,7 @@
         <w:rPr>
           <w:noProof/>
         </w:rPr>
-        <w:instrText xml:space="preserve"> PAGEREF _Toc243226518 \h </w:instrText>
+        <w:instrText xml:space="preserve"> PAGEREF _Toc243229178 \h </w:instrText>
       </w:r>
       <w:r>
         <w:rPr>
@@ -2374,7 +2374,7 @@
         <w:rPr>
           <w:noProof/>
         </w:rPr>
-        <w:instrText xml:space="preserve"> PAGEREF _Toc243226519 \h </w:instrText>
+        <w:instrText xml:space="preserve"> PAGEREF _Toc243229179 \h </w:instrText>
       </w:r>
       <w:r>
         <w:rPr>
@@ -2438,7 +2438,7 @@
         <w:rPr>
           <w:noProof/>
         </w:rPr>
-        <w:instrText xml:space="preserve"> PAGEREF _Toc243226520 \h </w:instrText>
+        <w:instrText xml:space="preserve"> PAGEREF _Toc243229180 \h </w:instrText>
       </w:r>
       <w:r>
         <w:rPr>
@@ -2502,7 +2502,7 @@
         <w:rPr>
           <w:noProof/>
         </w:rPr>
-        <w:instrText xml:space="preserve"> PAGEREF _Toc243226521 \h </w:instrText>
+        <w:instrText xml:space="preserve"> PAGEREF _Toc243229181 \h </w:instrText>
       </w:r>
       <w:r>
         <w:rPr>
@@ -2519,7 +2519,7 @@
         <w:rPr>
           <w:noProof/>
         </w:rPr>
-        <w:t>15</w:t>
+        <w:t>16</w:t>
       </w:r>
       <w:r>
         <w:rPr>
@@ -2566,7 +2566,7 @@
         <w:rPr>
           <w:noProof/>
         </w:rPr>
-        <w:instrText xml:space="preserve"> PAGEREF _Toc243226522 \h </w:instrText>
+        <w:instrText xml:space="preserve"> PAGEREF _Toc243229182 \h </w:instrText>
       </w:r>
       <w:r>
         <w:rPr>
@@ -2583,7 +2583,7 @@
         <w:rPr>
           <w:noProof/>
         </w:rPr>
-        <w:t>16</w:t>
+        <w:t>17</w:t>
       </w:r>
       <w:r>
         <w:rPr>
@@ -2630,7 +2630,7 @@
         <w:rPr>
           <w:noProof/>
         </w:rPr>
-        <w:instrText xml:space="preserve"> PAGEREF _Toc243226523 \h </w:instrText>
+        <w:instrText xml:space="preserve"> PAGEREF _Toc243229183 \h </w:instrText>
       </w:r>
       <w:r>
         <w:rPr>
@@ -2647,7 +2647,7 @@
         <w:rPr>
           <w:noProof/>
         </w:rPr>
-        <w:t>17</w:t>
+        <w:t>18</w:t>
       </w:r>
       <w:r>
         <w:rPr>
@@ -2694,7 +2694,7 @@
         <w:rPr>
           <w:noProof/>
         </w:rPr>
-        <w:instrText xml:space="preserve"> PAGEREF _Toc243226524 \h </w:instrText>
+        <w:instrText xml:space="preserve"> PAGEREF _Toc243229184 \h </w:instrText>
       </w:r>
       <w:r>
         <w:rPr>
@@ -2758,7 +2758,7 @@
         <w:rPr>
           <w:noProof/>
         </w:rPr>
-        <w:instrText xml:space="preserve"> PAGEREF _Toc243226525 \h </w:instrText>
+        <w:instrText xml:space="preserve"> PAGEREF _Toc243229185 \h </w:instrText>
       </w:r>
       <w:r>
         <w:rPr>
@@ -2823,7 +2823,7 @@
         <w:rPr>
           <w:noProof/>
         </w:rPr>
-        <w:instrText xml:space="preserve"> PAGEREF _Toc243226526 \h </w:instrText>
+        <w:instrText xml:space="preserve"> PAGEREF _Toc243229186 \h </w:instrText>
       </w:r>
       <w:r>
         <w:rPr>
@@ -2887,7 +2887,7 @@
         <w:rPr>
           <w:noProof/>
         </w:rPr>
-        <w:instrText xml:space="preserve"> PAGEREF _Toc243226527 \h </w:instrText>
+        <w:instrText xml:space="preserve"> PAGEREF _Toc243229187 \h </w:instrText>
       </w:r>
       <w:r>
         <w:rPr>
@@ -2904,7 +2904,7 @@
         <w:rPr>
           <w:noProof/>
         </w:rPr>
-        <w:t>19</w:t>
+        <w:t>20</w:t>
       </w:r>
       <w:r>
         <w:rPr>
@@ -2951,7 +2951,7 @@
         <w:rPr>
           <w:noProof/>
         </w:rPr>
-        <w:instrText xml:space="preserve"> PAGEREF _Toc243226528 \h </w:instrText>
+        <w:instrText xml:space="preserve"> PAGEREF _Toc243229188 \h </w:instrText>
       </w:r>
       <w:r>
         <w:rPr>
@@ -3015,7 +3015,7 @@
         <w:rPr>
           <w:noProof/>
         </w:rPr>
-        <w:instrText xml:space="preserve"> PAGEREF _Toc243226529 \h </w:instrText>
+        <w:instrText xml:space="preserve"> PAGEREF _Toc243229189 \h </w:instrText>
       </w:r>
       <w:r>
         <w:rPr>
@@ -3032,7 +3032,7 @@
         <w:rPr>
           <w:noProof/>
         </w:rPr>
-        <w:t>20</w:t>
+        <w:t>21</w:t>
       </w:r>
       <w:r>
         <w:rPr>
@@ -3079,7 +3079,7 @@
         <w:rPr>
           <w:noProof/>
         </w:rPr>
-        <w:instrText xml:space="preserve"> PAGEREF _Toc243226530 \h </w:instrText>
+        <w:instrText xml:space="preserve"> PAGEREF _Toc243229190 \h </w:instrText>
       </w:r>
       <w:r>
         <w:rPr>
@@ -3143,7 +3143,7 @@
         <w:rPr>
           <w:noProof/>
         </w:rPr>
-        <w:instrText xml:space="preserve"> PAGEREF _Toc243226531 \h </w:instrText>
+        <w:instrText xml:space="preserve"> PAGEREF _Toc243229191 \h </w:instrText>
       </w:r>
       <w:r>
         <w:rPr>
@@ -3160,7 +3160,7 @@
         <w:rPr>
           <w:noProof/>
         </w:rPr>
-        <w:t>21</w:t>
+        <w:t>22</w:t>
       </w:r>
       <w:r>
         <w:rPr>
@@ -3207,7 +3207,7 @@
         <w:rPr>
           <w:noProof/>
         </w:rPr>
-        <w:instrText xml:space="preserve"> PAGEREF _Toc243226532 \h </w:instrText>
+        <w:instrText xml:space="preserve"> PAGEREF _Toc243229192 \h </w:instrText>
       </w:r>
       <w:r>
         <w:rPr>
@@ -3224,7 +3224,7 @@
         <w:rPr>
           <w:noProof/>
         </w:rPr>
-        <w:t>22</w:t>
+        <w:t>23</w:t>
       </w:r>
       <w:r>
         <w:rPr>
@@ -3271,7 +3271,7 @@
         <w:rPr>
           <w:noProof/>
         </w:rPr>
-        <w:instrText xml:space="preserve"> PAGEREF _Toc243226533 \h </w:instrText>
+        <w:instrText xml:space="preserve"> PAGEREF _Toc243229193 \h </w:instrText>
       </w:r>
       <w:r>
         <w:rPr>
@@ -3288,7 +3288,7 @@
         <w:rPr>
           <w:noProof/>
         </w:rPr>
-        <w:t>22</w:t>
+        <w:t>23</w:t>
       </w:r>
       <w:r>
         <w:rPr>
@@ -3335,7 +3335,7 @@
         <w:rPr>
           <w:noProof/>
         </w:rPr>
-        <w:instrText xml:space="preserve"> PAGEREF _Toc243226534 \h </w:instrText>
+        <w:instrText xml:space="preserve"> PAGEREF _Toc243229194 \h </w:instrText>
       </w:r>
       <w:r>
         <w:rPr>
@@ -3399,7 +3399,7 @@
         <w:rPr>
           <w:noProof/>
         </w:rPr>
-        <w:instrText xml:space="preserve"> PAGEREF _Toc243226535 \h </w:instrText>
+        <w:instrText xml:space="preserve"> PAGEREF _Toc243229195 \h </w:instrText>
       </w:r>
       <w:r>
         <w:rPr>
@@ -3416,7 +3416,7 @@
         <w:rPr>
           <w:noProof/>
         </w:rPr>
-        <w:t>24</w:t>
+        <w:t>25</w:t>
       </w:r>
       <w:r>
         <w:rPr>
@@ -3463,7 +3463,7 @@
         <w:rPr>
           <w:noProof/>
         </w:rPr>
-        <w:instrText xml:space="preserve"> PAGEREF _Toc243226536 \h </w:instrText>
+        <w:instrText xml:space="preserve"> PAGEREF _Toc243229196 \h </w:instrText>
       </w:r>
       <w:r>
         <w:rPr>
@@ -3480,7 +3480,7 @@
         <w:rPr>
           <w:noProof/>
         </w:rPr>
-        <w:t>24</w:t>
+        <w:t>25</w:t>
       </w:r>
       <w:r>
         <w:rPr>
@@ -3527,7 +3527,7 @@
         <w:rPr>
           <w:noProof/>
         </w:rPr>
-        <w:instrText xml:space="preserve"> PAGEREF _Toc243226537 \h </w:instrText>
+        <w:instrText xml:space="preserve"> PAGEREF _Toc243229197 \h </w:instrText>
       </w:r>
       <w:r>
         <w:rPr>
@@ -3591,7 +3591,7 @@
         <w:rPr>
           <w:noProof/>
         </w:rPr>
-        <w:instrText xml:space="preserve"> PAGEREF _Toc243226538 \h </w:instrText>
+        <w:instrText xml:space="preserve"> PAGEREF _Toc243229198 \h </w:instrText>
       </w:r>
       <w:r>
         <w:rPr>
@@ -3608,7 +3608,7 @@
         <w:rPr>
           <w:noProof/>
         </w:rPr>
-        <w:t>26</w:t>
+        <w:t>27</w:t>
       </w:r>
       <w:r>
         <w:rPr>
@@ -3655,7 +3655,7 @@
         <w:rPr>
           <w:noProof/>
         </w:rPr>
-        <w:instrText xml:space="preserve"> PAGEREF _Toc243226539 \h </w:instrText>
+        <w:instrText xml:space="preserve"> PAGEREF _Toc243229199 \h </w:instrText>
       </w:r>
       <w:r>
         <w:rPr>
@@ -3672,7 +3672,7 @@
         <w:rPr>
           <w:noProof/>
         </w:rPr>
-        <w:t>26</w:t>
+        <w:t>27</w:t>
       </w:r>
       <w:r>
         <w:rPr>
@@ -3719,7 +3719,7 @@
         <w:rPr>
           <w:noProof/>
         </w:rPr>
-        <w:instrText xml:space="preserve"> PAGEREF _Toc243226540 \h </w:instrText>
+        <w:instrText xml:space="preserve"> PAGEREF _Toc243229200 \h </w:instrText>
       </w:r>
       <w:r>
         <w:rPr>
@@ -3736,7 +3736,7 @@
         <w:rPr>
           <w:noProof/>
         </w:rPr>
-        <w:t>26</w:t>
+        <w:t>27</w:t>
       </w:r>
       <w:r>
         <w:rPr>
@@ -3783,7 +3783,7 @@
         <w:rPr>
           <w:noProof/>
         </w:rPr>
-        <w:instrText xml:space="preserve"> PAGEREF _Toc243226541 \h </w:instrText>
+        <w:instrText xml:space="preserve"> PAGEREF _Toc243229201 \h </w:instrText>
       </w:r>
       <w:r>
         <w:rPr>
@@ -3800,7 +3800,7 @@
         <w:rPr>
           <w:noProof/>
         </w:rPr>
-        <w:t>26</w:t>
+        <w:t>27</w:t>
       </w:r>
       <w:r>
         <w:rPr>
@@ -3847,7 +3847,7 @@
         <w:rPr>
           <w:noProof/>
         </w:rPr>
-        <w:instrText xml:space="preserve"> PAGEREF _Toc243226542 \h </w:instrText>
+        <w:instrText xml:space="preserve"> PAGEREF _Toc243229202 \h </w:instrText>
       </w:r>
       <w:r>
         <w:rPr>
@@ -3911,7 +3911,7 @@
         <w:rPr>
           <w:noProof/>
         </w:rPr>
-        <w:instrText xml:space="preserve"> PAGEREF _Toc243226543 \h </w:instrText>
+        <w:instrText xml:space="preserve"> PAGEREF _Toc243229203 \h </w:instrText>
       </w:r>
       <w:r>
         <w:rPr>
@@ -3928,7 +3928,7 @@
         <w:rPr>
           <w:noProof/>
         </w:rPr>
-        <w:t>27</w:t>
+        <w:t>28</w:t>
       </w:r>
       <w:r>
         <w:rPr>
@@ -3975,7 +3975,7 @@
         <w:rPr>
           <w:noProof/>
         </w:rPr>
-        <w:instrText xml:space="preserve"> PAGEREF _Toc243226544 \h </w:instrText>
+        <w:instrText xml:space="preserve"> PAGEREF _Toc243229204 \h </w:instrText>
       </w:r>
       <w:r>
         <w:rPr>
@@ -3992,7 +3992,7 @@
         <w:rPr>
           <w:noProof/>
         </w:rPr>
-        <w:t>27</w:t>
+        <w:t>28</w:t>
       </w:r>
       <w:r>
         <w:rPr>
@@ -4039,7 +4039,7 @@
         <w:rPr>
           <w:noProof/>
         </w:rPr>
-        <w:instrText xml:space="preserve"> PAGEREF _Toc243226545 \h </w:instrText>
+        <w:instrText xml:space="preserve"> PAGEREF _Toc243229205 \h </w:instrText>
       </w:r>
       <w:r>
         <w:rPr>
@@ -4056,7 +4056,7 @@
         <w:rPr>
           <w:noProof/>
         </w:rPr>
-        <w:t>27</w:t>
+        <w:t>28</w:t>
       </w:r>
       <w:r>
         <w:rPr>
@@ -4103,7 +4103,7 @@
         <w:rPr>
           <w:noProof/>
         </w:rPr>
-        <w:instrText xml:space="preserve"> PAGEREF _Toc243226546 \h </w:instrText>
+        <w:instrText xml:space="preserve"> PAGEREF _Toc243229206 \h </w:instrText>
       </w:r>
       <w:r>
         <w:rPr>
@@ -4120,7 +4120,7 @@
         <w:rPr>
           <w:noProof/>
         </w:rPr>
-        <w:t>27</w:t>
+        <w:t>28</w:t>
       </w:r>
       <w:r>
         <w:rPr>
@@ -4167,7 +4167,7 @@
         <w:rPr>
           <w:noProof/>
         </w:rPr>
-        <w:instrText xml:space="preserve"> PAGEREF _Toc243226547 \h </w:instrText>
+        <w:instrText xml:space="preserve"> PAGEREF _Toc243229207 \h </w:instrText>
       </w:r>
       <w:r>
         <w:rPr>
@@ -4231,7 +4231,7 @@
         <w:rPr>
           <w:noProof/>
         </w:rPr>
-        <w:instrText xml:space="preserve"> PAGEREF _Toc243226548 \h </w:instrText>
+        <w:instrText xml:space="preserve"> PAGEREF _Toc243229208 \h </w:instrText>
       </w:r>
       <w:r>
         <w:rPr>
@@ -4248,7 +4248,7 @@
         <w:rPr>
           <w:noProof/>
         </w:rPr>
-        <w:t>28</w:t>
+        <w:t>29</w:t>
       </w:r>
       <w:r>
         <w:rPr>
@@ -4295,7 +4295,7 @@
         <w:rPr>
           <w:noProof/>
         </w:rPr>
-        <w:instrText xml:space="preserve"> PAGEREF _Toc243226549 \h </w:instrText>
+        <w:instrText xml:space="preserve"> PAGEREF _Toc243229209 \h </w:instrText>
       </w:r>
       <w:r>
         <w:rPr>
@@ -4312,7 +4312,7 @@
         <w:rPr>
           <w:noProof/>
         </w:rPr>
-        <w:t>28</w:t>
+        <w:t>29</w:t>
       </w:r>
       <w:r>
         <w:rPr>
@@ -4359,7 +4359,7 @@
         <w:rPr>
           <w:noProof/>
         </w:rPr>
-        <w:instrText xml:space="preserve"> PAGEREF _Toc243226550 \h </w:instrText>
+        <w:instrText xml:space="preserve"> PAGEREF _Toc243229210 \h </w:instrText>
       </w:r>
       <w:r>
         <w:rPr>
@@ -4376,7 +4376,7 @@
         <w:rPr>
           <w:noProof/>
         </w:rPr>
-        <w:t>28</w:t>
+        <w:t>29</w:t>
       </w:r>
       <w:r>
         <w:rPr>
@@ -4423,7 +4423,7 @@
         <w:rPr>
           <w:noProof/>
         </w:rPr>
-        <w:instrText xml:space="preserve"> PAGEREF _Toc243226551 \h </w:instrText>
+        <w:instrText xml:space="preserve"> PAGEREF _Toc243229211 \h </w:instrText>
       </w:r>
       <w:r>
         <w:rPr>
@@ -4440,7 +4440,7 @@
         <w:rPr>
           <w:noProof/>
         </w:rPr>
-        <w:t>28</w:t>
+        <w:t>29</w:t>
       </w:r>
       <w:r>
         <w:rPr>
@@ -4487,7 +4487,7 @@
         <w:rPr>
           <w:noProof/>
         </w:rPr>
-        <w:instrText xml:space="preserve"> PAGEREF _Toc243226552 \h </w:instrText>
+        <w:instrText xml:space="preserve"> PAGEREF _Toc243229212 \h </w:instrText>
       </w:r>
       <w:r>
         <w:rPr>
@@ -4504,7 +4504,7 @@
         <w:rPr>
           <w:noProof/>
         </w:rPr>
-        <w:t>28</w:t>
+        <w:t>29</w:t>
       </w:r>
       <w:r>
         <w:rPr>
@@ -4551,7 +4551,7 @@
         <w:rPr>
           <w:noProof/>
         </w:rPr>
-        <w:instrText xml:space="preserve"> PAGEREF _Toc243226553 \h </w:instrText>
+        <w:instrText xml:space="preserve"> PAGEREF _Toc243229213 \h </w:instrText>
       </w:r>
       <w:r>
         <w:rPr>
@@ -4615,7 +4615,7 @@
         <w:rPr>
           <w:noProof/>
         </w:rPr>
-        <w:instrText xml:space="preserve"> PAGEREF _Toc243226554 \h </w:instrText>
+        <w:instrText xml:space="preserve"> PAGEREF _Toc243229214 \h </w:instrText>
       </w:r>
       <w:r>
         <w:rPr>
@@ -4632,7 +4632,7 @@
         <w:rPr>
           <w:noProof/>
         </w:rPr>
-        <w:t>29</w:t>
+        <w:t>30</w:t>
       </w:r>
       <w:r>
         <w:rPr>
@@ -4679,7 +4679,7 @@
         <w:rPr>
           <w:noProof/>
         </w:rPr>
-        <w:instrText xml:space="preserve"> PAGEREF _Toc243226555 \h </w:instrText>
+        <w:instrText xml:space="preserve"> PAGEREF _Toc243229215 \h </w:instrText>
       </w:r>
       <w:r>
         <w:rPr>
@@ -4696,7 +4696,7 @@
         <w:rPr>
           <w:noProof/>
         </w:rPr>
-        <w:t>29</w:t>
+        <w:t>30</w:t>
       </w:r>
       <w:r>
         <w:rPr>
@@ -4743,7 +4743,7 @@
         <w:rPr>
           <w:noProof/>
         </w:rPr>
-        <w:instrText xml:space="preserve"> PAGEREF _Toc243226556 \h </w:instrText>
+        <w:instrText xml:space="preserve"> PAGEREF _Toc243229216 \h </w:instrText>
       </w:r>
       <w:r>
         <w:rPr>
@@ -4760,7 +4760,7 @@
         <w:rPr>
           <w:noProof/>
         </w:rPr>
-        <w:t>29</w:t>
+        <w:t>30</w:t>
       </w:r>
       <w:r>
         <w:rPr>
@@ -4807,7 +4807,7 @@
         <w:rPr>
           <w:noProof/>
         </w:rPr>
-        <w:instrText xml:space="preserve"> PAGEREF _Toc243226557 \h </w:instrText>
+        <w:instrText xml:space="preserve"> PAGEREF _Toc243229217 \h </w:instrText>
       </w:r>
       <w:r>
         <w:rPr>
@@ -4824,7 +4824,7 @@
         <w:rPr>
           <w:noProof/>
         </w:rPr>
-        <w:t>29</w:t>
+        <w:t>30</w:t>
       </w:r>
       <w:r>
         <w:rPr>
@@ -4871,7 +4871,7 @@
         <w:rPr>
           <w:noProof/>
         </w:rPr>
-        <w:instrText xml:space="preserve"> PAGEREF _Toc243226558 \h </w:instrText>
+        <w:instrText xml:space="preserve"> PAGEREF _Toc243229218 \h </w:instrText>
       </w:r>
       <w:r>
         <w:rPr>
@@ -4935,7 +4935,7 @@
         <w:rPr>
           <w:noProof/>
         </w:rPr>
-        <w:instrText xml:space="preserve"> PAGEREF _Toc243226559 \h </w:instrText>
+        <w:instrText xml:space="preserve"> PAGEREF _Toc243229219 \h </w:instrText>
       </w:r>
       <w:r>
         <w:rPr>
@@ -4952,7 +4952,7 @@
         <w:rPr>
           <w:noProof/>
         </w:rPr>
-        <w:t>30</w:t>
+        <w:t>31</w:t>
       </w:r>
       <w:r>
         <w:rPr>
@@ -4999,7 +4999,7 @@
         <w:rPr>
           <w:noProof/>
         </w:rPr>
-        <w:instrText xml:space="preserve"> PAGEREF _Toc243226560 \h </w:instrText>
+        <w:instrText xml:space="preserve"> PAGEREF _Toc243229220 \h </w:instrText>
       </w:r>
       <w:r>
         <w:rPr>
@@ -5016,7 +5016,7 @@
         <w:rPr>
           <w:noProof/>
         </w:rPr>
-        <w:t>30</w:t>
+        <w:t>31</w:t>
       </w:r>
       <w:r>
         <w:rPr>
@@ -5064,7 +5064,7 @@
         <w:rPr>
           <w:noProof/>
         </w:rPr>
-        <w:instrText xml:space="preserve"> PAGEREF _Toc243226561 \h </w:instrText>
+        <w:instrText xml:space="preserve"> PAGEREF _Toc243229221 \h </w:instrText>
       </w:r>
       <w:r>
         <w:rPr>
@@ -5081,7 +5081,7 @@
         <w:rPr>
           <w:noProof/>
         </w:rPr>
-        <w:t>30</w:t>
+        <w:t>31</w:t>
       </w:r>
       <w:r>
         <w:rPr>
@@ -5128,7 +5128,7 @@
         <w:rPr>
           <w:noProof/>
         </w:rPr>
-        <w:instrText xml:space="preserve"> PAGEREF _Toc243226562 \h </w:instrText>
+        <w:instrText xml:space="preserve"> PAGEREF _Toc243229222 \h </w:instrText>
       </w:r>
       <w:r>
         <w:rPr>
@@ -5145,7 +5145,7 @@
         <w:rPr>
           <w:noProof/>
         </w:rPr>
-        <w:t>30</w:t>
+        <w:t>31</w:t>
       </w:r>
       <w:r>
         <w:rPr>
@@ -5192,7 +5192,7 @@
         <w:rPr>
           <w:noProof/>
         </w:rPr>
-        <w:instrText xml:space="preserve"> PAGEREF _Toc243226563 \h </w:instrText>
+        <w:instrText xml:space="preserve"> PAGEREF _Toc243229223 \h </w:instrText>
       </w:r>
       <w:r>
         <w:rPr>
@@ -5209,7 +5209,7 @@
         <w:rPr>
           <w:noProof/>
         </w:rPr>
-        <w:t>30</w:t>
+        <w:t>31</w:t>
       </w:r>
       <w:r>
         <w:rPr>
@@ -5256,7 +5256,7 @@
         <w:rPr>
           <w:noProof/>
         </w:rPr>
-        <w:instrText xml:space="preserve"> PAGEREF _Toc243226564 \h </w:instrText>
+        <w:instrText xml:space="preserve"> PAGEREF _Toc243229224 \h </w:instrText>
       </w:r>
       <w:r>
         <w:rPr>
@@ -5273,7 +5273,7 @@
         <w:rPr>
           <w:noProof/>
         </w:rPr>
-        <w:t>31</w:t>
+        <w:t>32</w:t>
       </w:r>
       <w:r>
         <w:rPr>
@@ -5320,7 +5320,7 @@
         <w:rPr>
           <w:noProof/>
         </w:rPr>
-        <w:instrText xml:space="preserve"> PAGEREF _Toc243226565 \h </w:instrText>
+        <w:instrText xml:space="preserve"> PAGEREF _Toc243229225 \h </w:instrText>
       </w:r>
       <w:r>
         <w:rPr>
@@ -5337,7 +5337,7 @@
         <w:rPr>
           <w:noProof/>
         </w:rPr>
-        <w:t>31</w:t>
+        <w:t>32</w:t>
       </w:r>
       <w:r>
         <w:rPr>
@@ -5384,7 +5384,7 @@
         <w:rPr>
           <w:noProof/>
         </w:rPr>
-        <w:instrText xml:space="preserve"> PAGEREF _Toc243226566 \h </w:instrText>
+        <w:instrText xml:space="preserve"> PAGEREF _Toc243229226 \h </w:instrText>
       </w:r>
       <w:r>
         <w:rPr>
@@ -5401,7 +5401,7 @@
         <w:rPr>
           <w:noProof/>
         </w:rPr>
-        <w:t>31</w:t>
+        <w:t>32</w:t>
       </w:r>
       <w:r>
         <w:rPr>
@@ -5448,7 +5448,7 @@
         <w:rPr>
           <w:noProof/>
         </w:rPr>
-        <w:instrText xml:space="preserve"> PAGEREF _Toc243226567 \h </w:instrText>
+        <w:instrText xml:space="preserve"> PAGEREF _Toc243229227 \h </w:instrText>
       </w:r>
       <w:r>
         <w:rPr>
@@ -5465,7 +5465,7 @@
         <w:rPr>
           <w:noProof/>
         </w:rPr>
-        <w:t>31</w:t>
+        <w:t>32</w:t>
       </w:r>
       <w:r>
         <w:rPr>
@@ -5512,7 +5512,7 @@
         <w:rPr>
           <w:noProof/>
         </w:rPr>
-        <w:instrText xml:space="preserve"> PAGEREF _Toc243226568 \h </w:instrText>
+        <w:instrText xml:space="preserve"> PAGEREF _Toc243229228 \h </w:instrText>
       </w:r>
       <w:r>
         <w:rPr>
@@ -5576,7 +5576,7 @@
         <w:rPr>
           <w:noProof/>
         </w:rPr>
-        <w:instrText xml:space="preserve"> PAGEREF _Toc243226569 \h </w:instrText>
+        <w:instrText xml:space="preserve"> PAGEREF _Toc243229229 \h </w:instrText>
       </w:r>
       <w:r>
         <w:rPr>
@@ -5593,7 +5593,7 @@
         <w:rPr>
           <w:noProof/>
         </w:rPr>
-        <w:t>32</w:t>
+        <w:t>33</w:t>
       </w:r>
       <w:r>
         <w:rPr>
@@ -5640,7 +5640,7 @@
         <w:rPr>
           <w:noProof/>
         </w:rPr>
-        <w:instrText xml:space="preserve"> PAGEREF _Toc243226570 \h </w:instrText>
+        <w:instrText xml:space="preserve"> PAGEREF _Toc243229230 \h </w:instrText>
       </w:r>
       <w:r>
         <w:rPr>
@@ -5657,7 +5657,7 @@
         <w:rPr>
           <w:noProof/>
         </w:rPr>
-        <w:t>32</w:t>
+        <w:t>33</w:t>
       </w:r>
       <w:r>
         <w:rPr>
@@ -5704,7 +5704,7 @@
         <w:rPr>
           <w:noProof/>
         </w:rPr>
-        <w:instrText xml:space="preserve"> PAGEREF _Toc243226571 \h </w:instrText>
+        <w:instrText xml:space="preserve"> PAGEREF _Toc243229231 \h </w:instrText>
       </w:r>
       <w:r>
         <w:rPr>
@@ -5721,7 +5721,7 @@
         <w:rPr>
           <w:noProof/>
         </w:rPr>
-        <w:t>33</w:t>
+        <w:t>34</w:t>
       </w:r>
       <w:r>
         <w:rPr>
@@ -5768,7 +5768,7 @@
         <w:rPr>
           <w:noProof/>
         </w:rPr>
-        <w:instrText xml:space="preserve"> PAGEREF _Toc243226572 \h </w:instrText>
+        <w:instrText xml:space="preserve"> PAGEREF _Toc243229232 \h </w:instrText>
       </w:r>
       <w:r>
         <w:rPr>
@@ -5832,7 +5832,7 @@
         <w:rPr>
           <w:noProof/>
         </w:rPr>
-        <w:instrText xml:space="preserve"> PAGEREF _Toc243226573 \h </w:instrText>
+        <w:instrText xml:space="preserve"> PAGEREF _Toc243229233 \h </w:instrText>
       </w:r>
       <w:r>
         <w:rPr>
@@ -5849,7 +5849,7 @@
         <w:rPr>
           <w:noProof/>
         </w:rPr>
-        <w:t>34</w:t>
+        <w:t>35</w:t>
       </w:r>
       <w:r>
         <w:rPr>
@@ -5896,7 +5896,7 @@
         <w:rPr>
           <w:noProof/>
         </w:rPr>
-        <w:instrText xml:space="preserve"> PAGEREF _Toc243226574 \h </w:instrText>
+        <w:instrText xml:space="preserve"> PAGEREF _Toc243229234 \h </w:instrText>
       </w:r>
       <w:r>
         <w:rPr>
@@ -5913,7 +5913,7 @@
         <w:rPr>
           <w:noProof/>
         </w:rPr>
-        <w:t>34</w:t>
+        <w:t>35</w:t>
       </w:r>
       <w:r>
         <w:rPr>
@@ -5960,7 +5960,7 @@
         <w:rPr>
           <w:noProof/>
         </w:rPr>
-        <w:instrText xml:space="preserve"> PAGEREF _Toc243226575 \h </w:instrText>
+        <w:instrText xml:space="preserve"> PAGEREF _Toc243229235 \h </w:instrText>
       </w:r>
       <w:r>
         <w:rPr>
@@ -6024,7 +6024,7 @@
         <w:rPr>
           <w:noProof/>
         </w:rPr>
-        <w:instrText xml:space="preserve"> PAGEREF _Toc243226576 \h </w:instrText>
+        <w:instrText xml:space="preserve"> PAGEREF _Toc243229236 \h </w:instrText>
       </w:r>
       <w:r>
         <w:rPr>
@@ -6041,7 +6041,7 @@
         <w:rPr>
           <w:noProof/>
         </w:rPr>
-        <w:t>35</w:t>
+        <w:t>36</w:t>
       </w:r>
       <w:r>
         <w:rPr>
@@ -6088,7 +6088,7 @@
         <w:rPr>
           <w:noProof/>
         </w:rPr>
-        <w:instrText xml:space="preserve"> PAGEREF _Toc243226577 \h </w:instrText>
+        <w:instrText xml:space="preserve"> PAGEREF _Toc243229237 \h </w:instrText>
       </w:r>
       <w:r>
         <w:rPr>
@@ -6105,7 +6105,7 @@
         <w:rPr>
           <w:noProof/>
         </w:rPr>
-        <w:t>35</w:t>
+        <w:t>36</w:t>
       </w:r>
       <w:r>
         <w:rPr>
@@ -6152,7 +6152,7 @@
         <w:rPr>
           <w:noProof/>
         </w:rPr>
-        <w:instrText xml:space="preserve"> PAGEREF _Toc243226578 \h </w:instrText>
+        <w:instrText xml:space="preserve"> PAGEREF _Toc243229238 \h </w:instrText>
       </w:r>
       <w:r>
         <w:rPr>
@@ -6216,7 +6216,7 @@
         <w:rPr>
           <w:noProof/>
         </w:rPr>
-        <w:instrText xml:space="preserve"> PAGEREF _Toc243226579 \h </w:instrText>
+        <w:instrText xml:space="preserve"> PAGEREF _Toc243229239 \h </w:instrText>
       </w:r>
       <w:r>
         <w:rPr>
@@ -6233,7 +6233,7 @@
         <w:rPr>
           <w:noProof/>
         </w:rPr>
-        <w:t>36</w:t>
+        <w:t>37</w:t>
       </w:r>
       <w:r>
         <w:rPr>
@@ -6280,7 +6280,7 @@
         <w:rPr>
           <w:noProof/>
         </w:rPr>
-        <w:instrText xml:space="preserve"> PAGEREF _Toc243226580 \h </w:instrText>
+        <w:instrText xml:space="preserve"> PAGEREF _Toc243229240 \h </w:instrText>
       </w:r>
       <w:r>
         <w:rPr>
@@ -6297,7 +6297,7 @@
         <w:rPr>
           <w:noProof/>
         </w:rPr>
-        <w:t>36</w:t>
+        <w:t>37</w:t>
       </w:r>
       <w:r>
         <w:rPr>
@@ -6344,7 +6344,7 @@
         <w:rPr>
           <w:noProof/>
         </w:rPr>
-        <w:instrText xml:space="preserve"> PAGEREF _Toc243226581 \h </w:instrText>
+        <w:instrText xml:space="preserve"> PAGEREF _Toc243229241 \h </w:instrText>
       </w:r>
       <w:r>
         <w:rPr>
@@ -6361,7 +6361,7 @@
         <w:rPr>
           <w:noProof/>
         </w:rPr>
-        <w:t>36</w:t>
+        <w:t>37</w:t>
       </w:r>
       <w:r>
         <w:rPr>
@@ -6408,7 +6408,7 @@
         <w:rPr>
           <w:noProof/>
         </w:rPr>
-        <w:instrText xml:space="preserve"> PAGEREF _Toc243226582 \h </w:instrText>
+        <w:instrText xml:space="preserve"> PAGEREF _Toc243229242 \h </w:instrText>
       </w:r>
       <w:r>
         <w:rPr>
@@ -6472,7 +6472,7 @@
         <w:rPr>
           <w:noProof/>
         </w:rPr>
-        <w:instrText xml:space="preserve"> PAGEREF _Toc243226583 \h </w:instrText>
+        <w:instrText xml:space="preserve"> PAGEREF _Toc243229243 \h </w:instrText>
       </w:r>
       <w:r>
         <w:rPr>
@@ -6536,7 +6536,7 @@
         <w:rPr>
           <w:noProof/>
         </w:rPr>
-        <w:instrText xml:space="preserve"> PAGEREF _Toc243226584 \h </w:instrText>
+        <w:instrText xml:space="preserve"> PAGEREF _Toc243229244 \h </w:instrText>
       </w:r>
       <w:r>
         <w:rPr>
@@ -6553,7 +6553,7 @@
         <w:rPr>
           <w:noProof/>
         </w:rPr>
-        <w:t>38</w:t>
+        <w:t>39</w:t>
       </w:r>
       <w:r>
         <w:rPr>
@@ -6600,7 +6600,7 @@
         <w:rPr>
           <w:noProof/>
         </w:rPr>
-        <w:instrText xml:space="preserve"> PAGEREF _Toc243226585 \h </w:instrText>
+        <w:instrText xml:space="preserve"> PAGEREF _Toc243229245 \h </w:instrText>
       </w:r>
       <w:r>
         <w:rPr>
@@ -6617,7 +6617,7 @@
         <w:rPr>
           <w:noProof/>
         </w:rPr>
-        <w:t>38</w:t>
+        <w:t>39</w:t>
       </w:r>
       <w:r>
         <w:rPr>
@@ -6664,7 +6664,7 @@
         <w:rPr>
           <w:noProof/>
         </w:rPr>
-        <w:instrText xml:space="preserve"> PAGEREF _Toc243226586 \h </w:instrText>
+        <w:instrText xml:space="preserve"> PAGEREF _Toc243229246 \h </w:instrText>
       </w:r>
       <w:r>
         <w:rPr>
@@ -6681,7 +6681,7 @@
         <w:rPr>
           <w:noProof/>
         </w:rPr>
-        <w:t>39</w:t>
+        <w:t>40</w:t>
       </w:r>
       <w:r>
         <w:rPr>
@@ -6728,7 +6728,7 @@
         <w:rPr>
           <w:noProof/>
         </w:rPr>
-        <w:instrText xml:space="preserve"> PAGEREF _Toc243226587 \h </w:instrText>
+        <w:instrText xml:space="preserve"> PAGEREF _Toc243229247 \h </w:instrText>
       </w:r>
       <w:r>
         <w:rPr>
@@ -6745,7 +6745,7 @@
         <w:rPr>
           <w:noProof/>
         </w:rPr>
-        <w:t>39</w:t>
+        <w:t>40</w:t>
       </w:r>
       <w:r>
         <w:rPr>
@@ -6792,7 +6792,7 @@
         <w:rPr>
           <w:noProof/>
         </w:rPr>
-        <w:instrText xml:space="preserve"> PAGEREF _Toc243226588 \h </w:instrText>
+        <w:instrText xml:space="preserve"> PAGEREF _Toc243229248 \h </w:instrText>
       </w:r>
       <w:r>
         <w:rPr>
@@ -6809,7 +6809,7 @@
         <w:rPr>
           <w:noProof/>
         </w:rPr>
-        <w:t>40</w:t>
+        <w:t>41</w:t>
       </w:r>
       <w:r>
         <w:rPr>
@@ -6856,7 +6856,7 @@
         <w:rPr>
           <w:noProof/>
         </w:rPr>
-        <w:instrText xml:space="preserve"> PAGEREF _Toc243226589 \h </w:instrText>
+        <w:instrText xml:space="preserve"> PAGEREF _Toc243229249 \h </w:instrText>
       </w:r>
       <w:r>
         <w:rPr>
@@ -6873,7 +6873,7 @@
         <w:rPr>
           <w:noProof/>
         </w:rPr>
-        <w:t>40</w:t>
+        <w:t>41</w:t>
       </w:r>
       <w:r>
         <w:rPr>
@@ -6920,7 +6920,7 @@
         <w:rPr>
           <w:noProof/>
         </w:rPr>
-        <w:instrText xml:space="preserve"> PAGEREF _Toc243226590 \h </w:instrText>
+        <w:instrText xml:space="preserve"> PAGEREF _Toc243229250 \h </w:instrText>
       </w:r>
       <w:r>
         <w:rPr>
@@ -6937,7 +6937,7 @@
         <w:rPr>
           <w:noProof/>
         </w:rPr>
-        <w:t>40</w:t>
+        <w:t>41</w:t>
       </w:r>
       <w:r>
         <w:rPr>
@@ -6984,7 +6984,7 @@
         <w:rPr>
           <w:noProof/>
         </w:rPr>
-        <w:instrText xml:space="preserve"> PAGEREF _Toc243226591 \h </w:instrText>
+        <w:instrText xml:space="preserve"> PAGEREF _Toc243229251 \h </w:instrText>
       </w:r>
       <w:r>
         <w:rPr>
@@ -7001,7 +7001,7 @@
         <w:rPr>
           <w:noProof/>
         </w:rPr>
-        <w:t>40</w:t>
+        <w:t>41</w:t>
       </w:r>
       <w:r>
         <w:rPr>
@@ -7048,7 +7048,7 @@
         <w:rPr>
           <w:noProof/>
         </w:rPr>
-        <w:instrText xml:space="preserve"> PAGEREF _Toc243226592 \h </w:instrText>
+        <w:instrText xml:space="preserve"> PAGEREF _Toc243229252 \h </w:instrText>
       </w:r>
       <w:r>
         <w:rPr>
@@ -7065,7 +7065,7 @@
         <w:rPr>
           <w:noProof/>
         </w:rPr>
-        <w:t>41</w:t>
+        <w:t>42</w:t>
       </w:r>
       <w:r>
         <w:rPr>
@@ -7112,7 +7112,7 @@
         <w:rPr>
           <w:noProof/>
         </w:rPr>
-        <w:instrText xml:space="preserve"> PAGEREF _Toc243226593 \h </w:instrText>
+        <w:instrText xml:space="preserve"> PAGEREF _Toc243229253 \h </w:instrText>
       </w:r>
       <w:r>
         <w:rPr>
@@ -7129,7 +7129,7 @@
         <w:rPr>
           <w:noProof/>
         </w:rPr>
-        <w:t>41</w:t>
+        <w:t>42</w:t>
       </w:r>
       <w:r>
         <w:rPr>
@@ -7176,7 +7176,7 @@
         <w:rPr>
           <w:noProof/>
         </w:rPr>
-        <w:instrText xml:space="preserve"> PAGEREF _Toc243226594 \h </w:instrText>
+        <w:instrText xml:space="preserve"> PAGEREF _Toc243229254 \h </w:instrText>
       </w:r>
       <w:r>
         <w:rPr>
@@ -7193,7 +7193,7 @@
         <w:rPr>
           <w:noProof/>
         </w:rPr>
-        <w:t>41</w:t>
+        <w:t>42</w:t>
       </w:r>
       <w:r>
         <w:rPr>
@@ -7240,7 +7240,7 @@
         <w:rPr>
           <w:noProof/>
         </w:rPr>
-        <w:instrText xml:space="preserve"> PAGEREF _Toc243226595 \</w:instrText>
+        <w:instrText xml:space="preserve"> PAGEREF _Toc243229255 \</w:instrText>
       </w:r>
       <w:r>
         <w:rPr>
@@ -7264,7 +7264,7 @@
         <w:rPr>
           <w:noProof/>
         </w:rPr>
-        <w:t>42</w:t>
+        <w:t>43</w:t>
       </w:r>
       <w:r>
         <w:rPr>
@@ -7312,7 +7312,7 @@
         <w:rPr>
           <w:noProof/>
         </w:rPr>
-        <w:instrText xml:space="preserve"> PAGEREF _Toc243226596 \h </w:instrText>
+        <w:instrText xml:space="preserve"> PAGEREF _Toc243229256 \h </w:instrText>
       </w:r>
       <w:r>
         <w:rPr>
@@ -7329,7 +7329,7 @@
         <w:rPr>
           <w:noProof/>
         </w:rPr>
-        <w:t>43</w:t>
+        <w:t>44</w:t>
       </w:r>
       <w:r>
         <w:rPr>
@@ -7376,7 +7376,7 @@
         <w:rPr>
           <w:noProof/>
         </w:rPr>
-        <w:instrText xml:space="preserve"> PAGEREF _Toc243226597 \h </w:instrText>
+        <w:instrText xml:space="preserve"> PAGEREF _Toc243229257 \h </w:instrText>
       </w:r>
       <w:r>
         <w:rPr>
@@ -7393,7 +7393,7 @@
         <w:rPr>
           <w:noProof/>
         </w:rPr>
-        <w:t>43</w:t>
+        <w:t>44</w:t>
       </w:r>
       <w:r>
         <w:rPr>
@@ -7440,7 +7440,7 @@
         <w:rPr>
           <w:noProof/>
         </w:rPr>
-        <w:instrText xml:space="preserve"> PAGEREF _Toc243226598 \h </w:instrText>
+        <w:instrText xml:space="preserve"> PAGEREF _Toc243229258 \h </w:instrText>
       </w:r>
       <w:r>
         <w:rPr>
@@ -7504,7 +7504,7 @@
         <w:rPr>
           <w:noProof/>
         </w:rPr>
-        <w:instrText xml:space="preserve"> PAGEREF _Toc243226599 \h </w:instrText>
+        <w:instrText xml:space="preserve"> PAGEREF _Toc243229259 \h </w:instrText>
       </w:r>
       <w:r>
         <w:rPr>
@@ -7521,7 +7521,7 @@
         <w:rPr>
           <w:noProof/>
         </w:rPr>
-        <w:t>44</w:t>
+        <w:t>45</w:t>
       </w:r>
       <w:r>
         <w:rPr>
@@ -7568,7 +7568,7 @@
         <w:rPr>
           <w:noProof/>
         </w:rPr>
-        <w:instrText xml:space="preserve"> PAGEREF _Toc243226600 \h </w:instrText>
+        <w:instrText xml:space="preserve"> PAGEREF _Toc243229260 \h </w:instrText>
       </w:r>
       <w:r>
         <w:rPr>
@@ -7623,7 +7623,7 @@
           <w:lang w:val="es-ES"/>
         </w:rPr>
       </w:pPr>
-      <w:bookmarkStart w:id="0" w:name="_Toc243226494"/>
+      <w:bookmarkStart w:id="0" w:name="_Toc243229154"/>
       <w:r>
         <w:rPr>
           <w:rFonts w:eastAsia="Times New Roman"/>
@@ -7641,7 +7641,7 @@
           <w:lang w:val="es-ES"/>
         </w:rPr>
       </w:pPr>
-      <w:bookmarkStart w:id="1" w:name="_Toc243226495"/>
+      <w:bookmarkStart w:id="1" w:name="_Toc243229155"/>
       <w:r>
         <w:rPr>
           <w:rFonts w:eastAsia="Times New Roman"/>
@@ -7765,7 +7765,7 @@
           <w:lang w:val="es-ES"/>
         </w:rPr>
       </w:pPr>
-      <w:bookmarkStart w:id="2" w:name="_Toc243226496"/>
+      <w:bookmarkStart w:id="2" w:name="_Toc243229156"/>
       <w:r>
         <w:rPr>
           <w:rFonts w:eastAsia="Times New Roman"/>
@@ -7833,7 +7833,7 @@
           <w:lang w:val="es-ES"/>
         </w:rPr>
       </w:pPr>
-      <w:bookmarkStart w:id="3" w:name="_Toc243226497"/>
+      <w:bookmarkStart w:id="3" w:name="_Toc243229157"/>
       <w:r>
         <w:rPr>
           <w:rFonts w:eastAsia="Times New Roman"/>
@@ -7945,7 +7945,7 @@
           <w:lang w:val="es-ES"/>
         </w:rPr>
       </w:pPr>
-      <w:bookmarkStart w:id="4" w:name="_Toc243226498"/>
+      <w:bookmarkStart w:id="4" w:name="_Toc243229158"/>
       <w:r>
         <w:rPr>
           <w:rFonts w:eastAsia="Times New Roman"/>
@@ -9214,7 +9214,7 @@
           <w:lang w:val="es-ES"/>
         </w:rPr>
       </w:pPr>
-      <w:bookmarkStart w:id="5" w:name="_Toc243226499"/>
+      <w:bookmarkStart w:id="5" w:name="_Toc243229159"/>
       <w:r>
         <w:rPr>
           <w:rFonts w:eastAsia="Times New Roman"/>
@@ -9312,7 +9312,7 @@
           <w:lang w:val="es-ES"/>
         </w:rPr>
       </w:pPr>
-      <w:bookmarkStart w:id="6" w:name="_Toc243226500"/>
+      <w:bookmarkStart w:id="6" w:name="_Toc243229160"/>
       <w:r>
         <w:rPr>
           <w:rFonts w:eastAsia="Times New Roman"/>
@@ -9330,7 +9330,7 @@
           <w:lang w:val="es-ES"/>
         </w:rPr>
       </w:pPr>
-      <w:bookmarkStart w:id="7" w:name="_Toc243226501"/>
+      <w:bookmarkStart w:id="7" w:name="_Toc243229161"/>
       <w:r>
         <w:rPr>
           <w:rFonts w:eastAsia="Times New Roman"/>
@@ -9398,7 +9398,7 @@
           <w:lang w:val="es-ES"/>
         </w:rPr>
       </w:pPr>
-      <w:bookmarkStart w:id="8" w:name="_Toc243226502"/>
+      <w:bookmarkStart w:id="8" w:name="_Toc243229162"/>
       <w:r>
         <w:rPr>
           <w:rFonts w:eastAsia="Times New Roman"/>
@@ -9523,7 +9523,7 @@
           <w:lang w:val="es-ES"/>
         </w:rPr>
       </w:pPr>
-      <w:bookmarkStart w:id="9" w:name="_Toc243226503"/>
+      <w:bookmarkStart w:id="9" w:name="_Toc243229163"/>
       <w:r>
         <w:rPr>
           <w:rFonts w:eastAsia="Times New Roman"/>
@@ -9829,7 +9829,7 @@
           <w:lang w:val="es-ES"/>
         </w:rPr>
       </w:pPr>
-      <w:bookmarkStart w:id="10" w:name="_Toc243226504"/>
+      <w:bookmarkStart w:id="10" w:name="_Toc243229164"/>
       <w:r>
         <w:rPr>
           <w:rFonts w:eastAsia="Times New Roman"/>
@@ -10280,7 +10280,7 @@
           <w:lang w:val="es-ES"/>
         </w:rPr>
       </w:pPr>
-      <w:bookmarkStart w:id="11" w:name="_Toc243226505"/>
+      <w:bookmarkStart w:id="11" w:name="_Toc243229165"/>
       <w:r>
         <w:rPr>
           <w:rFonts w:eastAsia="Times New Roman"/>
@@ -10638,7 +10638,7 @@
           <w:lang w:val="es-ES"/>
         </w:rPr>
       </w:pPr>
-      <w:bookmarkStart w:id="12" w:name="_Toc243226506"/>
+      <w:bookmarkStart w:id="12" w:name="_Toc243229166"/>
       <w:r>
         <w:rPr>
           <w:rFonts w:eastAsia="Times New Roman"/>
@@ -10918,7 +10918,7 @@
           <w:lang w:val="es-ES"/>
         </w:rPr>
       </w:pPr>
-      <w:bookmarkStart w:id="13" w:name="_Toc243226507"/>
+      <w:bookmarkStart w:id="13" w:name="_Toc243229167"/>
       <w:r>
         <w:rPr>
           <w:rFonts w:eastAsia="Times New Roman"/>
@@ -11818,7 +11818,7 @@
           <w:lang w:val="es-ES"/>
         </w:rPr>
       </w:pPr>
-      <w:bookmarkStart w:id="14" w:name="_Toc243226508"/>
+      <w:bookmarkStart w:id="14" w:name="_Toc243229168"/>
       <w:r>
         <w:rPr>
           <w:rFonts w:eastAsia="Times New Roman"/>
@@ -11836,7 +11836,7 @@
           <w:lang w:val="es-ES"/>
         </w:rPr>
       </w:pPr>
-      <w:bookmarkStart w:id="15" w:name="_Toc243226509"/>
+      <w:bookmarkStart w:id="15" w:name="_Toc243229169"/>
       <w:r>
         <w:rPr>
           <w:rFonts w:eastAsia="Times New Roman"/>
@@ -11854,7 +11854,7 @@
           <w:lang w:val="es-ES"/>
         </w:rPr>
       </w:pPr>
-      <w:bookmarkStart w:id="16" w:name="_Toc243226510"/>
+      <w:bookmarkStart w:id="16" w:name="_Toc243229170"/>
       <w:r>
         <w:rPr>
           <w:rFonts w:eastAsia="Times New Roman"/>
@@ -11962,7 +11962,7 @@
           <w:lang w:val="es-ES"/>
         </w:rPr>
       </w:pPr>
-      <w:bookmarkStart w:id="17" w:name="_Toc243226511"/>
+      <w:bookmarkStart w:id="17" w:name="_Toc243229171"/>
       <w:r>
         <w:rPr>
           <w:rFonts w:eastAsia="Times New Roman"/>
@@ -12054,7 +12054,7 @@
           <w:lang w:val="es-ES"/>
         </w:rPr>
       </w:pPr>
-      <w:bookmarkStart w:id="18" w:name="_Toc243226512"/>
+      <w:bookmarkStart w:id="18" w:name="_Toc243229172"/>
       <w:r>
         <w:rPr>
           <w:rFonts w:eastAsia="Times New Roman"/>
@@ -12148,7 +12148,7 @@
           <w:lang w:val="es-ES"/>
         </w:rPr>
       </w:pPr>
-      <w:bookmarkStart w:id="19" w:name="_Toc243226513"/>
+      <w:bookmarkStart w:id="19" w:name="_Toc243229173"/>
       <w:r>
         <w:rPr>
           <w:rFonts w:eastAsia="Times New Roman"/>
@@ -12242,7 +12242,7 @@
           <w:lang w:val="es-ES"/>
         </w:rPr>
       </w:pPr>
-      <w:bookmarkStart w:id="20" w:name="_Toc243226514"/>
+      <w:bookmarkStart w:id="20" w:name="_Toc243229174"/>
       <w:r>
         <w:rPr>
           <w:rFonts w:eastAsia="Times New Roman"/>
@@ -12301,7 +12301,7 @@
           <w:lang w:val="es-ES"/>
         </w:rPr>
       </w:pPr>
-      <w:bookmarkStart w:id="21" w:name="_Toc243226515"/>
+      <w:bookmarkStart w:id="21" w:name="_Toc243229175"/>
       <w:r>
         <w:rPr>
           <w:rFonts w:eastAsia="Times New Roman"/>
@@ -14001,7 +14001,7 @@
           <w:lang w:val="es-ES"/>
         </w:rPr>
       </w:pPr>
-      <w:bookmarkStart w:id="22" w:name="_Toc243226516"/>
+      <w:bookmarkStart w:id="22" w:name="_Toc243229176"/>
       <w:r>
         <w:rPr>
           <w:rFonts w:eastAsia="Times New Roman"/>
@@ -14622,7 +14622,7 @@
           <w:lang w:val="es-ES"/>
         </w:rPr>
       </w:pPr>
-      <w:bookmarkStart w:id="23" w:name="_Toc243226517"/>
+      <w:bookmarkStart w:id="23" w:name="_Toc243229177"/>
       <w:r>
         <w:rPr>
           <w:rFonts w:eastAsia="Times New Roman"/>
@@ -15035,7 +15035,7 @@
           <w:lang w:val="es-ES"/>
         </w:rPr>
       </w:pPr>
-      <w:bookmarkStart w:id="24" w:name="_Toc243226518"/>
+      <w:bookmarkStart w:id="24" w:name="_Toc243229178"/>
       <w:r>
         <w:rPr>
           <w:rFonts w:eastAsia="Times New Roman"/>
@@ -15053,7 +15053,7 @@
           <w:lang w:val="es-ES"/>
         </w:rPr>
       </w:pPr>
-      <w:bookmarkStart w:id="25" w:name="_Toc243226519"/>
+      <w:bookmarkStart w:id="25" w:name="_Toc243229179"/>
       <w:r>
         <w:rPr>
           <w:rFonts w:eastAsia="Times New Roman"/>
@@ -15853,7 +15853,7 @@
           <w:lang w:val="es-ES"/>
         </w:rPr>
       </w:pPr>
-      <w:bookmarkStart w:id="26" w:name="_Toc243226520"/>
+      <w:bookmarkStart w:id="26" w:name="_Toc243229180"/>
       <w:r>
         <w:rPr>
           <w:rFonts w:eastAsia="Times New Roman"/>
@@ -16932,14 +16932,14 @@
           <w:bCs/>
           <w:lang w:val="es-ES"/>
         </w:rPr>
-        <w:t>RN-25.</w:t>
-      </w:r>
-      <w:r>
-        <w:rPr>
-          <w:rFonts w:eastAsia="Times New Roman"/>
-          <w:lang w:val="es-ES"/>
-        </w:rPr>
-        <w:t xml:space="preserve"> A partir de una edad o grado configurable (por ejemplo, 5 o 6 años, grado primero) se puede activar el </w:t>
+        <w:t>RN-24A.</w:t>
+      </w:r>
+      <w:r>
+        <w:rPr>
+          <w:rFonts w:eastAsia="Times New Roman"/>
+          <w:lang w:val="es-ES"/>
+        </w:rPr>
+        <w:t xml:space="preserve"> Los </w:t>
       </w:r>
       <w:r>
         <w:rPr>
@@ -16948,14 +16948,37 @@
           <w:bCs/>
           <w:lang w:val="es-ES"/>
         </w:rPr>
-        <w:t>modo mesada</w:t>
-      </w:r>
-      <w:r>
-        <w:rPr>
-          <w:rFonts w:eastAsia="Times New Roman"/>
-          <w:lang w:val="es-ES"/>
-        </w:rPr>
-        <w:t>: los puntos se convierten en dinero y se suman a los planes de fin de semana.</w:t>
+        <w:t>premios de fin de semana</w:t>
+      </w:r>
+      <w:r>
+        <w:rPr>
+          <w:rFonts w:eastAsia="Times New Roman"/>
+          <w:lang w:val="es-ES"/>
+        </w:rPr>
+        <w:t xml:space="preserve"> son una opción configurable y vienen </w:t>
+      </w:r>
+      <w:r>
+        <w:rPr>
+          <w:rFonts w:eastAsia="Times New Roman"/>
+          <w:b/>
+          <w:bCs/>
+          <w:lang w:val="es-ES"/>
+        </w:rPr>
+        <w:t>desactivados por defecto</w:t>
+      </w:r>
+      <w:r>
+        <w:rPr>
+          <w:rFonts w:eastAsia="Times New Roman"/>
+          <w:lang w:val="es-ES"/>
+        </w:rPr>
+        <w:t xml:space="preserve"> desde que se crea el hogar y sus tareas. Mientras el interruptor esté apagado no se muestra la meta, no se calcula el umbral ni se hace cierre semanal; el tablero del niñ</w:t>
+      </w:r>
+      <w:r>
+        <w:rPr>
+          <w:rFonts w:eastAsia="Times New Roman"/>
+          <w:lang w:val="es-ES"/>
+        </w:rPr>
+        <w:t>o solo muestra sus tareas. Los puntos se siguen registrando internamente para las estadísticas de los adultos, pero no se muestran al niño. La coordinadora puede activar el interruptor en cualquier momento, por niño.</w:t>
       </w:r>
     </w:p>
     <w:p>
@@ -16977,46 +17000,14 @@
           <w:bCs/>
           <w:lang w:val="es-ES"/>
         </w:rPr>
-        <w:t>RN-26.</w:t>
-      </w:r>
-      <w:r>
-        <w:rPr>
-          <w:rFonts w:eastAsia="Times New Roman"/>
-          <w:lang w:val="es-ES"/>
-        </w:rPr>
-        <w:t xml:space="preserve"> Un adulto puede registrar una </w:t>
-      </w:r>
-      <w:r>
-        <w:rPr>
-          <w:rFonts w:eastAsia="Times New Roman"/>
-          <w:b/>
-          <w:bCs/>
-          <w:lang w:val="es-ES"/>
-        </w:rPr>
-        <w:t>carita triste</w:t>
-      </w:r>
-      <w:r>
-        <w:rPr>
-          <w:rFonts w:eastAsia="Times New Roman"/>
-          <w:lang w:val="es-ES"/>
-        </w:rPr>
-        <w:t xml:space="preserve"> por una conducta, con su motivo. Puede quitar un </w:t>
-      </w:r>
-      <w:r>
-        <w:rPr>
-          <w:rFonts w:eastAsia="Times New Roman"/>
-          <w:b/>
-          <w:bCs/>
-          <w:lang w:val="es-ES"/>
-        </w:rPr>
-        <w:t>privilegio</w:t>
-      </w:r>
-      <w:r>
-        <w:rPr>
-          <w:rFonts w:eastAsia="Times New Roman"/>
-          <w:lang w:val="es-ES"/>
-        </w:rPr>
-        <w:t xml:space="preserve"> (ver televisión, usar la tablet, postre) durante un periodo definido.</w:t>
+        <w:t>RN-24B.</w:t>
+      </w:r>
+      <w:r>
+        <w:rPr>
+          <w:rFonts w:eastAsia="Times New Roman"/>
+          <w:lang w:val="es-ES"/>
+        </w:rPr>
+        <w:t xml:space="preserve"> Al activar los premios de fin de semana, la aplicación pide definir el máximo de puntos, el umbral y la primera meta antes de empezar a mostrarlos.</w:t>
       </w:r>
     </w:p>
     <w:p>
@@ -17038,14 +17029,14 @@
           <w:bCs/>
           <w:lang w:val="es-ES"/>
         </w:rPr>
-        <w:t>RN-27.</w:t>
-      </w:r>
-      <w:r>
-        <w:rPr>
-          <w:rFonts w:eastAsia="Times New Roman"/>
-          <w:lang w:val="es-ES"/>
-        </w:rPr>
-        <w:t xml:space="preserve"> La carita triste </w:t>
+        <w:t>RN-25.</w:t>
+      </w:r>
+      <w:r>
+        <w:rPr>
+          <w:rFonts w:eastAsia="Times New Roman"/>
+          <w:lang w:val="es-ES"/>
+        </w:rPr>
+        <w:t xml:space="preserve"> A partir de una edad o grado configurable (por ejemplo, 5 o 6 años, grado primero) se puede activar el </w:t>
       </w:r>
       <w:r>
         <w:rPr>
@@ -17054,14 +17045,14 @@
           <w:bCs/>
           <w:lang w:val="es-ES"/>
         </w:rPr>
-        <w:t>no borra los puntos acumulados</w:t>
-      </w:r>
-      <w:r>
-        <w:rPr>
-          <w:rFonts w:eastAsia="Times New Roman"/>
-          <w:lang w:val="es-ES"/>
-        </w:rPr>
-        <w:t xml:space="preserve"> ni el historial de logros del niño; solo afecta el privilegio indicado y queda registrada para los adultos.</w:t>
+        <w:t>modo mesada</w:t>
+      </w:r>
+      <w:r>
+        <w:rPr>
+          <w:rFonts w:eastAsia="Times New Roman"/>
+          <w:lang w:val="es-ES"/>
+        </w:rPr>
+        <w:t>: los puntos se convierten en dinero y se suman a los planes de fin de semana.</w:t>
       </w:r>
     </w:p>
     <w:p>
@@ -17083,14 +17074,14 @@
           <w:bCs/>
           <w:lang w:val="es-ES"/>
         </w:rPr>
-        <w:t>RN-28.</w:t>
-      </w:r>
-      <w:r>
-        <w:rPr>
-          <w:rFonts w:eastAsia="Times New Roman"/>
-          <w:lang w:val="es-ES"/>
-        </w:rPr>
-        <w:t xml:space="preserve"> Todos los ingresos del hogar entran a una </w:t>
+        <w:t>RN-26.</w:t>
+      </w:r>
+      <w:r>
+        <w:rPr>
+          <w:rFonts w:eastAsia="Times New Roman"/>
+          <w:lang w:val="es-ES"/>
+        </w:rPr>
+        <w:t xml:space="preserve"> Un adulto puede registrar una </w:t>
       </w:r>
       <w:r>
         <w:rPr>
@@ -17099,14 +17090,30 @@
           <w:bCs/>
           <w:lang w:val="es-ES"/>
         </w:rPr>
-        <w:t>bolsa común</w:t>
-      </w:r>
-      <w:r>
-        <w:rPr>
-          <w:rFonts w:eastAsia="Times New Roman"/>
-          <w:lang w:val="es-ES"/>
-        </w:rPr>
-        <w:t>. Se registra quién aporta, cuánto y en qué fecha, pero el dinero se administra en conjunto.</w:t>
+        <w:t>carita triste</w:t>
+      </w:r>
+      <w:r>
+        <w:rPr>
+          <w:rFonts w:eastAsia="Times New Roman"/>
+          <w:lang w:val="es-ES"/>
+        </w:rPr>
+        <w:t xml:space="preserve"> por una conducta, con su motivo. Puede quitar un </w:t>
+      </w:r>
+      <w:r>
+        <w:rPr>
+          <w:rFonts w:eastAsia="Times New Roman"/>
+          <w:b/>
+          <w:bCs/>
+          <w:lang w:val="es-ES"/>
+        </w:rPr>
+        <w:t>privilegio</w:t>
+      </w:r>
+      <w:r>
+        <w:rPr>
+          <w:rFonts w:eastAsia="Times New Roman"/>
+          <w:lang w:val="es-ES"/>
+        </w:rPr>
+        <w:t xml:space="preserve"> (ver televisión, usar la tablet, postre) durante un periodo definido.</w:t>
       </w:r>
     </w:p>
     <w:p>
@@ -17128,14 +17135,14 @@
           <w:bCs/>
           <w:lang w:val="es-ES"/>
         </w:rPr>
-        <w:t>RN-29.</w:t>
-      </w:r>
-      <w:r>
-        <w:rPr>
-          <w:rFonts w:eastAsia="Times New Roman"/>
-          <w:lang w:val="es-ES"/>
-        </w:rPr>
-        <w:t xml:space="preserve"> El presupuesto se organiza en </w:t>
+        <w:t>RN-27.</w:t>
+      </w:r>
+      <w:r>
+        <w:rPr>
+          <w:rFonts w:eastAsia="Times New Roman"/>
+          <w:lang w:val="es-ES"/>
+        </w:rPr>
+        <w:t xml:space="preserve"> La carita triste </w:t>
       </w:r>
       <w:r>
         <w:rPr>
@@ -17144,21 +17151,14 @@
           <w:bCs/>
           <w:lang w:val="es-ES"/>
         </w:rPr>
-        <w:t>sobres</w:t>
-      </w:r>
-      <w:r>
-        <w:rPr>
-          <w:rFonts w:eastAsia="Times New Roman"/>
-          <w:lang w:val="es-ES"/>
-        </w:rPr>
-        <w:t xml:space="preserve"> (categorías y subcategorí</w:t>
-      </w:r>
-      <w:r>
-        <w:rPr>
-          <w:rFonts w:eastAsia="Times New Roman"/>
-          <w:lang w:val="es-ES"/>
-        </w:rPr>
-        <w:t>as) con un monto asignado. Cada compra descuenta del sobre correspondiente.</w:t>
+        <w:t>no borra los puntos acumulados</w:t>
+      </w:r>
+      <w:r>
+        <w:rPr>
+          <w:rFonts w:eastAsia="Times New Roman"/>
+          <w:lang w:val="es-ES"/>
+        </w:rPr>
+        <w:t xml:space="preserve"> ni el historial de logros del niño; solo afecta el privilegio indicado y queda registrada para los adultos.</w:t>
       </w:r>
     </w:p>
     <w:p>
@@ -17180,14 +17180,15 @@
           <w:bCs/>
           <w:lang w:val="es-ES"/>
         </w:rPr>
-        <w:t>RN-30.</w:t>
-      </w:r>
-      <w:r>
-        <w:rPr>
-          <w:rFonts w:eastAsia="Times New Roman"/>
-          <w:lang w:val="es-ES"/>
-        </w:rPr>
-        <w:t xml:space="preserve"> Una compra registra monto, fecha, responsable, sobre y opcionalmente la </w:t>
+        <w:lastRenderedPageBreak/>
+        <w:t>RN-28.</w:t>
+      </w:r>
+      <w:r>
+        <w:rPr>
+          <w:rFonts w:eastAsia="Times New Roman"/>
+          <w:lang w:val="es-ES"/>
+        </w:rPr>
+        <w:t xml:space="preserve"> Todos los ingresos del hogar entran a una </w:t>
       </w:r>
       <w:r>
         <w:rPr>
@@ -17196,14 +17197,21 @@
           <w:bCs/>
           <w:lang w:val="es-ES"/>
         </w:rPr>
-        <w:t>foto del recibo</w:t>
-      </w:r>
-      <w:r>
-        <w:rPr>
-          <w:rFonts w:eastAsia="Times New Roman"/>
-          <w:lang w:val="es-ES"/>
-        </w:rPr>
-        <w:t>. Queda en el historial y la pueden consultar mamá y papá.</w:t>
+        <w:t>bolsa común</w:t>
+      </w:r>
+      <w:r>
+        <w:rPr>
+          <w:rFonts w:eastAsia="Times New Roman"/>
+          <w:lang w:val="es-ES"/>
+        </w:rPr>
+        <w:t>. Se registra quié</w:t>
+      </w:r>
+      <w:r>
+        <w:rPr>
+          <w:rFonts w:eastAsia="Times New Roman"/>
+          <w:lang w:val="es-ES"/>
+        </w:rPr>
+        <w:t>n aporta, cuánto y en qué fecha, pero el dinero se administra en conjunto.</w:t>
       </w:r>
     </w:p>
     <w:p>
@@ -17225,25 +17233,115 @@
           <w:bCs/>
           <w:lang w:val="es-ES"/>
         </w:rPr>
-        <w:t>RN-31.</w:t>
-      </w:r>
-      <w:r>
-        <w:rPr>
-          <w:rFonts w:eastAsia="Times New Roman"/>
-          <w:lang w:val="es-ES"/>
-        </w:rPr>
-        <w:t xml:space="preserve"> Solo los adultos del hogar ven el presupuesto; los niños no tienen acceso a esa sección.</w:t>
+        <w:t>RN-29.</w:t>
+      </w:r>
+      <w:r>
+        <w:rPr>
+          <w:rFonts w:eastAsia="Times New Roman"/>
+          <w:lang w:val="es-ES"/>
+        </w:rPr>
+        <w:t xml:space="preserve"> El presupuesto se organiza en </w:t>
+      </w:r>
+      <w:r>
+        <w:rPr>
+          <w:rFonts w:eastAsia="Times New Roman"/>
+          <w:b/>
+          <w:bCs/>
+          <w:lang w:val="es-ES"/>
+        </w:rPr>
+        <w:t>sobres</w:t>
+      </w:r>
+      <w:r>
+        <w:rPr>
+          <w:rFonts w:eastAsia="Times New Roman"/>
+          <w:lang w:val="es-ES"/>
+        </w:rPr>
+        <w:t xml:space="preserve"> (categorías y subcategorías) con un monto asignado. Cada compra descuenta del sobre correspondiente.</w:t>
       </w:r>
     </w:p>
     <w:p>
       <w:pPr>
+        <w:numPr>
+          <w:ilvl w:val="0"/>
+          <w:numId w:val="11"/>
+        </w:numPr>
+        <w:spacing w:before="100" w:beforeAutospacing="1" w:after="100" w:afterAutospacing="1"/>
+        <w:rPr>
+          <w:rFonts w:eastAsia="Times New Roman"/>
+          <w:lang w:val="es-ES"/>
+        </w:rPr>
+      </w:pPr>
+      <w:r>
+        <w:rPr>
+          <w:rFonts w:eastAsia="Times New Roman"/>
+          <w:b/>
+          <w:bCs/>
+          <w:lang w:val="es-ES"/>
+        </w:rPr>
+        <w:t>RN-30.</w:t>
+      </w:r>
+      <w:r>
+        <w:rPr>
+          <w:rFonts w:eastAsia="Times New Roman"/>
+          <w:lang w:val="es-ES"/>
+        </w:rPr>
+        <w:t xml:space="preserve"> Una compra registra monto, fecha, responsable, sobre y opcionalmente la </w:t>
+      </w:r>
+      <w:r>
+        <w:rPr>
+          <w:rFonts w:eastAsia="Times New Roman"/>
+          <w:b/>
+          <w:bCs/>
+          <w:lang w:val="es-ES"/>
+        </w:rPr>
+        <w:t>foto del recibo</w:t>
+      </w:r>
+      <w:r>
+        <w:rPr>
+          <w:rFonts w:eastAsia="Times New Roman"/>
+          <w:lang w:val="es-ES"/>
+        </w:rPr>
+        <w:t>. Queda en el historial y la pueden consultar mamá y papá.</w:t>
+      </w:r>
+    </w:p>
+    <w:p>
+      <w:pPr>
+        <w:numPr>
+          <w:ilvl w:val="0"/>
+          <w:numId w:val="11"/>
+        </w:numPr>
+        <w:spacing w:before="100" w:beforeAutospacing="1" w:after="100" w:afterAutospacing="1"/>
+        <w:rPr>
+          <w:rFonts w:eastAsia="Times New Roman"/>
+          <w:lang w:val="es-ES"/>
+        </w:rPr>
+      </w:pPr>
+      <w:r>
+        <w:rPr>
+          <w:rFonts w:eastAsia="Times New Roman"/>
+          <w:b/>
+          <w:bCs/>
+          <w:lang w:val="es-ES"/>
+        </w:rPr>
+        <w:t>RN-31.</w:t>
+      </w:r>
+      <w:r>
+        <w:rPr>
+          <w:rFonts w:eastAsia="Times New Roman"/>
+          <w:lang w:val="es-ES"/>
+        </w:rPr>
+        <w:t xml:space="preserve"> Solo los adultos del hogar ven el presupuesto; los niños no tienen acceso a esa sección.</w:t>
+      </w:r>
+    </w:p>
+    <w:p>
+      <w:pPr>
         <w:pStyle w:val="Heading2"/>
         <w:rPr>
           <w:rFonts w:eastAsia="Times New Roman"/>
           <w:lang w:val="es-ES"/>
         </w:rPr>
       </w:pPr>
-      <w:bookmarkStart w:id="27" w:name="_Toc243226521"/>
+      <w:bookmarkStart w:id="27" w:name="_Toc243229181"/>
       <w:r>
         <w:rPr>
           <w:rFonts w:eastAsia="Times New Roman"/>
@@ -17264,7 +17362,6 @@
         <w:rPr>
           <w:lang w:val="es-ES"/>
         </w:rPr>
-        <w:lastRenderedPageBreak/>
         <w:t>El catálogo inicial puede venir precargado y la familia lo ajusta. La columna «Rotativa» indica el comportamiento por defecto.</w:t>
       </w:r>
     </w:p>
@@ -19644,6 +19741,7 @@
               <w:rPr>
                 <w:rFonts w:eastAsia="Times New Roman"/>
               </w:rPr>
+              <w:lastRenderedPageBreak/>
               <w:t>Limpiar ventanas</w:t>
             </w:r>
           </w:p>
@@ -20167,7 +20265,7 @@
           <w:lang w:val="es-ES"/>
         </w:rPr>
       </w:pPr>
-      <w:bookmarkStart w:id="28" w:name="_Toc243226522"/>
+      <w:bookmarkStart w:id="28" w:name="_Toc243229182"/>
       <w:r>
         <w:rPr>
           <w:rFonts w:eastAsia="Times New Roman"/>
@@ -20188,7 +20286,6 @@
         <w:rPr>
           <w:lang w:val="es-ES"/>
         </w:rPr>
-        <w:lastRenderedPageBreak/>
         <w:t>Las rutinas se dividen por momento del día. Los pasos son adaptables por edad; en los más pequeños se muestran con imágenes.</w:t>
       </w:r>
     </w:p>
@@ -20334,7 +20431,13 @@
               <w:rPr>
                 <w:rFonts w:eastAsia="Times New Roman"/>
               </w:rPr>
-              <w:t>Levantarse · Lavarse los dientes · Desayunar · Vestirse · Colocarse el uniforme · Organizar el morral · Salir para el colegio</w:t>
+              <w:t xml:space="preserve">Levantarse · Lavarse los dientes · Desayunar · Vestirse · Colocarse el uniforme · </w:t>
+            </w:r>
+            <w:r>
+              <w:rPr>
+                <w:rFonts w:eastAsia="Times New Roman"/>
+              </w:rPr>
+              <w:t>Organizar el morral · Salir para el colegio</w:t>
             </w:r>
           </w:p>
         </w:tc>
@@ -20391,13 +20494,7 @@
               <w:rPr>
                 <w:rFonts w:eastAsia="Times New Roman"/>
               </w:rPr>
-              <w:t xml:space="preserve">Llegar del colegio · Almorzar · Alistarse o descansar · Hacer las tareas escolares · </w:t>
-            </w:r>
-            <w:r>
-              <w:rPr>
-                <w:rFonts w:eastAsia="Times New Roman"/>
-              </w:rPr>
-              <w:t>Quitarse el uniforme · Ordenar el morral y el cuarto</w:t>
+              <w:t>Llegar del colegio · Almorzar · Alistarse o descansar · Hacer las tareas escolares · Quitarse el uniforme · Ordenar el morral y el cuarto</w:t>
             </w:r>
           </w:p>
         </w:tc>
@@ -20493,13 +20590,7 @@
         <w:rPr>
           <w:lang w:val="es-ES"/>
         </w:rPr>
-        <w:t xml:space="preserve"> </w:t>
-      </w:r>
-      <w:r>
-        <w:rPr>
-          <w:lang w:val="es-ES"/>
-        </w:rPr>
-        <w:t>su rutina es corta, visual y con premio inmediato. No se le exigen tareas del hogar; se le pide, por ejemplo, tender su cama, recoger sus juguetes y lavarse los dientes. Cada paso completado se envía a la mamá o al papá para aprobación, y al aprobarlo la niña ve la tarea en verde y una celebración de estrellas.</w:t>
+        <w:t xml:space="preserve"> su rutina es corta, visual y con premio inmediato. No se le exigen tareas del hogar; se le pide, por ejemplo, tender su cama, recoger sus juguetes y lavarse los dientes. Cada paso completado se envía a la mamá o al papá para aprobación, y al aprobarlo la niña ve la tarea en verde y una celebración de estrellas.</w:t>
       </w:r>
     </w:p>
     <w:tbl>
@@ -20900,13 +20991,7 @@
               <w:rPr>
                 <w:rFonts w:eastAsia="Times New Roman"/>
               </w:rPr>
-              <w:t xml:space="preserve">Me vestí </w:t>
-            </w:r>
-            <w:r>
-              <w:rPr>
-                <w:rFonts w:eastAsia="Times New Roman"/>
-              </w:rPr>
-              <w:t>y me puse el uniforme</w:t>
+              <w:t>Me vestí y me puse el uniforme</w:t>
             </w:r>
           </w:p>
         </w:tc>
@@ -20989,6 +21074,7 @@
               <w:rPr>
                 <w:rFonts w:eastAsia="Times New Roman"/>
               </w:rPr>
+              <w:lastRenderedPageBreak/>
               <w:t>Guardé mis juguetes</w:t>
             </w:r>
           </w:p>
@@ -21235,7 +21321,7 @@
           <w:lang w:val="es-ES"/>
         </w:rPr>
       </w:pPr>
-      <w:bookmarkStart w:id="29" w:name="_Toc243226523"/>
+      <w:bookmarkStart w:id="29" w:name="_Toc243229183"/>
       <w:r>
         <w:rPr>
           <w:rFonts w:eastAsia="Times New Roman"/>
@@ -21256,7 +21342,6 @@
         <w:rPr>
           <w:lang w:val="es-ES"/>
         </w:rPr>
-        <w:lastRenderedPageBreak/>
         <w:t>La familia se sienta, preferiblemente el domingo, y define la semana. La idea es que las tareas se repartan de común acuerdo y queden visibles para todos, de modo que nadie tenga que recordarle nada a nadie. El ejemplo siguiente refleja cómo se puede organizar la Familia Barrero Giraldo:</w:t>
       </w:r>
     </w:p>
@@ -22214,7 +22299,7 @@
           <w:lang w:val="es-ES"/>
         </w:rPr>
       </w:pPr>
-      <w:bookmarkStart w:id="30" w:name="_Toc243226524"/>
+      <w:bookmarkStart w:id="30" w:name="_Toc243229184"/>
       <w:r>
         <w:rPr>
           <w:rFonts w:eastAsia="Times New Roman"/>
@@ -22257,6 +22342,7 @@
           <w:bCs/>
           <w:lang w:val="es-ES"/>
         </w:rPr>
+        <w:lastRenderedPageBreak/>
         <w:t>Puntos por tarea:</w:t>
       </w:r>
       <w:r>
@@ -22432,20 +22518,33 @@
           <w:bCs/>
           <w:lang w:val="es-ES"/>
         </w:rPr>
-        <w:t>Modo mesada (crecimiento):</w:t>
-      </w:r>
-      <w:r>
-        <w:rPr>
-          <w:lang w:val="es-ES"/>
-        </w:rPr>
-        <w:t xml:space="preserve"> cuando la niña pase a grado primero, se puede activar un segundo premio: los puntos se convierten en dinero para su mesada. Por ejemplo, 100 puntos equivalen a un monto acordado; los puntos por encima del umbral pueden canjearse por un valor adicional. La familia decide a </w:t>
-      </w:r>
-      <w:r>
-        <w:rPr>
-          <w:lang w:val="es-ES"/>
-        </w:rPr>
-        <w:lastRenderedPageBreak/>
-        <w:t>qué edad o grado se activa, y el sistema conserva ambos premios: la mesada y las salidas del fin de semana.</w:t>
+        <w:t>Los premios de fin de semana son opcionales:</w:t>
+      </w:r>
+      <w:r>
+        <w:rPr>
+          <w:lang w:val="es-ES"/>
+        </w:rPr>
+        <w:t xml:space="preserve"> al crear el hogar y las tareas, la opción aparece </w:t>
+      </w:r>
+      <w:r>
+        <w:rPr>
+          <w:b/>
+          <w:bCs/>
+          <w:lang w:val="es-ES"/>
+        </w:rPr>
+        <w:t>desactivada</w:t>
+      </w:r>
+      <w:r>
+        <w:rPr>
+          <w:lang w:val="es-ES"/>
+        </w:rPr>
+        <w:t>. Mientras esté apagada, el niño solo ve su lista de tareas, sin puntos visibles, sin meta y sin cierre semanal; el sistema guarda los puntos por dentro para las estadísticas de los adultos. La coordinadora la enciende cuando la familia esté lista, y en ese momento define el má</w:t>
+      </w:r>
+      <w:r>
+        <w:rPr>
+          <w:lang w:val="es-ES"/>
+        </w:rPr>
+        <w:t>ximo semanal, el umbral y la primera meta. También puede apagarla de nuevo en cualquier momento, por ejemplo durante vacaciones.</w:t>
       </w:r>
     </w:p>
     <w:p>
@@ -22461,27 +22560,61 @@
           <w:bCs/>
           <w:lang w:val="es-ES"/>
         </w:rPr>
-        <w:t>Privilegios y caritas tristes:</w:t>
-      </w:r>
-      <w:r>
-        <w:rPr>
-          <w:lang w:val="es-ES"/>
-        </w:rPr>
-        <w:t xml:space="preserve"> además de los puntos, la familia define privilegios diarios (ver televisión, usar la tablet, escoger el postre). Si la niña se porta mal, un adulto registra una </w:t>
-      </w:r>
+        <w:t>Modo mesada (crecimiento):</w:t>
+      </w:r>
+      <w:r>
+        <w:rPr>
+          <w:lang w:val="es-ES"/>
+        </w:rPr>
+        <w:t xml:space="preserve"> cuando la niña pase a grado primero, se puede activar un segundo premio: los puntos se convierten en dinero para su mesada. Por ejemplo, 100 puntos equivalen a un monto acordado; los puntos por encima del umbral pueden canjearse por un valor adicional. La familia decide a qué </w:t>
+      </w:r>
+      <w:r>
+        <w:rPr>
+          <w:lang w:val="es-ES"/>
+        </w:rPr>
+        <w:t>edad o grado se activa, y el sistema conserva ambos premios: la mesada y las salidas del fin de semana.</w:t>
+      </w:r>
+    </w:p>
+    <w:p>
+      <w:pPr>
+        <w:pStyle w:val="NormalWeb"/>
+        <w:rPr>
+          <w:lang w:val="es-ES"/>
+        </w:rPr>
+      </w:pPr>
       <w:r>
         <w:rPr>
           <w:b/>
           <w:bCs/>
           <w:lang w:val="es-ES"/>
         </w:rPr>
+        <w:t>Privilegios y caritas tristes:</w:t>
+      </w:r>
+      <w:r>
+        <w:rPr>
+          <w:lang w:val="es-ES"/>
+        </w:rPr>
+        <w:t xml:space="preserve"> además de los puntos, la familia define privilegios diarios (ver televisión, usar la tablet, escoger el postre). Si la niña se porta mal, un adulto registra una </w:t>
+      </w:r>
+      <w:r>
+        <w:rPr>
+          <w:b/>
+          <w:bCs/>
+          <w:lang w:val="es-ES"/>
+        </w:rPr>
         <w:t>carita triste</w:t>
       </w:r>
       <w:r>
         <w:rPr>
           <w:lang w:val="es-ES"/>
         </w:rPr>
-        <w:t xml:space="preserve"> con el motivo y puede retirar un privilegio por un tiempo determinado. La carita triste no borra los puntos ni el esfuerzo de la semana; es una señal y una consecuencia acordada, nunca un castigo improvisado.</w:t>
+        <w:t xml:space="preserve"> con el motivo y puede retirar un privilegio por un tiempo determinado. La carita triste no borra los puntos ni el esfuerzo de la semana; es una señ</w:t>
+      </w:r>
+      <w:r>
+        <w:rPr>
+          <w:lang w:val="es-ES"/>
+        </w:rPr>
+        <w:t>al y una consecuencia acordada, nunca un castigo improvisado.</w:t>
       </w:r>
     </w:p>
     <w:p>
@@ -22492,7 +22625,7 @@
           <w:lang w:val="es-ES"/>
         </w:rPr>
       </w:pPr>
-      <w:bookmarkStart w:id="31" w:name="_Toc243226525"/>
+      <w:bookmarkStart w:id="31" w:name="_Toc243229185"/>
       <w:r>
         <w:rPr>
           <w:rFonts w:eastAsia="Times New Roman"/>
@@ -22524,7 +22657,7 @@
           <w:lang w:val="es-ES"/>
         </w:rPr>
       </w:pPr>
-      <w:bookmarkStart w:id="32" w:name="_Toc243226526"/>
+      <w:bookmarkStart w:id="32" w:name="_Toc243229186"/>
       <w:r>
         <w:rPr>
           <w:rFonts w:eastAsia="Times New Roman"/>
@@ -22822,6 +22955,7 @@
               <w:rPr>
                 <w:rFonts w:eastAsia="Times New Roman"/>
               </w:rPr>
+              <w:lastRenderedPageBreak/>
               <w:t>RF-04</w:t>
             </w:r>
           </w:p>
@@ -23090,7 +23224,7 @@
           <w:lang w:val="es-ES"/>
         </w:rPr>
       </w:pPr>
-      <w:bookmarkStart w:id="33" w:name="_Toc243226527"/>
+      <w:bookmarkStart w:id="33" w:name="_Toc243229187"/>
       <w:r>
         <w:rPr>
           <w:rFonts w:eastAsia="Times New Roman"/>
@@ -23331,7 +23465,6 @@
               <w:rPr>
                 <w:rFonts w:eastAsia="Times New Roman"/>
               </w:rPr>
-              <w:lastRenderedPageBreak/>
               <w:t>RF-12</w:t>
             </w:r>
           </w:p>
@@ -23657,7 +23790,7 @@
           <w:lang w:val="es-ES"/>
         </w:rPr>
       </w:pPr>
-      <w:bookmarkStart w:id="34" w:name="_Toc243226528"/>
+      <w:bookmarkStart w:id="34" w:name="_Toc243229188"/>
       <w:r>
         <w:rPr>
           <w:rFonts w:eastAsia="Times New Roman"/>
@@ -23867,7 +24000,13 @@
               <w:rPr>
                 <w:rFonts w:eastAsia="Times New Roman"/>
               </w:rPr>
-              <w:t>Crear un plan de rotación eligiendo las tareas, los integrantes que rotan, la periodicidad y la fecha de inicio.</w:t>
+              <w:t>Crear un plan de rotació</w:t>
+            </w:r>
+            <w:r>
+              <w:rPr>
+                <w:rFonts w:eastAsia="Times New Roman"/>
+              </w:rPr>
+              <w:t>n eligiendo las tareas, los integrantes que rotan, la periodicidad y la fecha de inicio.</w:t>
             </w:r>
           </w:p>
         </w:tc>
@@ -23955,6 +24094,7 @@
               <w:rPr>
                 <w:rFonts w:eastAsia="Times New Roman"/>
               </w:rPr>
+              <w:lastRenderedPageBreak/>
               <w:t>RF-23</w:t>
             </w:r>
           </w:p>
@@ -23981,13 +24121,7 @@
               <w:rPr>
                 <w:rFonts w:eastAsia="Times New Roman"/>
               </w:rPr>
-              <w:t>Permitir edició</w:t>
-            </w:r>
-            <w:r>
-              <w:rPr>
-                <w:rFonts w:eastAsia="Times New Roman"/>
-              </w:rPr>
-              <w:t>n manual de un turno puntual sin alterar el plan general.</w:t>
+              <w:t>Permitir edición manual de un turno puntual sin alterar el plan general.</w:t>
             </w:r>
           </w:p>
         </w:tc>
@@ -24158,7 +24292,13 @@
               <w:rPr>
                 <w:rFonts w:eastAsia="Times New Roman"/>
               </w:rPr>
-              <w:t>Mostrar la carga de trabajo por integrante (número de tareas y tiempo estimado) para verificar el equilibrio.</w:t>
+              <w:t>Mostrar la carga de trabajo por integrante (nú</w:t>
+            </w:r>
+            <w:r>
+              <w:rPr>
+                <w:rFonts w:eastAsia="Times New Roman"/>
+              </w:rPr>
+              <w:t>mero de tareas y tiempo estimado) para verificar el equilibrio.</w:t>
             </w:r>
           </w:p>
         </w:tc>
@@ -24229,7 +24369,7 @@
           <w:lang w:val="es-ES"/>
         </w:rPr>
       </w:pPr>
-      <w:bookmarkStart w:id="35" w:name="_Toc243226529"/>
+      <w:bookmarkStart w:id="35" w:name="_Toc243229189"/>
       <w:r>
         <w:rPr>
           <w:rFonts w:eastAsia="Times New Roman"/>
@@ -24470,7 +24610,6 @@
               <w:rPr>
                 <w:rFonts w:eastAsia="Times New Roman"/>
               </w:rPr>
-              <w:lastRenderedPageBreak/>
               <w:t>RF-32</w:t>
             </w:r>
           </w:p>
@@ -24881,7 +25020,13 @@
               <w:rPr>
                 <w:rFonts w:eastAsia="Times New Roman"/>
               </w:rPr>
-              <w:t>Reproducir una animación de celebración con estrellas grandes de unos 10 segundos, que se desvanece gradualmente.</w:t>
+              <w:t>Reproducir una animación de celebració</w:t>
+            </w:r>
+            <w:r>
+              <w:rPr>
+                <w:rFonts w:eastAsia="Times New Roman"/>
+              </w:rPr>
+              <w:t>n con estrellas grandes de unos 10 segundos, que se desvanece gradualmente.</w:t>
             </w:r>
           </w:p>
         </w:tc>
@@ -24952,7 +25097,7 @@
           <w:lang w:val="es-ES"/>
         </w:rPr>
       </w:pPr>
-      <w:bookmarkStart w:id="36" w:name="_Toc243226530"/>
+      <w:bookmarkStart w:id="36" w:name="_Toc243229190"/>
       <w:r>
         <w:rPr>
           <w:rFonts w:eastAsia="Times New Roman"/>
@@ -25017,6 +25162,7 @@
                 <w:b/>
                 <w:bCs/>
               </w:rPr>
+              <w:lastRenderedPageBreak/>
               <w:t>ID</w:t>
             </w:r>
           </w:p>
@@ -25219,7 +25365,13 @@
               <w:rPr>
                 <w:rFonts w:eastAsia="Times New Roman"/>
               </w:rPr>
-              <w:t>Mostrar las rutinas con íconos, colores y textos cortos adecuados para niños.</w:t>
+              <w:t>Mostrar las rutinas con í</w:t>
+            </w:r>
+            <w:r>
+              <w:rPr>
+                <w:rFonts w:eastAsia="Times New Roman"/>
+              </w:rPr>
+              <w:t>conos, colores y textos cortos adecuados para niños.</w:t>
             </w:r>
           </w:p>
         </w:tc>
@@ -25518,7 +25670,7 @@
           <w:lang w:val="es-ES"/>
         </w:rPr>
       </w:pPr>
-      <w:bookmarkStart w:id="37" w:name="_Toc243226531"/>
+      <w:bookmarkStart w:id="37" w:name="_Toc243229191"/>
       <w:r>
         <w:rPr>
           <w:rFonts w:eastAsia="Times New Roman"/>
@@ -25583,7 +25735,6 @@
                 <w:b/>
                 <w:bCs/>
               </w:rPr>
-              <w:lastRenderedPageBreak/>
               <w:t>ID</w:t>
             </w:r>
           </w:p>
@@ -26045,39 +26196,61 @@
               <w:rPr>
                 <w:rFonts w:eastAsia="Times New Roman"/>
               </w:rPr>
-              <w:t>RF-57</w:t>
-            </w:r>
-          </w:p>
-        </w:tc>
-        <w:tc>
-          <w:tcPr>
-            <w:tcW w:w="0" w:type="auto"/>
-            <w:tcBorders>
-              <w:top w:val="outset" w:sz="6" w:space="0" w:color="auto"/>
-              <w:left w:val="outset" w:sz="6" w:space="0" w:color="auto"/>
-              <w:bottom w:val="outset" w:sz="6" w:space="0" w:color="auto"/>
-              <w:right w:val="outset" w:sz="6" w:space="0" w:color="auto"/>
-            </w:tcBorders>
-            <w:vAlign w:val="center"/>
-            <w:hideMark/>
-          </w:tcPr>
-          <w:p>
-            <w:pPr>
-              <w:rPr>
-                <w:rFonts w:eastAsia="Times New Roman"/>
-              </w:rPr>
-            </w:pPr>
-            <w:r>
-              <w:rPr>
-                <w:rFonts w:eastAsia="Times New Roman"/>
-              </w:rPr>
-              <w:t xml:space="preserve">Hacer el cierre semanal automático y avisar si se alcanzó </w:t>
-            </w:r>
-            <w:r>
-              <w:rPr>
-                <w:rFonts w:eastAsia="Times New Roman"/>
-              </w:rPr>
-              <w:t>la meta.</w:t>
+              <w:t>RF-56A</w:t>
+            </w:r>
+          </w:p>
+        </w:tc>
+        <w:tc>
+          <w:tcPr>
+            <w:tcW w:w="0" w:type="auto"/>
+            <w:tcBorders>
+              <w:top w:val="outset" w:sz="6" w:space="0" w:color="auto"/>
+              <w:left w:val="outset" w:sz="6" w:space="0" w:color="auto"/>
+              <w:bottom w:val="outset" w:sz="6" w:space="0" w:color="auto"/>
+              <w:right w:val="outset" w:sz="6" w:space="0" w:color="auto"/>
+            </w:tcBorders>
+            <w:vAlign w:val="center"/>
+            <w:hideMark/>
+          </w:tcPr>
+          <w:p>
+            <w:pPr>
+              <w:rPr>
+                <w:rFonts w:eastAsia="Times New Roman"/>
+              </w:rPr>
+            </w:pPr>
+            <w:r>
+              <w:rPr>
+                <w:rFonts w:eastAsia="Times New Roman"/>
+              </w:rPr>
+              <w:t xml:space="preserve">Ofrecer un </w:t>
+            </w:r>
+            <w:r>
+              <w:rPr>
+                <w:rFonts w:eastAsia="Times New Roman"/>
+                <w:b/>
+                <w:bCs/>
+              </w:rPr>
+              <w:t>interruptor de premios de fin de semana</w:t>
+            </w:r>
+            <w:r>
+              <w:rPr>
+                <w:rFonts w:eastAsia="Times New Roman"/>
+              </w:rPr>
+              <w:t xml:space="preserve"> por niño, que inicia </w:t>
+            </w:r>
+            <w:r>
+              <w:rPr>
+                <w:rFonts w:eastAsia="Times New Roman"/>
+                <w:b/>
+                <w:bCs/>
+              </w:rPr>
+              <w:t>desactivado</w:t>
+            </w:r>
+            <w:r>
+              <w:rPr>
+                <w:rFonts w:eastAsia="Times New Roman"/>
+              </w:rPr>
+              <w:t xml:space="preserve"> al crear el hogar y las tareas, y que la coordinadora puede activar o desactivar cuando quiera.</w:t>
             </w:r>
           </w:p>
         </w:tc>
@@ -26108,47 +26281,33 @@
               <w:rPr>
                 <w:rFonts w:eastAsia="Times New Roman"/>
               </w:rPr>
-              <w:t>RF-58</w:t>
-            </w:r>
-          </w:p>
-        </w:tc>
-        <w:tc>
-          <w:tcPr>
-            <w:tcW w:w="0" w:type="auto"/>
-            <w:tcBorders>
-              <w:top w:val="outset" w:sz="6" w:space="0" w:color="auto"/>
-              <w:left w:val="outset" w:sz="6" w:space="0" w:color="auto"/>
-              <w:bottom w:val="outset" w:sz="6" w:space="0" w:color="auto"/>
-              <w:right w:val="outset" w:sz="6" w:space="0" w:color="auto"/>
-            </w:tcBorders>
-            <w:vAlign w:val="center"/>
-            <w:hideMark/>
-          </w:tcPr>
-          <w:p>
-            <w:pPr>
-              <w:rPr>
-                <w:rFonts w:eastAsia="Times New Roman"/>
-              </w:rPr>
-            </w:pPr>
-            <w:r>
-              <w:rPr>
-                <w:rFonts w:eastAsia="Times New Roman"/>
-              </w:rPr>
-              <w:t xml:space="preserve">Activar el </w:t>
-            </w:r>
-            <w:r>
-              <w:rPr>
-                <w:rFonts w:eastAsia="Times New Roman"/>
-                <w:b/>
-                <w:bCs/>
-              </w:rPr>
-              <w:t>modo mesada</w:t>
-            </w:r>
-            <w:r>
-              <w:rPr>
-                <w:rFonts w:eastAsia="Times New Roman"/>
-              </w:rPr>
-              <w:t xml:space="preserve"> a partir de una edad o grado configurable, convirtiendo puntos en dinero.</w:t>
+              <w:t>RF-56B</w:t>
+            </w:r>
+          </w:p>
+        </w:tc>
+        <w:tc>
+          <w:tcPr>
+            <w:tcW w:w="0" w:type="auto"/>
+            <w:tcBorders>
+              <w:top w:val="outset" w:sz="6" w:space="0" w:color="auto"/>
+              <w:left w:val="outset" w:sz="6" w:space="0" w:color="auto"/>
+              <w:bottom w:val="outset" w:sz="6" w:space="0" w:color="auto"/>
+              <w:right w:val="outset" w:sz="6" w:space="0" w:color="auto"/>
+            </w:tcBorders>
+            <w:vAlign w:val="center"/>
+            <w:hideMark/>
+          </w:tcPr>
+          <w:p>
+            <w:pPr>
+              <w:rPr>
+                <w:rFonts w:eastAsia="Times New Roman"/>
+              </w:rPr>
+            </w:pPr>
+            <w:r>
+              <w:rPr>
+                <w:rFonts w:eastAsia="Times New Roman"/>
+              </w:rPr>
+              <w:t>Mientras el interruptor esté apagado, no mostrar meta, umbral, barra de progreso ni cierre semanal al niño; registrar los puntos solo para las estadísticas de los adultos.</w:t>
             </w:r>
           </w:p>
         </w:tc>
@@ -26179,33 +26338,34 @@
               <w:rPr>
                 <w:rFonts w:eastAsia="Times New Roman"/>
               </w:rPr>
-              <w:t>RF-59</w:t>
-            </w:r>
-          </w:p>
-        </w:tc>
-        <w:tc>
-          <w:tcPr>
-            <w:tcW w:w="0" w:type="auto"/>
-            <w:tcBorders>
-              <w:top w:val="outset" w:sz="6" w:space="0" w:color="auto"/>
-              <w:left w:val="outset" w:sz="6" w:space="0" w:color="auto"/>
-              <w:bottom w:val="outset" w:sz="6" w:space="0" w:color="auto"/>
-              <w:right w:val="outset" w:sz="6" w:space="0" w:color="auto"/>
-            </w:tcBorders>
-            <w:vAlign w:val="center"/>
-            <w:hideMark/>
-          </w:tcPr>
-          <w:p>
-            <w:pPr>
-              <w:rPr>
-                <w:rFonts w:eastAsia="Times New Roman"/>
-              </w:rPr>
-            </w:pPr>
-            <w:r>
-              <w:rPr>
-                <w:rFonts w:eastAsia="Times New Roman"/>
-              </w:rPr>
-              <w:t>Administrar un catálogo de privilegios (televisión, tablet, postre) que se pueden ganar o perder.</w:t>
+              <w:lastRenderedPageBreak/>
+              <w:t>RF-56C</w:t>
+            </w:r>
+          </w:p>
+        </w:tc>
+        <w:tc>
+          <w:tcPr>
+            <w:tcW w:w="0" w:type="auto"/>
+            <w:tcBorders>
+              <w:top w:val="outset" w:sz="6" w:space="0" w:color="auto"/>
+              <w:left w:val="outset" w:sz="6" w:space="0" w:color="auto"/>
+              <w:bottom w:val="outset" w:sz="6" w:space="0" w:color="auto"/>
+              <w:right w:val="outset" w:sz="6" w:space="0" w:color="auto"/>
+            </w:tcBorders>
+            <w:vAlign w:val="center"/>
+            <w:hideMark/>
+          </w:tcPr>
+          <w:p>
+            <w:pPr>
+              <w:rPr>
+                <w:rFonts w:eastAsia="Times New Roman"/>
+              </w:rPr>
+            </w:pPr>
+            <w:r>
+              <w:rPr>
+                <w:rFonts w:eastAsia="Times New Roman"/>
+              </w:rPr>
+              <w:t>Al activar el interruptor, solicitar el máximo de puntos, el umbral y la primera meta antes de habilitar la vista.</w:t>
             </w:r>
           </w:p>
         </w:tc>
@@ -26236,6 +26396,197 @@
               <w:rPr>
                 <w:rFonts w:eastAsia="Times New Roman"/>
               </w:rPr>
+              <w:t>RF-57</w:t>
+            </w:r>
+          </w:p>
+        </w:tc>
+        <w:tc>
+          <w:tcPr>
+            <w:tcW w:w="0" w:type="auto"/>
+            <w:tcBorders>
+              <w:top w:val="outset" w:sz="6" w:space="0" w:color="auto"/>
+              <w:left w:val="outset" w:sz="6" w:space="0" w:color="auto"/>
+              <w:bottom w:val="outset" w:sz="6" w:space="0" w:color="auto"/>
+              <w:right w:val="outset" w:sz="6" w:space="0" w:color="auto"/>
+            </w:tcBorders>
+            <w:vAlign w:val="center"/>
+            <w:hideMark/>
+          </w:tcPr>
+          <w:p>
+            <w:pPr>
+              <w:rPr>
+                <w:rFonts w:eastAsia="Times New Roman"/>
+              </w:rPr>
+            </w:pPr>
+            <w:r>
+              <w:rPr>
+                <w:rFonts w:eastAsia="Times New Roman"/>
+              </w:rPr>
+              <w:t>Hacer el cierre semanal automático y avisar si se alcanzó la meta.</w:t>
+            </w:r>
+          </w:p>
+        </w:tc>
+      </w:tr>
+      <w:tr>
+        <w:trPr>
+          <w:tblCellSpacing w:w="0" w:type="dxa"/>
+        </w:trPr>
+        <w:tc>
+          <w:tcPr>
+            <w:tcW w:w="0" w:type="auto"/>
+            <w:tcBorders>
+              <w:top w:val="outset" w:sz="6" w:space="0" w:color="auto"/>
+              <w:left w:val="outset" w:sz="6" w:space="0" w:color="auto"/>
+              <w:bottom w:val="outset" w:sz="6" w:space="0" w:color="auto"/>
+              <w:right w:val="outset" w:sz="6" w:space="0" w:color="auto"/>
+            </w:tcBorders>
+            <w:vAlign w:val="center"/>
+            <w:hideMark/>
+          </w:tcPr>
+          <w:p>
+            <w:pPr>
+              <w:rPr>
+                <w:rFonts w:eastAsia="Times New Roman"/>
+              </w:rPr>
+            </w:pPr>
+            <w:r>
+              <w:rPr>
+                <w:rFonts w:eastAsia="Times New Roman"/>
+              </w:rPr>
+              <w:t>RF-58</w:t>
+            </w:r>
+          </w:p>
+        </w:tc>
+        <w:tc>
+          <w:tcPr>
+            <w:tcW w:w="0" w:type="auto"/>
+            <w:tcBorders>
+              <w:top w:val="outset" w:sz="6" w:space="0" w:color="auto"/>
+              <w:left w:val="outset" w:sz="6" w:space="0" w:color="auto"/>
+              <w:bottom w:val="outset" w:sz="6" w:space="0" w:color="auto"/>
+              <w:right w:val="outset" w:sz="6" w:space="0" w:color="auto"/>
+            </w:tcBorders>
+            <w:vAlign w:val="center"/>
+            <w:hideMark/>
+          </w:tcPr>
+          <w:p>
+            <w:pPr>
+              <w:rPr>
+                <w:rFonts w:eastAsia="Times New Roman"/>
+              </w:rPr>
+            </w:pPr>
+            <w:r>
+              <w:rPr>
+                <w:rFonts w:eastAsia="Times New Roman"/>
+              </w:rPr>
+              <w:t xml:space="preserve">Activar el </w:t>
+            </w:r>
+            <w:r>
+              <w:rPr>
+                <w:rFonts w:eastAsia="Times New Roman"/>
+                <w:b/>
+                <w:bCs/>
+              </w:rPr>
+              <w:t>modo mesada</w:t>
+            </w:r>
+            <w:r>
+              <w:rPr>
+                <w:rFonts w:eastAsia="Times New Roman"/>
+              </w:rPr>
+              <w:t xml:space="preserve"> a partir de una edad o grado configurable, convirtiendo puntos en dinero.</w:t>
+            </w:r>
+          </w:p>
+        </w:tc>
+      </w:tr>
+      <w:tr>
+        <w:trPr>
+          <w:tblCellSpacing w:w="0" w:type="dxa"/>
+        </w:trPr>
+        <w:tc>
+          <w:tcPr>
+            <w:tcW w:w="0" w:type="auto"/>
+            <w:tcBorders>
+              <w:top w:val="outset" w:sz="6" w:space="0" w:color="auto"/>
+              <w:left w:val="outset" w:sz="6" w:space="0" w:color="auto"/>
+              <w:bottom w:val="outset" w:sz="6" w:space="0" w:color="auto"/>
+              <w:right w:val="outset" w:sz="6" w:space="0" w:color="auto"/>
+            </w:tcBorders>
+            <w:vAlign w:val="center"/>
+            <w:hideMark/>
+          </w:tcPr>
+          <w:p>
+            <w:pPr>
+              <w:rPr>
+                <w:rFonts w:eastAsia="Times New Roman"/>
+              </w:rPr>
+            </w:pPr>
+            <w:r>
+              <w:rPr>
+                <w:rFonts w:eastAsia="Times New Roman"/>
+              </w:rPr>
+              <w:t>RF-59</w:t>
+            </w:r>
+          </w:p>
+        </w:tc>
+        <w:tc>
+          <w:tcPr>
+            <w:tcW w:w="0" w:type="auto"/>
+            <w:tcBorders>
+              <w:top w:val="outset" w:sz="6" w:space="0" w:color="auto"/>
+              <w:left w:val="outset" w:sz="6" w:space="0" w:color="auto"/>
+              <w:bottom w:val="outset" w:sz="6" w:space="0" w:color="auto"/>
+              <w:right w:val="outset" w:sz="6" w:space="0" w:color="auto"/>
+            </w:tcBorders>
+            <w:vAlign w:val="center"/>
+            <w:hideMark/>
+          </w:tcPr>
+          <w:p>
+            <w:pPr>
+              <w:rPr>
+                <w:rFonts w:eastAsia="Times New Roman"/>
+              </w:rPr>
+            </w:pPr>
+            <w:r>
+              <w:rPr>
+                <w:rFonts w:eastAsia="Times New Roman"/>
+              </w:rPr>
+              <w:t>Administrar un catá</w:t>
+            </w:r>
+            <w:r>
+              <w:rPr>
+                <w:rFonts w:eastAsia="Times New Roman"/>
+              </w:rPr>
+              <w:t>logo de privilegios (televisión, tablet, postre) que se pueden ganar o perder.</w:t>
+            </w:r>
+          </w:p>
+        </w:tc>
+      </w:tr>
+      <w:tr>
+        <w:trPr>
+          <w:tblCellSpacing w:w="0" w:type="dxa"/>
+        </w:trPr>
+        <w:tc>
+          <w:tcPr>
+            <w:tcW w:w="0" w:type="auto"/>
+            <w:tcBorders>
+              <w:top w:val="outset" w:sz="6" w:space="0" w:color="auto"/>
+              <w:left w:val="outset" w:sz="6" w:space="0" w:color="auto"/>
+              <w:bottom w:val="outset" w:sz="6" w:space="0" w:color="auto"/>
+              <w:right w:val="outset" w:sz="6" w:space="0" w:color="auto"/>
+            </w:tcBorders>
+            <w:vAlign w:val="center"/>
+            <w:hideMark/>
+          </w:tcPr>
+          <w:p>
+            <w:pPr>
+              <w:rPr>
+                <w:rFonts w:eastAsia="Times New Roman"/>
+              </w:rPr>
+            </w:pPr>
+            <w:r>
+              <w:rPr>
+                <w:rFonts w:eastAsia="Times New Roman"/>
+              </w:rPr>
               <w:t>RF-59A</w:t>
             </w:r>
           </w:p>
@@ -26290,7 +26641,7 @@
           <w:lang w:val="es-ES"/>
         </w:rPr>
       </w:pPr>
-      <w:bookmarkStart w:id="38" w:name="_Toc243226532"/>
+      <w:bookmarkStart w:id="38" w:name="_Toc243229192"/>
       <w:r>
         <w:rPr>
           <w:rFonts w:eastAsia="Times New Roman"/>
@@ -26685,7 +27036,7 @@
           <w:lang w:val="es-ES"/>
         </w:rPr>
       </w:pPr>
-      <w:bookmarkStart w:id="39" w:name="_Toc243226533"/>
+      <w:bookmarkStart w:id="39" w:name="_Toc243229193"/>
       <w:r>
         <w:rPr>
           <w:rFonts w:eastAsia="Times New Roman"/>
@@ -26750,7 +27101,6 @@
                 <w:b/>
                 <w:bCs/>
               </w:rPr>
-              <w:lastRenderedPageBreak/>
               <w:t>ID</w:t>
             </w:r>
           </w:p>
@@ -27010,7 +27360,13 @@
               <w:rPr>
                 <w:rFonts w:eastAsia="Times New Roman"/>
               </w:rPr>
-              <w:t>Administrar categorías y subcategorías (alimentación, servicios, transporte, educación, hogar, salud, ocio, ahorro, otros).</w:t>
+              <w:t>Administrar categorías y subcategorías (alimentació</w:t>
+            </w:r>
+            <w:r>
+              <w:rPr>
+                <w:rFonts w:eastAsia="Times New Roman"/>
+              </w:rPr>
+              <w:t>n, servicios, transporte, educación, hogar, salud, ocio, ahorro, otros).</w:t>
             </w:r>
           </w:p>
         </w:tc>
@@ -27098,6 +27454,7 @@
               <w:rPr>
                 <w:rFonts w:eastAsia="Times New Roman"/>
               </w:rPr>
+              <w:lastRenderedPageBreak/>
               <w:t>RF-75</w:t>
             </w:r>
           </w:p>
@@ -27651,7 +28008,13 @@
               <w:rPr>
                 <w:rFonts w:eastAsia="Times New Roman"/>
               </w:rPr>
-              <w:t xml:space="preserve"> de ingresos donde se registra quién aporta, cuánto y cuándo; el dinero se administra en conjunto.</w:t>
+              <w:t xml:space="preserve"> de ingresos donde se registra quién aporta, cuánto y cuá</w:t>
+            </w:r>
+            <w:r>
+              <w:rPr>
+                <w:rFonts w:eastAsia="Times New Roman"/>
+              </w:rPr>
+              <w:t>ndo; el dinero se administra en conjunto.</w:t>
             </w:r>
           </w:p>
         </w:tc>
@@ -27978,13 +28341,12 @@
           <w:lang w:val="es-ES"/>
         </w:rPr>
       </w:pPr>
-      <w:bookmarkStart w:id="40" w:name="_Toc243226534"/>
-      <w:r>
-        <w:rPr>
-          <w:rFonts w:eastAsia="Times New Roman"/>
-          <w:lang w:val="es-ES"/>
-        </w:rPr>
-        <w:lastRenderedPageBreak/>
+      <w:bookmarkStart w:id="40" w:name="_Toc243229194"/>
+      <w:r>
+        <w:rPr>
+          <w:rFonts w:eastAsia="Times New Roman"/>
+          <w:lang w:val="es-ES"/>
+        </w:rPr>
         <w:t>5.9 Sincronización, administración y datos</w:t>
       </w:r>
       <w:bookmarkEnd w:id="40"/>
@@ -28189,13 +28551,7 @@
               <w:rPr>
                 <w:rFonts w:eastAsia="Times New Roman"/>
               </w:rPr>
-              <w:t>Permitir trabajar sin conexió</w:t>
-            </w:r>
-            <w:r>
-              <w:rPr>
-                <w:rFonts w:eastAsia="Times New Roman"/>
-              </w:rPr>
-              <w:t>n y sincronizar al recuperar la red.</w:t>
+              <w:t>Permitir trabajar sin conexión y sincronizar al recuperar la red.</w:t>
             </w:r>
           </w:p>
         </w:tc>
@@ -28283,6 +28639,7 @@
               <w:rPr>
                 <w:rFonts w:eastAsia="Times New Roman"/>
               </w:rPr>
+              <w:lastRenderedPageBreak/>
               <w:t>RF-93</w:t>
             </w:r>
           </w:p>
@@ -28366,7 +28723,13 @@
               <w:rPr>
                 <w:rFonts w:eastAsia="Times New Roman"/>
               </w:rPr>
-              <w:t>Iniciar sesión con correo o con cuenta de Google/Apple y proteger el ingreso con PIN o biometría.</w:t>
+              <w:t>Iniciar sesió</w:t>
+            </w:r>
+            <w:r>
+              <w:rPr>
+                <w:rFonts w:eastAsia="Times New Roman"/>
+              </w:rPr>
+              <w:t>n con correo o con cuenta de Google/Apple y proteger el ingreso con PIN o biometría.</w:t>
             </w:r>
           </w:p>
         </w:tc>
@@ -28380,7 +28743,7 @@
           <w:lang w:val="es-ES"/>
         </w:rPr>
       </w:pPr>
-      <w:bookmarkStart w:id="41" w:name="_Toc243226535"/>
+      <w:bookmarkStart w:id="41" w:name="_Toc243229195"/>
       <w:r>
         <w:rPr>
           <w:rFonts w:eastAsia="Times New Roman"/>
@@ -28612,15 +28975,7 @@
                 <w:b/>
                 <w:bCs/>
               </w:rPr>
-              <w:t>d</w:t>
-            </w:r>
-            <w:r>
-              <w:rPr>
-                <w:rFonts w:eastAsia="Times New Roman"/>
-                <w:b/>
-                <w:bCs/>
-              </w:rPr>
-              <w:t>ía, semana y mes</w:t>
+              <w:t>día, semana y mes</w:t>
             </w:r>
             <w:r>
               <w:rPr>
@@ -28740,7 +29095,13 @@
               <w:rPr>
                 <w:rFonts w:eastAsia="Times New Roman"/>
               </w:rPr>
-              <w:t>Personalizar color, avatar e íconos del tablero de cada integrante; los niños ven una versión simplificada.</w:t>
+              <w:t>Personalizar color, avatar e íconos del tablero de cada integrante; los niñ</w:t>
+            </w:r>
+            <w:r>
+              <w:rPr>
+                <w:rFonts w:eastAsia="Times New Roman"/>
+              </w:rPr>
+              <w:t>os ven una versión simplificada.</w:t>
             </w:r>
           </w:p>
         </w:tc>
@@ -28868,7 +29229,7 @@
           <w:lang w:val="es-ES"/>
         </w:rPr>
       </w:pPr>
-      <w:bookmarkStart w:id="42" w:name="_Toc243226536"/>
+      <w:bookmarkStart w:id="42" w:name="_Toc243229196"/>
       <w:r>
         <w:rPr>
           <w:rFonts w:eastAsia="Times New Roman"/>
@@ -29166,7 +29527,6 @@
               <w:rPr>
                 <w:rFonts w:eastAsia="Times New Roman"/>
               </w:rPr>
-              <w:lastRenderedPageBreak/>
               <w:t>RF-104</w:t>
             </w:r>
           </w:p>
@@ -29207,7 +29567,7 @@
           <w:lang w:val="es-ES"/>
         </w:rPr>
       </w:pPr>
-      <w:bookmarkStart w:id="43" w:name="_Toc243226537"/>
+      <w:bookmarkStart w:id="43" w:name="_Toc243229197"/>
       <w:r>
         <w:rPr>
           <w:rFonts w:eastAsia="Times New Roman"/>
@@ -29273,6 +29633,7 @@
                 <w:b/>
                 <w:bCs/>
               </w:rPr>
+              <w:lastRenderedPageBreak/>
               <w:t>ID</w:t>
             </w:r>
           </w:p>
@@ -29418,13 +29779,7 @@
               <w:rPr>
                 <w:rFonts w:eastAsia="Times New Roman"/>
               </w:rPr>
-              <w:t>Un niño de 7 añ</w:t>
-            </w:r>
-            <w:r>
-              <w:rPr>
-                <w:rFonts w:eastAsia="Times New Roman"/>
-              </w:rPr>
-              <w:t>os debe poder completar su rutina sin ayuda después de verla una vez. La acción más frecuente (marcar tarea) no debe superar los 2 toques.</w:t>
+              <w:t>Un niño de 7 años debe poder completar su rutina sin ayuda después de verla una vez. La acción más frecuente (marcar tarea) no debe superar los 2 toques.</w:t>
             </w:r>
           </w:p>
         </w:tc>
@@ -29507,7 +29862,13 @@
               <w:rPr>
                 <w:rFonts w:eastAsia="Times New Roman"/>
               </w:rPr>
-              <w:t>La aplicación abre en menos de 2 segundos; la lista de tareas del día responde en menos de 500 ms.</w:t>
+              <w:t>La aplicació</w:t>
+            </w:r>
+            <w:r>
+              <w:rPr>
+                <w:rFonts w:eastAsia="Times New Roman"/>
+              </w:rPr>
+              <w:t>n abre en menos de 2 segundos; la lista de tareas del día responde en menos de 500 ms.</w:t>
             </w:r>
           </w:p>
         </w:tc>
@@ -29839,7 +30200,13 @@
               <w:rPr>
                 <w:rFonts w:eastAsia="Times New Roman"/>
               </w:rPr>
-              <w:t>Recolección mínima de datos de niños, sin publicidad, con consentimiento del adulto responsable y cumplimiento de COPPA/GDPR-K.</w:t>
+              <w:t>Recolección mí</w:t>
+            </w:r>
+            <w:r>
+              <w:rPr>
+                <w:rFonts w:eastAsia="Times New Roman"/>
+              </w:rPr>
+              <w:t>nima de datos de niños, sin publicidad, con consentimiento del adulto responsable y cumplimiento de COPPA/GDPR-K.</w:t>
             </w:r>
           </w:p>
         </w:tc>
@@ -30285,7 +30652,6 @@
               <w:rPr>
                 <w:rFonts w:eastAsia="Times New Roman"/>
               </w:rPr>
-              <w:lastRenderedPageBreak/>
               <w:t>RNF-12</w:t>
             </w:r>
           </w:p>
@@ -30338,13 +30704,7 @@
               <w:rPr>
                 <w:rFonts w:eastAsia="Times New Roman"/>
               </w:rPr>
-              <w:t>Uso responsable de baterí</w:t>
-            </w:r>
-            <w:r>
-              <w:rPr>
-                <w:rFonts w:eastAsia="Times New Roman"/>
-              </w:rPr>
-              <w:t>a y datos móviles; notificaciones sin exigir la aplicación abierta.</w:t>
+              <w:t>Uso responsable de batería y datos móviles; notificaciones sin exigir la aplicación abierta.</w:t>
             </w:r>
           </w:p>
         </w:tc>
@@ -30510,7 +30870,13 @@
               <w:rPr>
                 <w:rFonts w:eastAsia="Times New Roman"/>
               </w:rPr>
-              <w:t>Aplicación liviana (idealmente menos de 40 MB) y publicable en Google Play y App Store.</w:t>
+              <w:t>Aplicació</w:t>
+            </w:r>
+            <w:r>
+              <w:rPr>
+                <w:rFonts w:eastAsia="Times New Roman"/>
+              </w:rPr>
+              <w:t>n liviana (idealmente menos de 40 MB) y publicable en Google Play y App Store.</w:t>
             </w:r>
           </w:p>
         </w:tc>
@@ -30541,6 +30907,7 @@
               <w:rPr>
                 <w:rFonts w:eastAsia="Times New Roman"/>
               </w:rPr>
+              <w:lastRenderedPageBreak/>
               <w:t>RNF-15</w:t>
             </w:r>
           </w:p>
@@ -30690,7 +31057,7 @@
           <w:lang w:val="es-ES"/>
         </w:rPr>
       </w:pPr>
-      <w:bookmarkStart w:id="44" w:name="_Toc243226538"/>
+      <w:bookmarkStart w:id="44" w:name="_Toc243229198"/>
       <w:r>
         <w:rPr>
           <w:rFonts w:eastAsia="Times New Roman"/>
@@ -30764,7 +31131,7 @@
           <w:lang w:val="es-ES"/>
         </w:rPr>
       </w:pPr>
-      <w:bookmarkStart w:id="45" w:name="_Toc243226539"/>
+      <w:bookmarkStart w:id="45" w:name="_Toc243229199"/>
       <w:r>
         <w:rPr>
           <w:rFonts w:eastAsia="Times New Roman"/>
@@ -30858,7 +31225,7 @@
           <w:lang w:val="es-ES"/>
         </w:rPr>
       </w:pPr>
-      <w:bookmarkStart w:id="46" w:name="_Toc243226540"/>
+      <w:bookmarkStart w:id="46" w:name="_Toc243229200"/>
       <w:r>
         <w:rPr>
           <w:rFonts w:eastAsia="Times New Roman"/>
@@ -30932,7 +31299,7 @@
           <w:lang w:val="es-ES"/>
         </w:rPr>
       </w:pPr>
-      <w:bookmarkStart w:id="47" w:name="_Toc243226541"/>
+      <w:bookmarkStart w:id="47" w:name="_Toc243229201"/>
       <w:r>
         <w:rPr>
           <w:rFonts w:eastAsia="Times New Roman"/>
@@ -30955,15 +31322,7 @@
           <w:iCs/>
           <w:lang w:val="es-ES"/>
         </w:rPr>
-        <w:t>Como coordinadora, quiero pactar un plan de rotació</w:t>
-      </w:r>
-      <w:r>
-        <w:rPr>
-          <w:i/>
-          <w:iCs/>
-          <w:lang w:val="es-ES"/>
-        </w:rPr>
-        <w:t>n semanal, para que las tareas cambien de responsable de forma justa.</w:t>
+        <w:t>Como coordinadora, quiero pactar un plan de rotación semanal, para que las tareas cambien de responsable de forma justa.</w:t>
       </w:r>
     </w:p>
     <w:p>
@@ -31003,7 +31362,6 @@
           <w:rFonts w:eastAsia="Times New Roman"/>
           <w:lang w:val="es-ES"/>
         </w:rPr>
-        <w:lastRenderedPageBreak/>
         <w:t>Defino la periodicidad (por ejemplo, semanal) y la fecha de inicio.</w:t>
       </w:r>
     </w:p>
@@ -31055,7 +31413,7 @@
           <w:lang w:val="es-ES"/>
         </w:rPr>
       </w:pPr>
-      <w:bookmarkStart w:id="48" w:name="_Toc243226542"/>
+      <w:bookmarkStart w:id="48" w:name="_Toc243229202"/>
       <w:r>
         <w:rPr>
           <w:rFonts w:eastAsia="Times New Roman"/>
@@ -31098,14 +31456,8 @@
           <w:rFonts w:eastAsia="Times New Roman"/>
           <w:lang w:val="es-ES"/>
         </w:rPr>
-        <w:t xml:space="preserve">La pantalla «Hoy» </w:t>
-      </w:r>
-      <w:r>
-        <w:rPr>
-          <w:rFonts w:eastAsia="Times New Roman"/>
-          <w:lang w:val="es-ES"/>
-        </w:rPr>
-        <w:t>muestra las tareas del día.</w:t>
+        <w:lastRenderedPageBreak/>
+        <w:t>La pantalla «Hoy» muestra las tareas del día.</w:t>
       </w:r>
     </w:p>
     <w:p>
@@ -31156,13 +31508,20 @@
           <w:lang w:val="es-ES"/>
         </w:rPr>
       </w:pPr>
-      <w:bookmarkStart w:id="49" w:name="_Toc243226543"/>
-      <w:r>
-        <w:rPr>
-          <w:rFonts w:eastAsia="Times New Roman"/>
-          <w:lang w:val="es-ES"/>
-        </w:rPr>
-        <w:t>HU-05 — Marcar y verificar tareas</w:t>
+      <w:bookmarkStart w:id="49" w:name="_Toc243229203"/>
+      <w:r>
+        <w:rPr>
+          <w:rFonts w:eastAsia="Times New Roman"/>
+          <w:lang w:val="es-ES"/>
+        </w:rPr>
+        <w:t xml:space="preserve">HU-05 — </w:t>
+      </w:r>
+      <w:r>
+        <w:rPr>
+          <w:rFonts w:eastAsia="Times New Roman"/>
+          <w:lang w:val="es-ES"/>
+        </w:rPr>
+        <w:t>Marcar y verificar tareas</w:t>
       </w:r>
       <w:bookmarkEnd w:id="49"/>
     </w:p>
@@ -31250,7 +31609,7 @@
           <w:lang w:val="es-ES"/>
         </w:rPr>
       </w:pPr>
-      <w:bookmarkStart w:id="50" w:name="_Toc243226544"/>
+      <w:bookmarkStart w:id="50" w:name="_Toc243229204"/>
       <w:r>
         <w:rPr>
           <w:rFonts w:eastAsia="Times New Roman"/>
@@ -31293,7 +31652,14 @@
           <w:rFonts w:eastAsia="Times New Roman"/>
           <w:lang w:val="es-ES"/>
         </w:rPr>
-        <w:t>Solo se muestra un paso a la vez, con imágenes y texto corto.</w:t>
+        <w:t>Solo se muestra un paso a la vez, con imá</w:t>
+      </w:r>
+      <w:r>
+        <w:rPr>
+          <w:rFonts w:eastAsia="Times New Roman"/>
+          <w:lang w:val="es-ES"/>
+        </w:rPr>
+        <w:t>genes y texto corto.</w:t>
       </w:r>
     </w:p>
     <w:p>
@@ -31344,7 +31710,7 @@
           <w:lang w:val="es-ES"/>
         </w:rPr>
       </w:pPr>
-      <w:bookmarkStart w:id="51" w:name="_Toc243226545"/>
+      <w:bookmarkStart w:id="51" w:name="_Toc243229205"/>
       <w:r>
         <w:rPr>
           <w:rFonts w:eastAsia="Times New Roman"/>
@@ -31438,7 +31804,7 @@
           <w:lang w:val="es-ES"/>
         </w:rPr>
       </w:pPr>
-      <w:bookmarkStart w:id="52" w:name="_Toc243226546"/>
+      <w:bookmarkStart w:id="52" w:name="_Toc243229206"/>
       <w:r>
         <w:rPr>
           <w:rFonts w:eastAsia="Times New Roman"/>
@@ -31512,13 +31878,12 @@
           <w:lang w:val="es-ES"/>
         </w:rPr>
       </w:pPr>
-      <w:bookmarkStart w:id="53" w:name="_Toc243226547"/>
-      <w:r>
-        <w:rPr>
-          <w:rFonts w:eastAsia="Times New Roman"/>
-          <w:lang w:val="es-ES"/>
-        </w:rPr>
-        <w:lastRenderedPageBreak/>
+      <w:bookmarkStart w:id="53" w:name="_Toc243229207"/>
+      <w:r>
+        <w:rPr>
+          <w:rFonts w:eastAsia="Times New Roman"/>
+          <w:lang w:val="es-ES"/>
+        </w:rPr>
         <w:t>HU-09 — Ganar y canjear puntos</w:t>
       </w:r>
       <w:bookmarkEnd w:id="53"/>
@@ -31596,7 +31961,14 @@
           <w:rFonts w:eastAsia="Times New Roman"/>
           <w:lang w:val="es-ES"/>
         </w:rPr>
-        <w:t>Puedo canjear una recompensa con la aprobación de la coordinadora.</w:t>
+        <w:t>Puedo canjear una recompensa con la aprobació</w:t>
+      </w:r>
+      <w:r>
+        <w:rPr>
+          <w:rFonts w:eastAsia="Times New Roman"/>
+          <w:lang w:val="es-ES"/>
+        </w:rPr>
+        <w:t>n de la coordinadora.</w:t>
       </w:r>
     </w:p>
     <w:p>
@@ -31607,12 +31979,13 @@
           <w:lang w:val="es-ES"/>
         </w:rPr>
       </w:pPr>
-      <w:bookmarkStart w:id="54" w:name="_Toc243226548"/>
-      <w:r>
-        <w:rPr>
-          <w:rFonts w:eastAsia="Times New Roman"/>
-          <w:lang w:val="es-ES"/>
-        </w:rPr>
+      <w:bookmarkStart w:id="54" w:name="_Toc243229208"/>
+      <w:r>
+        <w:rPr>
+          <w:rFonts w:eastAsia="Times New Roman"/>
+          <w:lang w:val="es-ES"/>
+        </w:rPr>
+        <w:lastRenderedPageBreak/>
         <w:t>HU-10 — Definir el presupuesto mensual</w:t>
       </w:r>
       <w:bookmarkEnd w:id="54"/>
@@ -31681,7 +32054,7 @@
           <w:lang w:val="es-ES"/>
         </w:rPr>
       </w:pPr>
-      <w:bookmarkStart w:id="55" w:name="_Toc243226549"/>
+      <w:bookmarkStart w:id="55" w:name="_Toc243229209"/>
       <w:r>
         <w:rPr>
           <w:rFonts w:eastAsia="Times New Roman"/>
@@ -31775,7 +32148,7 @@
           <w:lang w:val="es-ES"/>
         </w:rPr>
       </w:pPr>
-      <w:bookmarkStart w:id="56" w:name="_Toc243226550"/>
+      <w:bookmarkStart w:id="56" w:name="_Toc243229210"/>
       <w:r>
         <w:rPr>
           <w:rFonts w:eastAsia="Times New Roman"/>
@@ -31869,7 +32242,7 @@
           <w:lang w:val="es-ES"/>
         </w:rPr>
       </w:pPr>
-      <w:bookmarkStart w:id="57" w:name="_Toc243226551"/>
+      <w:bookmarkStart w:id="57" w:name="_Toc243229211"/>
       <w:r>
         <w:rPr>
           <w:rFonts w:eastAsia="Times New Roman"/>
@@ -31963,7 +32336,7 @@
           <w:lang w:val="es-ES"/>
         </w:rPr>
       </w:pPr>
-      <w:bookmarkStart w:id="58" w:name="_Toc243226552"/>
+      <w:bookmarkStart w:id="58" w:name="_Toc243229212"/>
       <w:r>
         <w:rPr>
           <w:rFonts w:eastAsia="Times New Roman"/>
@@ -32006,7 +32379,6 @@
           <w:rFonts w:eastAsia="Times New Roman"/>
           <w:lang w:val="es-ES"/>
         </w:rPr>
-        <w:lastRenderedPageBreak/>
         <w:t>Reporte de cumplimiento por integrante y por semana.</w:t>
       </w:r>
     </w:p>
@@ -32058,7 +32430,7 @@
           <w:lang w:val="es-ES"/>
         </w:rPr>
       </w:pPr>
-      <w:bookmarkStart w:id="59" w:name="_Toc243226553"/>
+      <w:bookmarkStart w:id="59" w:name="_Toc243229213"/>
       <w:r>
         <w:rPr>
           <w:rFonts w:eastAsia="Times New Roman"/>
@@ -32101,6 +32473,7 @@
           <w:rFonts w:eastAsia="Times New Roman"/>
           <w:lang w:val="es-ES"/>
         </w:rPr>
+        <w:lastRenderedPageBreak/>
         <w:t>Sin conexión veo mis tareas y puedo marcarlas.</w:t>
       </w:r>
     </w:p>
@@ -32152,7 +32525,7 @@
           <w:lang w:val="es-ES"/>
         </w:rPr>
       </w:pPr>
-      <w:bookmarkStart w:id="60" w:name="_Toc243226554"/>
+      <w:bookmarkStart w:id="60" w:name="_Toc243229214"/>
       <w:r>
         <w:rPr>
           <w:rFonts w:eastAsia="Times New Roman"/>
@@ -32175,7 +32548,15 @@
           <w:iCs/>
           <w:lang w:val="es-ES"/>
         </w:rPr>
-        <w:t>Como mamá o papá, quiero recibir una notificación cuando mi hija marca una tarea, para aprobarla en el momento sin abrir la aplicación.</w:t>
+        <w:t>Como mamá o papá, quiero recibir una notificació</w:t>
+      </w:r>
+      <w:r>
+        <w:rPr>
+          <w:i/>
+          <w:iCs/>
+          <w:lang w:val="es-ES"/>
+        </w:rPr>
+        <w:t>n cuando mi hija marca una tarea, para aprobarla en el momento sin abrir la aplicación.</w:t>
       </w:r>
     </w:p>
     <w:p>
@@ -32298,7 +32679,7 @@
           <w:lang w:val="es-ES"/>
         </w:rPr>
       </w:pPr>
-      <w:bookmarkStart w:id="61" w:name="_Toc243226555"/>
+      <w:bookmarkStart w:id="61" w:name="_Toc243229215"/>
       <w:r>
         <w:rPr>
           <w:rFonts w:eastAsia="Times New Roman"/>
@@ -32412,7 +32793,7 @@
           <w:lang w:val="es-ES"/>
         </w:rPr>
       </w:pPr>
-      <w:bookmarkStart w:id="62" w:name="_Toc243226556"/>
+      <w:bookmarkStart w:id="62" w:name="_Toc243229216"/>
       <w:r>
         <w:rPr>
           <w:rFonts w:eastAsia="Times New Roman"/>
@@ -32506,7 +32887,7 @@
           <w:lang w:val="es-ES"/>
         </w:rPr>
       </w:pPr>
-      <w:bookmarkStart w:id="63" w:name="_Toc243226557"/>
+      <w:bookmarkStart w:id="63" w:name="_Toc243229217"/>
       <w:r>
         <w:rPr>
           <w:rFonts w:eastAsia="Times New Roman"/>
@@ -32549,7 +32930,6 @@
           <w:rFonts w:eastAsia="Times New Roman"/>
           <w:lang w:val="es-ES"/>
         </w:rPr>
-        <w:lastRenderedPageBreak/>
         <w:t>Puedo asignar una tarea a una persona y a un día específico.</w:t>
       </w:r>
     </w:p>
@@ -32601,7 +32981,7 @@
           <w:lang w:val="es-ES"/>
         </w:rPr>
       </w:pPr>
-      <w:bookmarkStart w:id="64" w:name="_Toc243226558"/>
+      <w:bookmarkStart w:id="64" w:name="_Toc243229218"/>
       <w:r>
         <w:rPr>
           <w:rFonts w:eastAsia="Times New Roman"/>
@@ -32624,7 +33004,15 @@
           <w:iCs/>
           <w:lang w:val="es-ES"/>
         </w:rPr>
-        <w:t>Como niña, quiero que el domingo no tenga tareas ni pierda puntos, para descansar con mi familia.</w:t>
+        <w:t>Como niñ</w:t>
+      </w:r>
+      <w:r>
+        <w:rPr>
+          <w:i/>
+          <w:iCs/>
+          <w:lang w:val="es-ES"/>
+        </w:rPr>
+        <w:t>a, quiero que el domingo no tenga tareas ni pierda puntos, para descansar con mi familia.</w:t>
       </w:r>
     </w:p>
     <w:p>
@@ -32664,6 +33052,7 @@
           <w:rFonts w:eastAsia="Times New Roman"/>
           <w:lang w:val="es-ES"/>
         </w:rPr>
+        <w:lastRenderedPageBreak/>
         <w:t>El día se muestra con un mensaje de descanso.</w:t>
       </w:r>
     </w:p>
@@ -32695,7 +33084,7 @@
           <w:lang w:val="es-ES"/>
         </w:rPr>
       </w:pPr>
-      <w:bookmarkStart w:id="65" w:name="_Toc243226559"/>
+      <w:bookmarkStart w:id="65" w:name="_Toc243229219"/>
       <w:r>
         <w:rPr>
           <w:rFonts w:eastAsia="Times New Roman"/>
@@ -32789,7 +33178,7 @@
           <w:lang w:val="es-ES"/>
         </w:rPr>
       </w:pPr>
-      <w:bookmarkStart w:id="66" w:name="_Toc243226560"/>
+      <w:bookmarkStart w:id="66" w:name="_Toc243229220"/>
       <w:r>
         <w:rPr>
           <w:rFonts w:eastAsia="Times New Roman"/>
@@ -32903,20 +33292,13 @@
           <w:lang w:val="es-ES"/>
         </w:rPr>
       </w:pPr>
-      <w:bookmarkStart w:id="67" w:name="_Toc243226561"/>
-      <w:r>
-        <w:rPr>
-          <w:rFonts w:eastAsia="Times New Roman"/>
-          <w:lang w:val="es-ES"/>
-        </w:rPr>
-        <w:t xml:space="preserve">HU-23 — </w:t>
-      </w:r>
-      <w:r>
-        <w:rPr>
-          <w:rFonts w:eastAsia="Times New Roman"/>
-          <w:lang w:val="es-ES"/>
-        </w:rPr>
-        <w:t>Registrar una compra con foto del recibo</w:t>
+      <w:bookmarkStart w:id="67" w:name="_Toc243229221"/>
+      <w:r>
+        <w:rPr>
+          <w:rFonts w:eastAsia="Times New Roman"/>
+          <w:lang w:val="es-ES"/>
+        </w:rPr>
+        <w:t>HU-23 — Registrar una compra con foto del recibo</w:t>
       </w:r>
       <w:bookmarkEnd w:id="67"/>
     </w:p>
@@ -32933,7 +33315,15 @@
           <w:iCs/>
           <w:lang w:val="es-ES"/>
         </w:rPr>
-        <w:t>Como mamá, quiero registrar lo que gasté en el mercado con una foto del recibo, para que quede claro en qué se fue la plata.</w:t>
+        <w:t xml:space="preserve">Como mamá, quiero registrar lo que gasté </w:t>
+      </w:r>
+      <w:r>
+        <w:rPr>
+          <w:i/>
+          <w:iCs/>
+          <w:lang w:val="es-ES"/>
+        </w:rPr>
+        <w:t>en el mercado con una foto del recibo, para que quede claro en qué se fue la plata.</w:t>
       </w:r>
     </w:p>
     <w:p>
@@ -33024,7 +33414,7 @@
           <w:lang w:val="es-ES"/>
         </w:rPr>
       </w:pPr>
-      <w:bookmarkStart w:id="68" w:name="_Toc243226562"/>
+      <w:bookmarkStart w:id="68" w:name="_Toc243229222"/>
       <w:r>
         <w:rPr>
           <w:rFonts w:eastAsia="Times New Roman"/>
@@ -33042,7 +33432,7 @@
           <w:lang w:val="es-ES"/>
         </w:rPr>
       </w:pPr>
-      <w:bookmarkStart w:id="69" w:name="_Toc243226563"/>
+      <w:bookmarkStart w:id="69" w:name="_Toc243229223"/>
       <w:r>
         <w:rPr>
           <w:rFonts w:eastAsia="Times New Roman"/>
@@ -33101,7 +33491,6 @@
           <w:bCs/>
           <w:lang w:val="es-ES"/>
         </w:rPr>
-        <w:lastRenderedPageBreak/>
         <w:t>Flujo normal:</w:t>
       </w:r>
     </w:p>
@@ -33215,12 +33604,13 @@
           <w:lang w:val="es-ES"/>
         </w:rPr>
       </w:pPr>
-      <w:bookmarkStart w:id="70" w:name="_Toc243226564"/>
-      <w:r>
-        <w:rPr>
-          <w:rFonts w:eastAsia="Times New Roman"/>
-          <w:lang w:val="es-ES"/>
-        </w:rPr>
+      <w:bookmarkStart w:id="70" w:name="_Toc243229224"/>
+      <w:r>
+        <w:rPr>
+          <w:rFonts w:eastAsia="Times New Roman"/>
+          <w:lang w:val="es-ES"/>
+        </w:rPr>
+        <w:lastRenderedPageBreak/>
         <w:t>CU-02 Definir el plan semanal y la rotación</w:t>
       </w:r>
       <w:bookmarkEnd w:id="70"/>
@@ -33264,7 +33654,14 @@
           <w:rFonts w:eastAsia="Times New Roman"/>
           <w:lang w:val="es-ES"/>
         </w:rPr>
-        <w:t>Selecciona las tareas que rotarán y los integrantes que participan.</w:t>
+        <w:t>Selecciona las tareas que rotará</w:t>
+      </w:r>
+      <w:r>
+        <w:rPr>
+          <w:rFonts w:eastAsia="Times New Roman"/>
+          <w:lang w:val="es-ES"/>
+        </w:rPr>
+        <w:t>n y los integrantes que participan.</w:t>
       </w:r>
     </w:p>
     <w:p>
@@ -33377,7 +33774,7 @@
           <w:lang w:val="es-ES"/>
         </w:rPr>
       </w:pPr>
-      <w:bookmarkStart w:id="71" w:name="_Toc243226565"/>
+      <w:bookmarkStart w:id="71" w:name="_Toc243229225"/>
       <w:r>
         <w:rPr>
           <w:rFonts w:eastAsia="Times New Roman"/>
@@ -33426,7 +33823,14 @@
           <w:rFonts w:eastAsia="Times New Roman"/>
           <w:lang w:val="es-ES"/>
         </w:rPr>
-        <w:t>Cada integrante abre «Hoy» y ve sus tareas.</w:t>
+        <w:t xml:space="preserve">Cada integrante abre «Hoy» </w:t>
+      </w:r>
+      <w:r>
+        <w:rPr>
+          <w:rFonts w:eastAsia="Times New Roman"/>
+          <w:lang w:val="es-ES"/>
+        </w:rPr>
+        <w:t>y ve sus tareas.</w:t>
       </w:r>
     </w:p>
     <w:p>
@@ -33497,7 +33901,7 @@
           <w:lang w:val="es-ES"/>
         </w:rPr>
       </w:pPr>
-      <w:bookmarkStart w:id="72" w:name="_Toc243226566"/>
+      <w:bookmarkStart w:id="72" w:name="_Toc243229226"/>
       <w:r>
         <w:rPr>
           <w:rFonts w:eastAsia="Times New Roman"/>
@@ -33606,7 +34010,14 @@
           <w:rFonts w:eastAsia="Times New Roman"/>
           <w:lang w:val="es-ES"/>
         </w:rPr>
-        <w:t>La madre puede ver el progreso y marcar pasos si el niño no tiene dispositivo.</w:t>
+        <w:t>La madre puede ver el progreso y marcar pasos si el niñ</w:t>
+      </w:r>
+      <w:r>
+        <w:rPr>
+          <w:rFonts w:eastAsia="Times New Roman"/>
+          <w:lang w:val="es-ES"/>
+        </w:rPr>
+        <w:t>o no tiene dispositivo.</w:t>
       </w:r>
     </w:p>
     <w:p>
@@ -33617,7 +34028,7 @@
           <w:lang w:val="es-ES"/>
         </w:rPr>
       </w:pPr>
-      <w:bookmarkStart w:id="73" w:name="_Toc243226567"/>
+      <w:bookmarkStart w:id="73" w:name="_Toc243229227"/>
       <w:r>
         <w:rPr>
           <w:rFonts w:eastAsia="Times New Roman"/>
@@ -33686,7 +34097,6 @@
           <w:rFonts w:eastAsia="Times New Roman"/>
           <w:lang w:val="es-ES"/>
         </w:rPr>
-        <w:lastRenderedPageBreak/>
         <w:t>El sistema actualiza el ejecutado de la categoría.</w:t>
       </w:r>
     </w:p>
@@ -33718,7 +34128,7 @@
           <w:lang w:val="es-ES"/>
         </w:rPr>
       </w:pPr>
-      <w:bookmarkStart w:id="74" w:name="_Toc243226568"/>
+      <w:bookmarkStart w:id="74" w:name="_Toc243229228"/>
       <w:r>
         <w:rPr>
           <w:rFonts w:eastAsia="Times New Roman"/>
@@ -33787,14 +34197,7 @@
           <w:rFonts w:eastAsia="Times New Roman"/>
           <w:lang w:val="es-ES"/>
         </w:rPr>
-        <w:t>Revisa categorí</w:t>
-      </w:r>
-      <w:r>
-        <w:rPr>
-          <w:rFonts w:eastAsia="Times New Roman"/>
-          <w:lang w:val="es-ES"/>
-        </w:rPr>
-        <w:t>as excedidas y sobrantes.</w:t>
+        <w:t>Revisa categorías excedidas y sobrantes.</w:t>
       </w:r>
     </w:p>
     <w:p>
@@ -33834,6 +34237,7 @@
           <w:rFonts w:eastAsia="Times New Roman"/>
           <w:lang w:val="es-ES"/>
         </w:rPr>
+        <w:lastRenderedPageBreak/>
         <w:t>Guarda el cierre y el sistema prepara el nuevo periodo.</w:t>
       </w:r>
     </w:p>
@@ -33845,7 +34249,7 @@
           <w:lang w:val="es-ES"/>
         </w:rPr>
       </w:pPr>
-      <w:bookmarkStart w:id="75" w:name="_Toc243226569"/>
+      <w:bookmarkStart w:id="75" w:name="_Toc243229229"/>
       <w:r>
         <w:rPr>
           <w:rFonts w:eastAsia="Times New Roman"/>
@@ -33877,7 +34281,7 @@
           <w:lang w:val="es-ES"/>
         </w:rPr>
       </w:pPr>
-      <w:bookmarkStart w:id="76" w:name="_Toc243226570"/>
+      <w:bookmarkStart w:id="76" w:name="_Toc243229230"/>
       <w:r>
         <w:rPr>
           <w:rFonts w:eastAsia="Times New Roman"/>
@@ -34516,7 +34920,6 @@
               <w:rPr>
                 <w:rFonts w:eastAsia="Times New Roman"/>
               </w:rPr>
-              <w:lastRenderedPageBreak/>
               <w:t>Reward</w:t>
             </w:r>
           </w:p>
@@ -34802,6 +35205,7 @@
               <w:rPr>
                 <w:rFonts w:eastAsia="Times New Roman"/>
               </w:rPr>
+              <w:lastRenderedPageBreak/>
               <w:t>RecurringTransaction</w:t>
             </w:r>
           </w:p>
@@ -35469,7 +35873,7 @@
           <w:lang w:val="es-ES"/>
         </w:rPr>
       </w:pPr>
-      <w:bookmarkStart w:id="77" w:name="_Toc243226571"/>
+      <w:bookmarkStart w:id="77" w:name="_Toc243229231"/>
       <w:r>
         <w:rPr>
           <w:rFonts w:eastAsia="Times New Roman"/>
@@ -35644,14 +36048,7 @@
           <w:rFonts w:eastAsia="Times New Roman"/>
           <w:lang w:val="es-ES"/>
         </w:rPr>
-        <w:t xml:space="preserve"> </w:t>
-      </w:r>
-      <w:r>
-        <w:rPr>
-          <w:rFonts w:eastAsia="Times New Roman"/>
-          <w:lang w:val="es-ES"/>
-        </w:rPr>
-        <w:t xml:space="preserve">y muchas </w:t>
+        <w:t xml:space="preserve"> y muchas </w:t>
       </w:r>
       <w:r>
         <w:rPr>
@@ -35719,7 +36116,14 @@
           <w:rFonts w:eastAsia="Times New Roman"/>
           <w:lang w:val="es-ES"/>
         </w:rPr>
-        <w:t xml:space="preserve"> (una por día o periodo en que debe hacerse).</w:t>
+        <w:t xml:space="preserve"> (una por dí</w:t>
+      </w:r>
+      <w:r>
+        <w:rPr>
+          <w:rFonts w:eastAsia="Times New Roman"/>
+          <w:lang w:val="es-ES"/>
+        </w:rPr>
+        <w:t>a o periodo en que debe hacerse).</w:t>
       </w:r>
     </w:p>
     <w:p>
@@ -35739,7 +36143,6 @@
           <w:rFonts w:eastAsia="Times New Roman"/>
           <w:lang w:val="es-ES"/>
         </w:rPr>
-        <w:lastRenderedPageBreak/>
         <w:t xml:space="preserve">Un </w:t>
       </w:r>
       <w:r>
@@ -35935,7 +36338,7 @@
           <w:lang w:val="es-ES"/>
         </w:rPr>
       </w:pPr>
-      <w:bookmarkStart w:id="78" w:name="_Toc243226572"/>
+      <w:bookmarkStart w:id="78" w:name="_Toc243229232"/>
       <w:r>
         <w:rPr>
           <w:rFonts w:eastAsia="Times New Roman"/>
@@ -36038,6 +36441,7 @@
           <w:szCs w:val="18"/>
           <w:lang w:val="es-ES"/>
         </w:rPr>
+        <w:lastRenderedPageBreak/>
         <w:t xml:space="preserve">  "memberId": "member_esteban",</w:t>
       </w:r>
     </w:p>
@@ -36080,71 +36484,71 @@
           <w:szCs w:val="18"/>
           <w:lang w:val="es-ES"/>
         </w:rPr>
-        <w:t xml:space="preserve">  </w:t>
-      </w:r>
-      <w:r>
+        <w:t xml:space="preserve">  "periodLabel": "2026-W43",</w:t>
+      </w:r>
+    </w:p>
+    <w:p>
+      <w:pPr>
+        <w:pStyle w:val="HTMLPreformatted"/>
+        <w:shd w:val="clear" w:color="auto" w:fill="F2F2F2"/>
         <w:rPr>
           <w:rFonts w:ascii="Consolas" w:hAnsi="Consolas"/>
           <w:sz w:val="18"/>
           <w:szCs w:val="18"/>
           <w:lang w:val="es-ES"/>
         </w:rPr>
-        <w:t>"periodLabel": "2026-W43",</w:t>
-      </w:r>
-    </w:p>
-    <w:p>
-      <w:pPr>
-        <w:pStyle w:val="HTMLPreformatted"/>
-        <w:shd w:val="clear" w:color="auto" w:fill="F2F2F2"/>
+      </w:pPr>
+      <w:r>
         <w:rPr>
           <w:rFonts w:ascii="Consolas" w:hAnsi="Consolas"/>
           <w:sz w:val="18"/>
           <w:szCs w:val="18"/>
           <w:lang w:val="es-ES"/>
         </w:rPr>
-      </w:pPr>
-      <w:r>
+        <w:t xml:space="preserve">  "status": "pending_verification",</w:t>
+      </w:r>
+    </w:p>
+    <w:p>
+      <w:pPr>
+        <w:pStyle w:val="HTMLPreformatted"/>
+        <w:shd w:val="clear" w:color="auto" w:fill="F2F2F2"/>
         <w:rPr>
           <w:rFonts w:ascii="Consolas" w:hAnsi="Consolas"/>
           <w:sz w:val="18"/>
           <w:szCs w:val="18"/>
           <w:lang w:val="es-ES"/>
         </w:rPr>
-        <w:t xml:space="preserve">  "status": "pending_verification",</w:t>
-      </w:r>
-    </w:p>
-    <w:p>
-      <w:pPr>
-        <w:pStyle w:val="HTMLPreformatted"/>
-        <w:shd w:val="clear" w:color="auto" w:fill="F2F2F2"/>
+      </w:pPr>
+      <w:r>
         <w:rPr>
           <w:rFonts w:ascii="Consolas" w:hAnsi="Consolas"/>
           <w:sz w:val="18"/>
           <w:szCs w:val="18"/>
           <w:lang w:val="es-ES"/>
         </w:rPr>
-      </w:pPr>
-      <w:r>
+        <w:t xml:space="preserve">  "estimatedMinutes": 20,</w:t>
+      </w:r>
+    </w:p>
+    <w:p>
+      <w:pPr>
+        <w:pStyle w:val="HTMLPreformatted"/>
+        <w:shd w:val="clear" w:color="auto" w:fill="F2F2F2"/>
         <w:rPr>
           <w:rFonts w:ascii="Consolas" w:hAnsi="Consolas"/>
           <w:sz w:val="18"/>
           <w:szCs w:val="18"/>
           <w:lang w:val="es-ES"/>
         </w:rPr>
-        <w:t xml:space="preserve">  "estimatedMinutes": 20,</w:t>
-      </w:r>
-    </w:p>
-    <w:p>
-      <w:pPr>
-        <w:pStyle w:val="HTMLPreformatted"/>
-        <w:shd w:val="clear" w:color="auto" w:fill="F2F2F2"/>
+      </w:pPr>
+      <w:r>
         <w:rPr>
           <w:rFonts w:ascii="Consolas" w:hAnsi="Consolas"/>
           <w:sz w:val="18"/>
           <w:szCs w:val="18"/>
           <w:lang w:val="es-ES"/>
         </w:rPr>
-      </w:pPr>
+        <w:t xml:space="preserve">  </w:t>
+      </w:r>
       <w:r>
         <w:rPr>
           <w:rFonts w:ascii="Consolas" w:hAnsi="Consolas"/>
@@ -36152,7 +36556,7 @@
           <w:szCs w:val="18"/>
           <w:lang w:val="es-ES"/>
         </w:rPr>
-        <w:t xml:space="preserve">  "points": 10,</w:t>
+        <w:t>"points": 10,</w:t>
       </w:r>
     </w:p>
     <w:p>
@@ -36268,7 +36672,7 @@
           <w:lang w:val="es-ES"/>
         </w:rPr>
       </w:pPr>
-      <w:bookmarkStart w:id="79" w:name="_Toc243226573"/>
+      <w:bookmarkStart w:id="79" w:name="_Toc243229233"/>
       <w:r>
         <w:rPr>
           <w:rFonts w:eastAsia="Times New Roman"/>
@@ -36286,7 +36690,7 @@
           <w:lang w:val="es-ES"/>
         </w:rPr>
       </w:pPr>
-      <w:bookmarkStart w:id="80" w:name="_Toc243226574"/>
+      <w:bookmarkStart w:id="80" w:name="_Toc243229234"/>
       <w:r>
         <w:rPr>
           <w:rFonts w:eastAsia="Times New Roman"/>
@@ -36811,7 +37215,6 @@
               <w:rPr>
                 <w:rFonts w:eastAsia="Times New Roman"/>
               </w:rPr>
-              <w:lastRenderedPageBreak/>
               <w:t>Almacenamiento de archivos</w:t>
             </w:r>
           </w:p>
@@ -36966,7 +37369,7 @@
           <w:lang w:val="es-ES"/>
         </w:rPr>
       </w:pPr>
-      <w:bookmarkStart w:id="81" w:name="_Toc243226575"/>
+      <w:bookmarkStart w:id="81" w:name="_Toc243229235"/>
       <w:r>
         <w:rPr>
           <w:rFonts w:eastAsia="Times New Roman"/>
@@ -36995,6 +37398,7 @@
           <w:bCs/>
           <w:lang w:val="es-ES"/>
         </w:rPr>
+        <w:lastRenderedPageBreak/>
         <w:t>Presentación:</w:t>
       </w:r>
       <w:r>
@@ -37002,7 +37406,14 @@
           <w:rFonts w:eastAsia="Times New Roman"/>
           <w:lang w:val="es-ES"/>
         </w:rPr>
-        <w:t xml:space="preserve"> pantallas, componentes y estado de la interfaz. Incluye el modo niño.</w:t>
+        <w:t xml:space="preserve"> </w:t>
+      </w:r>
+      <w:r>
+        <w:rPr>
+          <w:rFonts w:eastAsia="Times New Roman"/>
+          <w:lang w:val="es-ES"/>
+        </w:rPr>
+        <w:t>pantallas, componentes y estado de la interfaz. Incluye el modo niño.</w:t>
       </w:r>
     </w:p>
     <w:p>
@@ -37100,7 +37511,7 @@
           <w:lang w:val="es-ES"/>
         </w:rPr>
       </w:pPr>
-      <w:bookmarkStart w:id="82" w:name="_Toc243226576"/>
+      <w:bookmarkStart w:id="82" w:name="_Toc243229236"/>
       <w:r>
         <w:rPr>
           <w:rFonts w:eastAsia="Times New Roman"/>
@@ -37198,7 +37609,7 @@
           <w:lang w:val="es-ES"/>
         </w:rPr>
       </w:pPr>
-      <w:bookmarkStart w:id="83" w:name="_Toc243226577"/>
+      <w:bookmarkStart w:id="83" w:name="_Toc243229237"/>
       <w:r>
         <w:rPr>
           <w:rFonts w:eastAsia="Times New Roman"/>
@@ -37490,114 +37901,113 @@
           <w:szCs w:val="18"/>
           <w:lang w:val="es-ES"/>
         </w:rPr>
-        <w:t xml:space="preserve">    </w:t>
-      </w:r>
-      <w:r>
+        <w:t xml:space="preserve">    budget/</w:t>
+      </w:r>
+    </w:p>
+    <w:p>
+      <w:pPr>
+        <w:pStyle w:val="HTMLPreformatted"/>
+        <w:shd w:val="clear" w:color="auto" w:fill="F2F2F2"/>
         <w:rPr>
           <w:rFonts w:ascii="Consolas" w:hAnsi="Consolas"/>
           <w:sz w:val="18"/>
           <w:szCs w:val="18"/>
           <w:lang w:val="es-ES"/>
         </w:rPr>
-        <w:t>budget/</w:t>
-      </w:r>
-    </w:p>
-    <w:p>
-      <w:pPr>
-        <w:pStyle w:val="HTMLPreformatted"/>
-        <w:shd w:val="clear" w:color="auto" w:fill="F2F2F2"/>
+      </w:pPr>
+      <w:r>
         <w:rPr>
           <w:rFonts w:ascii="Consolas" w:hAnsi="Consolas"/>
           <w:sz w:val="18"/>
           <w:szCs w:val="18"/>
           <w:lang w:val="es-ES"/>
         </w:rPr>
-      </w:pPr>
-      <w:r>
+        <w:t xml:space="preserve">    reports/</w:t>
+      </w:r>
+    </w:p>
+    <w:p>
+      <w:pPr>
+        <w:pStyle w:val="HTMLPreformatted"/>
+        <w:shd w:val="clear" w:color="auto" w:fill="F2F2F2"/>
         <w:rPr>
           <w:rFonts w:ascii="Consolas" w:hAnsi="Consolas"/>
           <w:sz w:val="18"/>
           <w:szCs w:val="18"/>
           <w:lang w:val="es-ES"/>
         </w:rPr>
-        <w:t xml:space="preserve">    reports/</w:t>
-      </w:r>
-    </w:p>
-    <w:p>
-      <w:pPr>
-        <w:pStyle w:val="HTMLPreformatted"/>
-        <w:shd w:val="clear" w:color="auto" w:fill="F2F2F2"/>
+      </w:pPr>
+      <w:r>
         <w:rPr>
           <w:rFonts w:ascii="Consolas" w:hAnsi="Consolas"/>
           <w:sz w:val="18"/>
           <w:szCs w:val="18"/>
           <w:lang w:val="es-ES"/>
         </w:rPr>
-      </w:pPr>
-      <w:r>
+        <w:t xml:space="preserve">    settings/</w:t>
+      </w:r>
+    </w:p>
+    <w:p>
+      <w:pPr>
+        <w:pStyle w:val="HTMLPreformatted"/>
+        <w:shd w:val="clear" w:color="auto" w:fill="F2F2F2"/>
         <w:rPr>
           <w:rFonts w:ascii="Consolas" w:hAnsi="Consolas"/>
           <w:sz w:val="18"/>
           <w:szCs w:val="18"/>
           <w:lang w:val="es-ES"/>
         </w:rPr>
-        <w:t xml:space="preserve">    settings/</w:t>
-      </w:r>
-    </w:p>
-    <w:p>
-      <w:pPr>
-        <w:pStyle w:val="HTMLPreformatted"/>
-        <w:shd w:val="clear" w:color="auto" w:fill="F2F2F2"/>
+      </w:pPr>
+      <w:r>
         <w:rPr>
           <w:rFonts w:ascii="Consolas" w:hAnsi="Consolas"/>
           <w:sz w:val="18"/>
           <w:szCs w:val="18"/>
           <w:lang w:val="es-ES"/>
         </w:rPr>
-      </w:pPr>
-      <w:r>
+        <w:t xml:space="preserve">  data/</w:t>
+      </w:r>
+    </w:p>
+    <w:p>
+      <w:pPr>
+        <w:pStyle w:val="HTMLPreformatted"/>
+        <w:shd w:val="clear" w:color="auto" w:fill="F2F2F2"/>
         <w:rPr>
           <w:rFonts w:ascii="Consolas" w:hAnsi="Consolas"/>
           <w:sz w:val="18"/>
           <w:szCs w:val="18"/>
           <w:lang w:val="es-ES"/>
         </w:rPr>
-        <w:lastRenderedPageBreak/>
-        <w:t xml:space="preserve">  data/</w:t>
-      </w:r>
-    </w:p>
-    <w:p>
-      <w:pPr>
-        <w:pStyle w:val="HTMLPreformatted"/>
-        <w:shd w:val="clear" w:color="auto" w:fill="F2F2F2"/>
+      </w:pPr>
+      <w:r>
         <w:rPr>
           <w:rFonts w:ascii="Consolas" w:hAnsi="Consolas"/>
           <w:sz w:val="18"/>
           <w:szCs w:val="18"/>
           <w:lang w:val="es-ES"/>
         </w:rPr>
-      </w:pPr>
-      <w:r>
+        <w:t xml:space="preserve">    models/</w:t>
+      </w:r>
+    </w:p>
+    <w:p>
+      <w:pPr>
+        <w:pStyle w:val="HTMLPreformatted"/>
+        <w:shd w:val="clear" w:color="auto" w:fill="F2F2F2"/>
         <w:rPr>
           <w:rFonts w:ascii="Consolas" w:hAnsi="Consolas"/>
           <w:sz w:val="18"/>
           <w:szCs w:val="18"/>
           <w:lang w:val="es-ES"/>
         </w:rPr>
-        <w:t xml:space="preserve">    models/</w:t>
-      </w:r>
-    </w:p>
-    <w:p>
-      <w:pPr>
-        <w:pStyle w:val="HTMLPreformatted"/>
-        <w:shd w:val="clear" w:color="auto" w:fill="F2F2F2"/>
+      </w:pPr>
+      <w:r>
         <w:rPr>
           <w:rFonts w:ascii="Consolas" w:hAnsi="Consolas"/>
           <w:sz w:val="18"/>
           <w:szCs w:val="18"/>
           <w:lang w:val="es-ES"/>
         </w:rPr>
-      </w:pPr>
+        <w:t xml:space="preserve">    </w:t>
+      </w:r>
       <w:r>
         <w:rPr>
           <w:rFonts w:ascii="Consolas" w:hAnsi="Consolas"/>
@@ -37605,7 +38015,7 @@
           <w:szCs w:val="18"/>
           <w:lang w:val="es-ES"/>
         </w:rPr>
-        <w:t xml:space="preserve">    repositories/</w:t>
+        <w:t>repositories/</w:t>
       </w:r>
     </w:p>
     <w:p>
@@ -37679,7 +38089,7 @@
           <w:lang w:val="es-ES"/>
         </w:rPr>
       </w:pPr>
-      <w:bookmarkStart w:id="84" w:name="_Toc243226578"/>
+      <w:bookmarkStart w:id="84" w:name="_Toc243229238"/>
       <w:r>
         <w:rPr>
           <w:rFonts w:eastAsia="Times New Roman"/>
@@ -37737,6 +38147,7 @@
           <w:bCs/>
           <w:lang w:val="es-ES"/>
         </w:rPr>
+        <w:lastRenderedPageBreak/>
         <w:t>iOS:</w:t>
       </w:r>
       <w:r>
@@ -37744,14 +38155,7 @@
           <w:rFonts w:eastAsia="Times New Roman"/>
           <w:lang w:val="es-ES"/>
         </w:rPr>
-        <w:t xml:space="preserve"> solicitar permiso de notificaciones de forma explicada; configuració</w:t>
-      </w:r>
-      <w:r>
-        <w:rPr>
-          <w:rFonts w:eastAsia="Times New Roman"/>
-          <w:lang w:val="es-ES"/>
-        </w:rPr>
-        <w:t>n de seguridad de la cuenta de desarrollador para publicar.</w:t>
+        <w:t xml:space="preserve"> solicitar permiso de notificaciones de forma explicada; configuración de seguridad de la cuenta de desarrollador para publicar.</w:t>
       </w:r>
     </w:p>
     <w:p>
@@ -37780,7 +38184,14 @@
           <w:rFonts w:eastAsia="Times New Roman"/>
           <w:lang w:val="es-ES"/>
         </w:rPr>
-        <w:t xml:space="preserve"> diseño responsive; la versión web se enfoca en la administración.</w:t>
+        <w:t xml:space="preserve"> diseño responsive; la versió</w:t>
+      </w:r>
+      <w:r>
+        <w:rPr>
+          <w:rFonts w:eastAsia="Times New Roman"/>
+          <w:lang w:val="es-ES"/>
+        </w:rPr>
+        <w:t>n web se enfoca en la administración.</w:t>
       </w:r>
     </w:p>
     <w:p>
@@ -37791,7 +38202,7 @@
           <w:lang w:val="es-ES"/>
         </w:rPr>
       </w:pPr>
-      <w:bookmarkStart w:id="85" w:name="_Toc243226579"/>
+      <w:bookmarkStart w:id="85" w:name="_Toc243229239"/>
       <w:r>
         <w:rPr>
           <w:rFonts w:eastAsia="Times New Roman"/>
@@ -37809,7 +38220,7 @@
           <w:lang w:val="es-ES"/>
         </w:rPr>
       </w:pPr>
-      <w:bookmarkStart w:id="86" w:name="_Toc243226580"/>
+      <w:bookmarkStart w:id="86" w:name="_Toc243229240"/>
       <w:r>
         <w:rPr>
           <w:rFonts w:eastAsia="Times New Roman"/>
@@ -37972,7 +38383,7 @@
           <w:lang w:val="es-ES"/>
         </w:rPr>
       </w:pPr>
-      <w:bookmarkStart w:id="87" w:name="_Toc243226581"/>
+      <w:bookmarkStart w:id="87" w:name="_Toc243229241"/>
       <w:r>
         <w:rPr>
           <w:rFonts w:eastAsia="Times New Roman"/>
@@ -38571,13 +38982,7 @@
               <w:rPr>
                 <w:rFonts w:eastAsia="Times New Roman"/>
               </w:rPr>
-              <w:t>Diseño del plan, proyecció</w:t>
-            </w:r>
-            <w:r>
-              <w:rPr>
-                <w:rFonts w:eastAsia="Times New Roman"/>
-              </w:rPr>
-              <w:t>n de semanas, balance de carga.</w:t>
+              <w:t>Diseño del plan, proyección de semanas, balance de carga.</w:t>
             </w:r>
           </w:p>
         </w:tc>
@@ -38634,7 +39039,6 @@
               <w:rPr>
                 <w:rFonts w:eastAsia="Times New Roman"/>
               </w:rPr>
-              <w:lastRenderedPageBreak/>
               <w:t>Rutinas</w:t>
             </w:r>
           </w:p>
@@ -39216,6 +39620,7 @@
               <w:rPr>
                 <w:rFonts w:eastAsia="Times New Roman"/>
               </w:rPr>
+              <w:lastRenderedPageBreak/>
               <w:t>Lista de mercado</w:t>
             </w:r>
           </w:p>
@@ -39408,7 +39813,7 @@
               <w:rPr>
                 <w:rFonts w:eastAsia="Times New Roman"/>
               </w:rPr>
-              <w:t>Integrantes, roles, notificaciones, privacidad, respaldo.</w:t>
+              <w:t>Integrantes, roles, notificaciones, privacidad, respaldo e interruptor de premios de fin de semana (apagado por defecto).</w:t>
             </w:r>
           </w:p>
         </w:tc>
@@ -39671,7 +40076,13 @@
               <w:rPr>
                 <w:rFonts w:eastAsia="Times New Roman"/>
               </w:rPr>
-              <w:t>Estrellas grandes, mensaje de felicitación y desvanecimiento en 10 segundos.</w:t>
+              <w:t>Estrellas grandes, mensaje de felicitació</w:t>
+            </w:r>
+            <w:r>
+              <w:rPr>
+                <w:rFonts w:eastAsia="Times New Roman"/>
+              </w:rPr>
+              <w:t>n y desvanecimiento en 10 segundos.</w:t>
             </w:r>
           </w:p>
         </w:tc>
@@ -39837,7 +40248,7 @@
               <w:rPr>
                 <w:rFonts w:eastAsia="Times New Roman"/>
               </w:rPr>
-              <w:t>Meta acordada, puntos acumulados, umbral y barra de progreso.</w:t>
+              <w:t>Meta acordada, puntos acumulados, umbral y barra de progreso. Solo aparece si el interruptor está activo.</w:t>
             </w:r>
           </w:p>
         </w:tc>
@@ -40209,13 +40620,12 @@
           <w:lang w:val="es-ES"/>
         </w:rPr>
       </w:pPr>
-      <w:bookmarkStart w:id="88" w:name="_Toc243226582"/>
-      <w:r>
-        <w:rPr>
-          <w:rFonts w:eastAsia="Times New Roman"/>
-          <w:lang w:val="es-ES"/>
-        </w:rPr>
-        <w:lastRenderedPageBreak/>
+      <w:bookmarkStart w:id="88" w:name="_Toc243229242"/>
+      <w:r>
+        <w:rPr>
+          <w:rFonts w:eastAsia="Times New Roman"/>
+          <w:lang w:val="es-ES"/>
+        </w:rPr>
         <w:t>11.3 Navegación</w:t>
       </w:r>
       <w:bookmarkEnd w:id="88"/>
@@ -40340,7 +40750,7 @@
           <w:lang w:val="es-ES"/>
         </w:rPr>
       </w:pPr>
-      <w:bookmarkStart w:id="89" w:name="_Toc243226583"/>
+      <w:bookmarkStart w:id="89" w:name="_Toc243229243"/>
       <w:r>
         <w:rPr>
           <w:rFonts w:eastAsia="Times New Roman"/>
@@ -40405,6 +40815,7 @@
                 <w:b/>
                 <w:bCs/>
               </w:rPr>
+              <w:lastRenderedPageBreak/>
               <w:t>Fase</w:t>
             </w:r>
           </w:p>
@@ -40851,7 +41262,7 @@
           <w:lang w:val="es-ES"/>
         </w:rPr>
       </w:pPr>
-      <w:bookmarkStart w:id="90" w:name="_Toc243226584"/>
+      <w:bookmarkStart w:id="90" w:name="_Toc243229244"/>
       <w:r>
         <w:rPr>
           <w:rFonts w:eastAsia="Times New Roman"/>
@@ -41118,7 +41529,23 @@
           <w:rFonts w:eastAsia="Times New Roman"/>
           <w:lang w:val="es-ES"/>
         </w:rPr>
-        <w:t>Puntos, meta semanal y umbral de logro.</w:t>
+        <w:t xml:space="preserve">Puntos y, como opción que inicia </w:t>
+      </w:r>
+      <w:r>
+        <w:rPr>
+          <w:rFonts w:eastAsia="Times New Roman"/>
+          <w:b/>
+          <w:bCs/>
+          <w:lang w:val="es-ES"/>
+        </w:rPr>
+        <w:t>desactivada</w:t>
+      </w:r>
+      <w:r>
+        <w:rPr>
+          <w:rFonts w:eastAsia="Times New Roman"/>
+          <w:lang w:val="es-ES"/>
+        </w:rPr>
+        <w:t>, los premios de fin de semana con su meta y umbral.</w:t>
       </w:r>
     </w:p>
     <w:p>
@@ -41149,7 +41576,7 @@
           <w:lang w:val="es-ES"/>
         </w:rPr>
       </w:pPr>
-      <w:bookmarkStart w:id="91" w:name="_Toc243226585"/>
+      <w:bookmarkStart w:id="91" w:name="_Toc243229245"/>
       <w:r>
         <w:rPr>
           <w:rFonts w:eastAsia="Times New Roman"/>
@@ -41176,7 +41603,6 @@
           <w:rFonts w:eastAsia="Times New Roman"/>
           <w:lang w:val="es-ES"/>
         </w:rPr>
-        <w:lastRenderedPageBreak/>
         <w:t>Todos los criterios de aceptación de la historia probados y aprobados.</w:t>
       </w:r>
     </w:p>
@@ -41277,7 +41703,14 @@
           <w:rFonts w:eastAsia="Times New Roman"/>
           <w:lang w:val="es-ES"/>
         </w:rPr>
-        <w:t>La familia lo probó en su uso real y recibió el visto bueno.</w:t>
+        <w:t xml:space="preserve">La familia lo probó </w:t>
+      </w:r>
+      <w:r>
+        <w:rPr>
+          <w:rFonts w:eastAsia="Times New Roman"/>
+          <w:lang w:val="es-ES"/>
+        </w:rPr>
+        <w:t>en su uso real y recibió el visto bueno.</w:t>
       </w:r>
     </w:p>
     <w:p>
@@ -41288,12 +41721,13 @@
           <w:lang w:val="es-ES"/>
         </w:rPr>
       </w:pPr>
-      <w:bookmarkStart w:id="92" w:name="_Toc243226586"/>
-      <w:r>
-        <w:rPr>
-          <w:rFonts w:eastAsia="Times New Roman"/>
-          <w:lang w:val="es-ES"/>
-        </w:rPr>
+      <w:bookmarkStart w:id="92" w:name="_Toc243229246"/>
+      <w:r>
+        <w:rPr>
+          <w:rFonts w:eastAsia="Times New Roman"/>
+          <w:lang w:val="es-ES"/>
+        </w:rPr>
+        <w:lastRenderedPageBreak/>
         <w:t>14. Riesgos y supuestos</w:t>
       </w:r>
       <w:bookmarkEnd w:id="92"/>
@@ -41747,7 +42181,13 @@
               <w:rPr>
                 <w:rFonts w:eastAsia="Times New Roman"/>
               </w:rPr>
-              <w:t>Estrategia sin conexión con sincronización posterior.</w:t>
+              <w:t>Estrategia sin conexión con sincronizació</w:t>
+            </w:r>
+            <w:r>
+              <w:rPr>
+                <w:rFonts w:eastAsia="Times New Roman"/>
+              </w:rPr>
+              <w:t>n posterior.</w:t>
             </w:r>
           </w:p>
         </w:tc>
@@ -41830,13 +42270,7 @@
               <w:rPr>
                 <w:rFonts w:eastAsia="Times New Roman"/>
               </w:rPr>
-              <w:t>Cifrado, autenticació</w:t>
-            </w:r>
-            <w:r>
-              <w:rPr>
-                <w:rFonts w:eastAsia="Times New Roman"/>
-              </w:rPr>
-              <w:t>n y aislamiento de datos por hogar.</w:t>
+              <w:t>Cifrado, autenticación y aislamiento de datos por hogar.</w:t>
             </w:r>
           </w:p>
         </w:tc>
@@ -42027,7 +42461,13 @@
         <w:rPr>
           <w:lang w:val="es-ES"/>
         </w:rPr>
-        <w:t xml:space="preserve"> la familia cuenta con al menos un teléfono inteligente e internet; la coordinadora estará dispuesta a configurar el sistema; las tareas del catálogo corresponden a la realidad del hogar; se dispone de una cuenta de desarrollador para publicar en las tiendas.</w:t>
+        <w:t xml:space="preserve"> la familia cuenta con al menos un teléfono inteligente e internet; la coordinadora estará dispuesta a configurar el sistema; las tareas del catá</w:t>
+      </w:r>
+      <w:r>
+        <w:rPr>
+          <w:lang w:val="es-ES"/>
+        </w:rPr>
+        <w:t>logo corresponden a la realidad del hogar; se dispone de una cuenta de desarrollador para publicar en las tiendas.</w:t>
       </w:r>
     </w:p>
     <w:p>
@@ -42038,7 +42478,7 @@
           <w:lang w:val="es-ES"/>
         </w:rPr>
       </w:pPr>
-      <w:bookmarkStart w:id="93" w:name="_Toc243226587"/>
+      <w:bookmarkStart w:id="93" w:name="_Toc243229247"/>
       <w:r>
         <w:rPr>
           <w:rFonts w:eastAsia="Times New Roman"/>
@@ -42132,7 +42572,7 @@
           <w:rFonts w:eastAsia="Times New Roman"/>
           <w:lang w:val="es-ES"/>
         </w:rPr>
-        <w:t xml:space="preserve"> confirmar el máximo semanal (100) y el umbral (85%).</w:t>
+        <w:t xml:space="preserve"> confirmar el máximo semanal (100) y el umbral (85%), que solo se usan cuando los premios de fin de semana están activos.</w:t>
       </w:r>
     </w:p>
     <w:p>
@@ -42161,7 +42601,14 @@
           <w:rFonts w:eastAsia="Times New Roman"/>
           <w:lang w:val="es-ES"/>
         </w:rPr>
-        <w:t xml:space="preserve"> ¿es de descanso solo para la niña o para toda la familia?</w:t>
+        <w:t xml:space="preserve"> ¿</w:t>
+      </w:r>
+      <w:r>
+        <w:rPr>
+          <w:rFonts w:eastAsia="Times New Roman"/>
+          <w:lang w:val="es-ES"/>
+        </w:rPr>
+        <w:t>es de descanso solo para la niña o para toda la familia?</w:t>
       </w:r>
     </w:p>
     <w:p>
@@ -42219,7 +42666,7 @@
           <w:rFonts w:eastAsia="Times New Roman"/>
           <w:lang w:val="es-ES"/>
         </w:rPr>
-        <w:t xml:space="preserve"> ¿cómo se eligen y quién las aprueba cada semana?</w:t>
+        <w:t xml:space="preserve"> ¿cómo se eligen y quién las aprueba cada semana? Aplica solo cuando el interruptor de premios esté encendido.</w:t>
       </w:r>
     </w:p>
     <w:p>
@@ -42241,7 +42688,6 @@
           <w:bCs/>
           <w:lang w:val="es-ES"/>
         </w:rPr>
-        <w:lastRenderedPageBreak/>
         <w:t>Privilegios:</w:t>
       </w:r>
       <w:r>
@@ -42336,7 +42782,14 @@
           <w:rFonts w:eastAsia="Times New Roman"/>
           <w:lang w:val="es-ES"/>
         </w:rPr>
-        <w:t xml:space="preserve"> lista definitiva de categorías y subcategorías, con sus montos mensuales.</w:t>
+        <w:t xml:space="preserve"> </w:t>
+      </w:r>
+      <w:r>
+        <w:rPr>
+          <w:rFonts w:eastAsia="Times New Roman"/>
+          <w:lang w:val="es-ES"/>
+        </w:rPr>
+        <w:t>lista definitiva de categorías y subcategorías, con sus montos mensuales.</w:t>
       </w:r>
     </w:p>
     <w:p>
@@ -42387,6 +42840,7 @@
           <w:bCs/>
           <w:lang w:val="es-ES"/>
         </w:rPr>
+        <w:lastRenderedPageBreak/>
         <w:t>Privacidad:</w:t>
       </w:r>
       <w:r>
@@ -42394,14 +42848,7 @@
           <w:rFonts w:eastAsia="Times New Roman"/>
           <w:lang w:val="es-ES"/>
         </w:rPr>
-        <w:t xml:space="preserve"> el repositorio de GitHub es público; los datos financieros reales no deben subirse allí</w:t>
-      </w:r>
-      <w:r>
-        <w:rPr>
-          <w:rFonts w:eastAsia="Times New Roman"/>
-          <w:lang w:val="es-ES"/>
-        </w:rPr>
-        <w:t>. Se recomienda pasarlo a privado.</w:t>
+        <w:t xml:space="preserve"> el repositorio de GitHub es público; los datos financieros reales no deben subirse allí. Se recomienda pasarlo a privado.</w:t>
       </w:r>
     </w:p>
     <w:p>
@@ -42470,7 +42917,7 @@
           <w:lang w:val="es-ES"/>
         </w:rPr>
       </w:pPr>
-      <w:bookmarkStart w:id="94" w:name="_Toc243226588"/>
+      <w:bookmarkStart w:id="94" w:name="_Toc243229248"/>
       <w:r>
         <w:rPr>
           <w:rFonts w:eastAsia="Times New Roman"/>
@@ -42488,7 +42935,7 @@
           <w:lang w:val="es-ES"/>
         </w:rPr>
       </w:pPr>
-      <w:bookmarkStart w:id="95" w:name="_Toc243226589"/>
+      <w:bookmarkStart w:id="95" w:name="_Toc243229249"/>
       <w:r>
         <w:rPr>
           <w:rFonts w:eastAsia="Times New Roman"/>
@@ -43396,7 +43843,7 @@
           <w:lang w:val="es-ES"/>
         </w:rPr>
       </w:pPr>
-      <w:bookmarkStart w:id="96" w:name="_Toc243226590"/>
+      <w:bookmarkStart w:id="96" w:name="_Toc243229250"/>
       <w:r>
         <w:rPr>
           <w:rFonts w:eastAsia="Times New Roman"/>
@@ -43417,13 +43864,13 @@
         <w:rPr>
           <w:lang w:val="es-ES"/>
         </w:rPr>
-        <w:t xml:space="preserve">Son las 6:00 a. m. y a cada niño le aparece su rutina de la mañana paso a paso; la mamá ve en su pantalla «Hoy» </w:t>
-      </w:r>
-      <w:r>
-        <w:rPr>
-          <w:lang w:val="es-ES"/>
-        </w:rPr>
-        <w:t>que esta semana le toca trapear y que el papá lava los platos del almuerzo. Cuando la hija termina de tender su cama, marca la tarea y sube a la nube; la mamá la aprueba mientras desayuna. A las 10:00, el papá registra desde el celular el gasto del mercado con una foto del recibo y el sistema le avisa que a la categoría «alimentación» solo le queda el 15%. El domingo, la familia revisa el resumen: cumplieron 85% de las tareas y el presupuesto del mes va en orden.</w:t>
+        <w:t xml:space="preserve">Son las 6:00 a. m. y a cada niño le aparece su rutina de la mañana paso a paso; la mamá ve en su pantalla «Hoy» que esta semana le toca trapear y que el papá lava los platos del almuerzo. Cuando la hija termina de tender su cama, marca la tarea y sube a la nube; la mamá la aprueba mientras desayuna. A las 10:00, el papá </w:t>
+      </w:r>
+      <w:r>
+        <w:rPr>
+          <w:lang w:val="es-ES"/>
+        </w:rPr>
+        <w:t>registra desde el celular el gasto del mercado con una foto del recibo y el sistema le avisa que a la categoría «alimentación» solo le queda el 15%. El domingo, la familia revisa el resumen: cumplieron 85% de las tareas y el presupuesto del mes va en orden.</w:t>
       </w:r>
     </w:p>
     <w:p>
@@ -43434,7 +43881,7 @@
           <w:lang w:val="es-ES"/>
         </w:rPr>
       </w:pPr>
-      <w:bookmarkStart w:id="97" w:name="_Toc243226591"/>
+      <w:bookmarkStart w:id="97" w:name="_Toc243229251"/>
       <w:r>
         <w:rPr>
           <w:rFonts w:eastAsia="Times New Roman"/>
@@ -43498,7 +43945,6 @@
                 <w:b/>
                 <w:bCs/>
               </w:rPr>
-              <w:lastRenderedPageBreak/>
               <w:t>Estado</w:t>
             </w:r>
           </w:p>
@@ -43675,6 +44121,7 @@
               <w:rPr>
                 <w:rFonts w:eastAsia="Times New Roman"/>
               </w:rPr>
+              <w:lastRenderedPageBreak/>
               <w:t>Pendiente de verificación</w:t>
             </w:r>
           </w:p>
@@ -43886,7 +44333,7 @@
           <w:lang w:val="es-ES"/>
         </w:rPr>
       </w:pPr>
-      <w:bookmarkStart w:id="98" w:name="_Toc243226592"/>
+      <w:bookmarkStart w:id="98" w:name="_Toc243229252"/>
       <w:r>
         <w:rPr>
           <w:rFonts w:eastAsia="Times New Roman"/>
@@ -43921,13 +44368,7 @@
         <w:rPr>
           <w:lang w:val="es-ES"/>
         </w:rPr>
-        <w:t xml:space="preserve"> </w:t>
-      </w:r>
-      <w:r>
-        <w:rPr>
-          <w:lang w:val="es-ES"/>
-        </w:rPr>
-        <w:t xml:space="preserve">que usa hoy la familia (hojas Ingresos, General, Gastos, Deudas y Ahorros) y la traduce al modelo de </w:t>
+        <w:t xml:space="preserve"> que usa hoy la familia (hojas Ingresos, General, Gastos, Deudas y Ahorros) y la traduce al modelo de </w:t>
       </w:r>
       <w:r>
         <w:rPr>
@@ -43955,7 +44396,13 @@
         <w:rPr>
           <w:lang w:val="es-ES"/>
         </w:rPr>
-        <w:t>, por privacidad; aquí solo se muestran las categorías y, como ejemplo, los valores de la parte de mercado.</w:t>
+        <w:t>, por privacidad; aqu</w:t>
+      </w:r>
+      <w:r>
+        <w:rPr>
+          <w:lang w:val="es-ES"/>
+        </w:rPr>
+        <w:t>í solo se muestran las categorías y, como ejemplo, los valores de la parte de mercado.</w:t>
       </w:r>
     </w:p>
     <w:p>
@@ -43966,7 +44413,7 @@
           <w:lang w:val="es-ES"/>
         </w:rPr>
       </w:pPr>
-      <w:bookmarkStart w:id="99" w:name="_Toc243226593"/>
+      <w:bookmarkStart w:id="99" w:name="_Toc243229253"/>
       <w:r>
         <w:rPr>
           <w:rFonts w:eastAsia="Times New Roman"/>
@@ -44466,13 +44913,20 @@
           <w:lang w:val="es-ES"/>
         </w:rPr>
       </w:pPr>
-      <w:bookmarkStart w:id="100" w:name="_Toc243226594"/>
-      <w:r>
-        <w:rPr>
-          <w:rFonts w:eastAsia="Times New Roman"/>
-          <w:lang w:val="es-ES"/>
-        </w:rPr>
-        <w:t>D.2 Sobres de mercado y alimentación (los administra mamá)</w:t>
+      <w:bookmarkStart w:id="100" w:name="_Toc243229254"/>
+      <w:r>
+        <w:rPr>
+          <w:rFonts w:eastAsia="Times New Roman"/>
+          <w:lang w:val="es-ES"/>
+        </w:rPr>
+        <w:t>D.2 Sobres de mercado y alimentació</w:t>
+      </w:r>
+      <w:r>
+        <w:rPr>
+          <w:rFonts w:eastAsia="Times New Roman"/>
+          <w:lang w:val="es-ES"/>
+        </w:rPr>
+        <w:t>n (los administra mamá)</w:t>
       </w:r>
       <w:bookmarkEnd w:id="100"/>
     </w:p>
@@ -44878,7 +45332,6 @@
               <w:rPr>
                 <w:rFonts w:eastAsia="Times New Roman"/>
               </w:rPr>
-              <w:lastRenderedPageBreak/>
               <w:t>3</w:t>
             </w:r>
           </w:p>
@@ -45099,6 +45552,7 @@
               <w:rPr>
                 <w:rFonts w:eastAsia="Times New Roman"/>
               </w:rPr>
+              <w:lastRenderedPageBreak/>
               <w:t>5</w:t>
             </w:r>
           </w:p>
@@ -45641,7 +46095,7 @@
           <w:lang w:val="es-ES"/>
         </w:rPr>
       </w:pPr>
-      <w:bookmarkStart w:id="101" w:name="_Toc243226595"/>
+      <w:bookmarkStart w:id="101" w:name="_Toc243229255"/>
       <w:r>
         <w:rPr>
           <w:rFonts w:eastAsia="Times New Roman"/>
@@ -46394,7 +46848,6 @@
               <w:rPr>
                 <w:rFonts w:eastAsia="Times New Roman"/>
               </w:rPr>
-              <w:lastRenderedPageBreak/>
               <w:t>Peluquería de papá y mamá</w:t>
             </w:r>
           </w:p>
@@ -46509,6 +46962,7 @@
               <w:rPr>
                 <w:rFonts w:eastAsia="Times New Roman"/>
               </w:rPr>
+              <w:lastRenderedPageBreak/>
               <w:t>Seguro de salud</w:t>
             </w:r>
           </w:p>
@@ -46549,7 +47003,7 @@
           <w:lang w:val="es-ES"/>
         </w:rPr>
       </w:pPr>
-      <w:bookmarkStart w:id="102" w:name="_Toc243226596"/>
+      <w:bookmarkStart w:id="102" w:name="_Toc243229256"/>
       <w:r>
         <w:rPr>
           <w:rFonts w:eastAsia="Times New Roman"/>
@@ -47437,7 +47891,7 @@
           <w:lang w:val="es-ES"/>
         </w:rPr>
       </w:pPr>
-      <w:bookmarkStart w:id="103" w:name="_Toc243226597"/>
+      <w:bookmarkStart w:id="103" w:name="_Toc243229257"/>
       <w:r>
         <w:rPr>
           <w:rFonts w:eastAsia="Times New Roman"/>
@@ -48010,7 +48464,6 @@
               <w:rPr>
                 <w:rFonts w:eastAsia="Times New Roman"/>
               </w:rPr>
-              <w:lastRenderedPageBreak/>
               <w:t>Seguro de vida</w:t>
             </w:r>
           </w:p>
@@ -48077,7 +48530,7 @@
           <w:lang w:val="es-ES"/>
         </w:rPr>
       </w:pPr>
-      <w:bookmarkStart w:id="104" w:name="_Toc243226598"/>
+      <w:bookmarkStart w:id="104" w:name="_Toc243229258"/>
       <w:r>
         <w:rPr>
           <w:rFonts w:eastAsia="Times New Roman"/>
@@ -48141,6 +48594,7 @@
                 <w:b/>
                 <w:bCs/>
               </w:rPr>
+              <w:lastRenderedPageBreak/>
               <w:t>Concepto</w:t>
             </w:r>
           </w:p>
@@ -48535,7 +48989,13 @@
         <w:rPr>
           <w:lang w:val="es-ES"/>
         </w:rPr>
-        <w:t>La aplicación muestra este mismo resumen en la pantalla de presupuesto, con semáforo: verde si el restante es positivo, amarillo si está justo y rojo si es negativo. Así la familia detecta a tiempo cuándo los compromisos superan los ingresos.</w:t>
+        <w:t>La aplicación muestra este mismo resumen en la pantalla de presupuesto, con semáforo: verde si el restante es positivo, amarillo si está justo y rojo si es negativo. Así la familia detecta a tiempo cuá</w:t>
+      </w:r>
+      <w:r>
+        <w:rPr>
+          <w:lang w:val="es-ES"/>
+        </w:rPr>
+        <w:t>ndo los compromisos superan los ingresos.</w:t>
       </w:r>
     </w:p>
     <w:p>
@@ -48546,7 +49006,7 @@
           <w:lang w:val="es-ES"/>
         </w:rPr>
       </w:pPr>
-      <w:bookmarkStart w:id="105" w:name="_Toc243226599"/>
+      <w:bookmarkStart w:id="105" w:name="_Toc243229259"/>
       <w:r>
         <w:rPr>
           <w:rFonts w:eastAsia="Times New Roman"/>
@@ -48755,13 +49215,7 @@
               <w:rPr>
                 <w:rFonts w:eastAsia="Times New Roman"/>
               </w:rPr>
-              <w:t xml:space="preserve">Estrellas grandes de colores, mensaje «¡Muy bien!» </w:t>
-            </w:r>
-            <w:r>
-              <w:rPr>
-                <w:rFonts w:eastAsia="Times New Roman"/>
-              </w:rPr>
-              <w:t>y el nombre de la tarea aprobada.</w:t>
+              <w:t>Estrellas grandes de colores, mensaje «¡Muy bien!» y el nombre de la tarea aprobada.</w:t>
             </w:r>
           </w:p>
         </w:tc>
@@ -49060,13 +49514,12 @@
           <w:lang w:val="es-ES"/>
         </w:rPr>
       </w:pPr>
-      <w:bookmarkStart w:id="106" w:name="_Toc243226600"/>
-      <w:r>
-        <w:rPr>
-          <w:rFonts w:eastAsia="Times New Roman"/>
-          <w:lang w:val="es-ES"/>
-        </w:rPr>
-        <w:lastRenderedPageBreak/>
+      <w:bookmarkStart w:id="106" w:name="_Toc243229260"/>
+      <w:r>
+        <w:rPr>
+          <w:rFonts w:eastAsia="Times New Roman"/>
+          <w:lang w:val="es-ES"/>
+        </w:rPr>
         <w:t>Anexo F — Flujo de aprobación paso a paso</w:t>
       </w:r>
       <w:bookmarkEnd w:id="106"/>
@@ -49164,6 +49617,7 @@
           <w:rFonts w:eastAsia="Times New Roman"/>
           <w:lang w:val="es-ES"/>
         </w:rPr>
+        <w:lastRenderedPageBreak/>
         <w:t xml:space="preserve">La notificación muestra: </w:t>
       </w:r>
       <w:r>
@@ -49279,16 +49733,7 @@
           <w:bCs/>
           <w:lang w:val="es-ES"/>
         </w:rPr>
-        <w:t>Si responde «</w:t>
-      </w:r>
-      <w:r>
-        <w:rPr>
-          <w:rFonts w:eastAsia="Times New Roman"/>
-          <w:b/>
-          <w:bCs/>
-          <w:lang w:val="es-ES"/>
-        </w:rPr>
-        <w:t>todavía no»:</w:t>
+        <w:t>Si responde «todavía no»:</w:t>
       </w:r>
       <w:r>
         <w:rPr>
@@ -49430,7 +49875,7 @@
         <w:color w:val="808080"/>
         <w:sz w:val="18"/>
       </w:rPr>
-      <w:t>45</w:t>
+      <w:t>46</w:t>
     </w:r>
     <w:r>
       <w:rPr>
@@ -49511,9 +49956,9 @@
 <file path=word/numbering.xml><?xml version="1.0" encoding="utf-8"?>
 <w:numbering xmlns:wpc="http://schemas.microsoft.com/office/word/2010/wordprocessingCanvas" xmlns:cx="http://schemas.microsoft.com/office/drawing/2014/chartex" xmlns:cx1="http://schemas.microsoft.com/office/drawing/2015/9/8/chartex" xmlns:cx2="http://schemas.microsoft.com/office/drawing/2015/10/21/chartex" xmlns:cx3="http://schemas.microsoft.com/office/drawing/2016/5/9/chartex" xmlns:cx4="http://schemas.microsoft.com/office/drawing/2016/5/10/chartex" xmlns:cx5="http://schemas.microsoft.com/office/drawing/2016/5/11/chartex" xmlns:cx6="http://schemas.microsoft.com/office/drawing/2016/5/12/chartex" xmlns:cx7="http://schemas.microsoft.com/office/drawing/2016/5/13/chartex" xmlns:cx8="http://schemas.microsoft.com/office/drawing/2016/5/14/chartex" xmlns:mc="http://schemas.openxmlformats.org/markup-compatibility/2006" xmlns:aink="http://schemas.microsoft.com/office/drawing/2016/ink" xmlns:am3d="http://schemas.microsoft.com/office/drawing/2017/model3d" xmlns:o="urn:schemas-microsoft-com:office:office" xmlns:oel="http://schemas.microsoft.com/office/2019/extlst" xmlns:r="http://schemas.openxmlformats.org/officeDocument/2006/relationships" xmlns:m="http://schemas.openxmlformats.org/officeDocument/2006/math" xmlns:v="urn:schemas-microsoft-com:vml" xmlns:wp14="http://schemas.microsoft.com/office/word/2010/wordprocessingDrawing" xmlns:wp="http://schemas.openxmlformats.org/drawingml/2006/wordprocessingDrawing" xmlns:w10="urn:schemas-microsoft-com:office:word" xmlns:w="http://schemas.openxmlformats.org/wordprocessingml/2006/main" xmlns:w14="http://schemas.microsoft.com/office/word/2010/wordml" xmlns:w15="http://schemas.microsoft.com/office/word/2012/wordml" xmlns:w16cex="http://schemas.microsoft.com/office/word/2018/wordml/cex" xmlns:w16cid="http://schemas.microsoft.com/office/word/2016/wordml/cid" xmlns:w16="http://schemas.microsoft.com/office/word/2018/wordml" xmlns:w16du="http://schemas.microsoft.com/office/word/2023/wordml/word16du" xmlns:w16sdtdh="http://schemas.microsoft.com/office/word/2020/wordml/sdtdatahash" xmlns:w16sdtfl="http://schemas.microsoft.com/office/word/2024/wordml/sdtformatlock" xmlns:w16se="http://schemas.microsoft.com/office/word/2015/wordml/symex" xmlns:wpg="http://schemas.microsoft.com/office/word/2010/wordprocessingGroup" xmlns:wpi="http://schemas.microsoft.com/office/word/2010/wordprocessingInk" xmlns:wne="http://schemas.microsoft.com/office/word/2006/wordml" xmlns:wps="http://schemas.microsoft.com/office/word/2010/wordprocessingShape" mc:Ignorable="w14 w15 w16se w16cid w16 w16cex w16sdtdh w16sdtfl w16du wp14">
   <w:abstractNum w:abstractNumId="0" w15:restartNumberingAfterBreak="0">
-    <w:nsid w:val="012D5121"/>
+    <w:nsid w:val="050B156D"/>
     <w:multiLevelType w:val="multilevel"/>
-    <w:tmpl w:val="5F128FB2"/>
+    <w:tmpl w:val="49188F64"/>
     <w:lvl w:ilvl="0">
       <w:start w:val="1"/>
       <w:numFmt w:val="decimal"/>
@@ -49624,9 +50069,9 @@
     </w:lvl>
   </w:abstractNum>
   <w:abstractNum w:abstractNumId="1" w15:restartNumberingAfterBreak="0">
-    <w:nsid w:val="034D4801"/>
+    <w:nsid w:val="072F3A15"/>
     <w:multiLevelType w:val="multilevel"/>
-    <w:tmpl w:val="3B3CD3BA"/>
+    <w:tmpl w:val="F558BBEE"/>
     <w:lvl w:ilvl="0">
       <w:start w:val="1"/>
       <w:numFmt w:val="bullet"/>
@@ -49773,9 +50218,9 @@
     </w:lvl>
   </w:abstractNum>
   <w:abstractNum w:abstractNumId="2" w15:restartNumberingAfterBreak="0">
-    <w:nsid w:val="03906767"/>
+    <w:nsid w:val="07C72105"/>
     <w:multiLevelType w:val="multilevel"/>
-    <w:tmpl w:val="5C6288BC"/>
+    <w:tmpl w:val="C4BAB156"/>
     <w:lvl w:ilvl="0">
       <w:start w:val="1"/>
       <w:numFmt w:val="bullet"/>
@@ -49922,9 +50367,122 @@
     </w:lvl>
   </w:abstractNum>
   <w:abstractNum w:abstractNumId="3" w15:restartNumberingAfterBreak="0">
-    <w:nsid w:val="044871B2"/>
+    <w:nsid w:val="0BE02FBE"/>
     <w:multiLevelType w:val="multilevel"/>
-    <w:tmpl w:val="1868CECE"/>
+    <w:tmpl w:val="7248A98E"/>
+    <w:lvl w:ilvl="0">
+      <w:start w:val="1"/>
+      <w:numFmt w:val="decimal"/>
+      <w:lvlText w:val="%1."/>
+      <w:lvlJc w:val="left"/>
+      <w:pPr>
+        <w:tabs>
+          <w:tab w:val="num" w:pos="720"/>
+        </w:tabs>
+        <w:ind w:left="720" w:hanging="360"/>
+      </w:pPr>
+    </w:lvl>
+    <w:lvl w:ilvl="1" w:tentative="1">
+      <w:start w:val="1"/>
+      <w:numFmt w:val="decimal"/>
+      <w:lvlText w:val="%2."/>
+      <w:lvlJc w:val="left"/>
+      <w:pPr>
+        <w:tabs>
+          <w:tab w:val="num" w:pos="1440"/>
+        </w:tabs>
+        <w:ind w:left="1440" w:hanging="360"/>
+      </w:pPr>
+    </w:lvl>
+    <w:lvl w:ilvl="2" w:tentative="1">
+      <w:start w:val="1"/>
+      <w:numFmt w:val="decimal"/>
+      <w:lvlText w:val="%3."/>
+      <w:lvlJc w:val="left"/>
+      <w:pPr>
+        <w:tabs>
+          <w:tab w:val="num" w:pos="2160"/>
+        </w:tabs>
+        <w:ind w:left="2160" w:hanging="360"/>
+      </w:pPr>
+    </w:lvl>
+    <w:lvl w:ilvl="3" w:tentative="1">
+      <w:start w:val="1"/>
+      <w:numFmt w:val="decimal"/>
+      <w:lvlText w:val="%4."/>
+      <w:lvlJc w:val="left"/>
+      <w:pPr>
+        <w:tabs>
+          <w:tab w:val="num" w:pos="2880"/>
+        </w:tabs>
+        <w:ind w:left="2880" w:hanging="360"/>
+      </w:pPr>
+    </w:lvl>
+    <w:lvl w:ilvl="4" w:tentative="1">
+      <w:start w:val="1"/>
+      <w:numFmt w:val="decimal"/>
+      <w:lvlText w:val="%5."/>
+      <w:lvlJc w:val="left"/>
+      <w:pPr>
+        <w:tabs>
+          <w:tab w:val="num" w:pos="3600"/>
+        </w:tabs>
+        <w:ind w:left="3600" w:hanging="360"/>
+      </w:pPr>
+    </w:lvl>
+    <w:lvl w:ilvl="5" w:tentative="1">
+      <w:start w:val="1"/>
+      <w:numFmt w:val="decimal"/>
+      <w:lvlText w:val="%6."/>
+      <w:lvlJc w:val="left"/>
+      <w:pPr>
+        <w:tabs>
+          <w:tab w:val="num" w:pos="4320"/>
+        </w:tabs>
+        <w:ind w:left="4320" w:hanging="360"/>
+      </w:pPr>
+    </w:lvl>
+    <w:lvl w:ilvl="6" w:tentative="1">
+      <w:start w:val="1"/>
+      <w:numFmt w:val="decimal"/>
+      <w:lvlText w:val="%7."/>
+      <w:lvlJc w:val="left"/>
+      <w:pPr>
+        <w:tabs>
+          <w:tab w:val="num" w:pos="5040"/>
+        </w:tabs>
+        <w:ind w:left="5040" w:hanging="360"/>
+      </w:pPr>
+    </w:lvl>
+    <w:lvl w:ilvl="7" w:tentative="1">
+      <w:start w:val="1"/>
+      <w:numFmt w:val="decimal"/>
+      <w:lvlText w:val="%8."/>
+      <w:lvlJc w:val="left"/>
+      <w:pPr>
+        <w:tabs>
+          <w:tab w:val="num" w:pos="5760"/>
+        </w:tabs>
+        <w:ind w:left="5760" w:hanging="360"/>
+      </w:pPr>
+    </w:lvl>
+    <w:lvl w:ilvl="8" w:tentative="1">
+      <w:start w:val="1"/>
+      <w:numFmt w:val="decimal"/>
+      <w:lvlText w:val="%9."/>
+      <w:lvlJc w:val="left"/>
+      <w:pPr>
+        <w:tabs>
+          <w:tab w:val="num" w:pos="6480"/>
+        </w:tabs>
+        <w:ind w:left="6480" w:hanging="360"/>
+      </w:pPr>
+    </w:lvl>
+  </w:abstractNum>
+  <w:abstractNum w:abstractNumId="4" w15:restartNumberingAfterBreak="0">
+    <w:nsid w:val="0C013F1F"/>
+    <w:multiLevelType w:val="multilevel"/>
+    <w:tmpl w:val="B2DE6338"/>
     <w:lvl w:ilvl="0">
       <w:start w:val="1"/>
       <w:numFmt w:val="bullet"/>
@@ -50070,10 +50628,10 @@
       </w:rPr>
     </w:lvl>
   </w:abstractNum>
-  <w:abstractNum w:abstractNumId="4" w15:restartNumberingAfterBreak="0">
-    <w:nsid w:val="06C14712"/>
+  <w:abstractNum w:abstractNumId="5" w15:restartNumberingAfterBreak="0">
+    <w:nsid w:val="10537FDF"/>
     <w:multiLevelType w:val="multilevel"/>
-    <w:tmpl w:val="9872C2FA"/>
+    <w:tmpl w:val="DA24376E"/>
     <w:lvl w:ilvl="0">
       <w:start w:val="1"/>
       <w:numFmt w:val="bullet"/>
@@ -50219,10 +50777,10 @@
       </w:rPr>
     </w:lvl>
   </w:abstractNum>
-  <w:abstractNum w:abstractNumId="5" w15:restartNumberingAfterBreak="0">
-    <w:nsid w:val="0C474201"/>
+  <w:abstractNum w:abstractNumId="6" w15:restartNumberingAfterBreak="0">
+    <w:nsid w:val="198F345C"/>
     <w:multiLevelType w:val="multilevel"/>
-    <w:tmpl w:val="B6E4EDAC"/>
+    <w:tmpl w:val="D1D46448"/>
     <w:lvl w:ilvl="0">
       <w:start w:val="1"/>
       <w:numFmt w:val="bullet"/>
@@ -50368,10 +50926,10 @@
       </w:rPr>
     </w:lvl>
   </w:abstractNum>
-  <w:abstractNum w:abstractNumId="6" w15:restartNumberingAfterBreak="0">
-    <w:nsid w:val="14E70C14"/>
+  <w:abstractNum w:abstractNumId="7" w15:restartNumberingAfterBreak="0">
+    <w:nsid w:val="1ECF2834"/>
     <w:multiLevelType w:val="multilevel"/>
-    <w:tmpl w:val="3A6241A6"/>
+    <w:tmpl w:val="2F2E6852"/>
     <w:lvl w:ilvl="0">
       <w:start w:val="1"/>
       <w:numFmt w:val="bullet"/>
@@ -50517,10 +51075,10 @@
       </w:rPr>
     </w:lvl>
   </w:abstractNum>
-  <w:abstractNum w:abstractNumId="7" w15:restartNumberingAfterBreak="0">
-    <w:nsid w:val="15AF7EF0"/>
+  <w:abstractNum w:abstractNumId="8" w15:restartNumberingAfterBreak="0">
+    <w:nsid w:val="208D73FE"/>
     <w:multiLevelType w:val="multilevel"/>
-    <w:tmpl w:val="132E3158"/>
+    <w:tmpl w:val="5DC26966"/>
     <w:lvl w:ilvl="0">
       <w:start w:val="1"/>
       <w:numFmt w:val="bullet"/>
@@ -50666,10 +51224,10 @@
       </w:rPr>
     </w:lvl>
   </w:abstractNum>
-  <w:abstractNum w:abstractNumId="8" w15:restartNumberingAfterBreak="0">
-    <w:nsid w:val="160F64C7"/>
+  <w:abstractNum w:abstractNumId="9" w15:restartNumberingAfterBreak="0">
+    <w:nsid w:val="21B96A0D"/>
     <w:multiLevelType w:val="multilevel"/>
-    <w:tmpl w:val="D032960A"/>
+    <w:tmpl w:val="62E46102"/>
     <w:lvl w:ilvl="0">
       <w:start w:val="1"/>
       <w:numFmt w:val="bullet"/>
@@ -50815,10 +51373,10 @@
       </w:rPr>
     </w:lvl>
   </w:abstractNum>
-  <w:abstractNum w:abstractNumId="9" w15:restartNumberingAfterBreak="0">
-    <w:nsid w:val="16323320"/>
+  <w:abstractNum w:abstractNumId="10" w15:restartNumberingAfterBreak="0">
+    <w:nsid w:val="21DF21FD"/>
     <w:multiLevelType w:val="multilevel"/>
-    <w:tmpl w:val="27C62C44"/>
+    <w:tmpl w:val="47C6F0A8"/>
     <w:lvl w:ilvl="0">
       <w:start w:val="1"/>
       <w:numFmt w:val="bullet"/>
@@ -50964,123 +51522,10 @@
       </w:rPr>
     </w:lvl>
   </w:abstractNum>
-  <w:abstractNum w:abstractNumId="10" w15:restartNumberingAfterBreak="0">
-    <w:nsid w:val="1CC15FBA"/>
+  <w:abstractNum w:abstractNumId="11" w15:restartNumberingAfterBreak="0">
+    <w:nsid w:val="22097E67"/>
     <w:multiLevelType w:val="multilevel"/>
-    <w:tmpl w:val="7E96A6D0"/>
-    <w:lvl w:ilvl="0">
-      <w:start w:val="1"/>
-      <w:numFmt w:val="decimal"/>
-      <w:lvlText w:val="%1."/>
-      <w:lvlJc w:val="left"/>
-      <w:pPr>
-        <w:tabs>
-          <w:tab w:val="num" w:pos="720"/>
-        </w:tabs>
-        <w:ind w:left="720" w:hanging="360"/>
-      </w:pPr>
-    </w:lvl>
-    <w:lvl w:ilvl="1" w:tentative="1">
-      <w:start w:val="1"/>
-      <w:numFmt w:val="decimal"/>
-      <w:lvlText w:val="%2."/>
-      <w:lvlJc w:val="left"/>
-      <w:pPr>
-        <w:tabs>
-          <w:tab w:val="num" w:pos="1440"/>
-        </w:tabs>
-        <w:ind w:left="1440" w:hanging="360"/>
-      </w:pPr>
-    </w:lvl>
-    <w:lvl w:ilvl="2" w:tentative="1">
-      <w:start w:val="1"/>
-      <w:numFmt w:val="decimal"/>
-      <w:lvlText w:val="%3."/>
-      <w:lvlJc w:val="left"/>
-      <w:pPr>
-        <w:tabs>
-          <w:tab w:val="num" w:pos="2160"/>
-        </w:tabs>
-        <w:ind w:left="2160" w:hanging="360"/>
-      </w:pPr>
-    </w:lvl>
-    <w:lvl w:ilvl="3" w:tentative="1">
-      <w:start w:val="1"/>
-      <w:numFmt w:val="decimal"/>
-      <w:lvlText w:val="%4."/>
-      <w:lvlJc w:val="left"/>
-      <w:pPr>
-        <w:tabs>
-          <w:tab w:val="num" w:pos="2880"/>
-        </w:tabs>
-        <w:ind w:left="2880" w:hanging="360"/>
-      </w:pPr>
-    </w:lvl>
-    <w:lvl w:ilvl="4" w:tentative="1">
-      <w:start w:val="1"/>
-      <w:numFmt w:val="decimal"/>
-      <w:lvlText w:val="%5."/>
-      <w:lvlJc w:val="left"/>
-      <w:pPr>
-        <w:tabs>
-          <w:tab w:val="num" w:pos="3600"/>
-        </w:tabs>
-        <w:ind w:left="3600" w:hanging="360"/>
-      </w:pPr>
-    </w:lvl>
-    <w:lvl w:ilvl="5" w:tentative="1">
-      <w:start w:val="1"/>
-      <w:numFmt w:val="decimal"/>
-      <w:lvlText w:val="%6."/>
-      <w:lvlJc w:val="left"/>
-      <w:pPr>
-        <w:tabs>
-          <w:tab w:val="num" w:pos="4320"/>
-        </w:tabs>
-        <w:ind w:left="4320" w:hanging="360"/>
-      </w:pPr>
-    </w:lvl>
-    <w:lvl w:ilvl="6" w:tentative="1">
-      <w:start w:val="1"/>
-      <w:numFmt w:val="decimal"/>
-      <w:lvlText w:val="%7."/>
-      <w:lvlJc w:val="left"/>
-      <w:pPr>
-        <w:tabs>
-          <w:tab w:val="num" w:pos="5040"/>
-        </w:tabs>
-        <w:ind w:left="5040" w:hanging="360"/>
-      </w:pPr>
-    </w:lvl>
-    <w:lvl w:ilvl="7" w:tentative="1">
-      <w:start w:val="1"/>
-      <w:numFmt w:val="decimal"/>
-      <w:lvlText w:val="%8."/>
-      <w:lvlJc w:val="left"/>
-      <w:pPr>
-        <w:tabs>
-          <w:tab w:val="num" w:pos="5760"/>
-        </w:tabs>
-        <w:ind w:left="5760" w:hanging="360"/>
-      </w:pPr>
-    </w:lvl>
-    <w:lvl w:ilvl="8" w:tentative="1">
-      <w:start w:val="1"/>
-      <w:numFmt w:val="decimal"/>
-      <w:lvlText w:val="%9."/>
-      <w:lvlJc w:val="left"/>
-      <w:pPr>
-        <w:tabs>
-          <w:tab w:val="num" w:pos="6480"/>
-        </w:tabs>
-        <w:ind w:left="6480" w:hanging="360"/>
-      </w:pPr>
-    </w:lvl>
-  </w:abstractNum>
-  <w:abstractNum w:abstractNumId="11" w15:restartNumberingAfterBreak="0">
-    <w:nsid w:val="1D9816DF"/>
-    <w:multiLevelType w:val="multilevel"/>
-    <w:tmpl w:val="4E10337E"/>
+    <w:tmpl w:val="2D78B4E6"/>
     <w:lvl w:ilvl="0">
       <w:start w:val="1"/>
       <w:numFmt w:val="bullet"/>
@@ -51227,9 +51672,9 @@
     </w:lvl>
   </w:abstractNum>
   <w:abstractNum w:abstractNumId="12" w15:restartNumberingAfterBreak="0">
-    <w:nsid w:val="1F775A4F"/>
+    <w:nsid w:val="22793546"/>
     <w:multiLevelType w:val="multilevel"/>
-    <w:tmpl w:val="9060569E"/>
+    <w:tmpl w:val="DD38454A"/>
     <w:lvl w:ilvl="0">
       <w:start w:val="1"/>
       <w:numFmt w:val="bullet"/>
@@ -51376,9 +51821,9 @@
     </w:lvl>
   </w:abstractNum>
   <w:abstractNum w:abstractNumId="13" w15:restartNumberingAfterBreak="0">
-    <w:nsid w:val="2AB4792B"/>
+    <w:nsid w:val="2C5D2CBD"/>
     <w:multiLevelType w:val="multilevel"/>
-    <w:tmpl w:val="869C9636"/>
+    <w:tmpl w:val="0E042F5E"/>
     <w:lvl w:ilvl="0">
       <w:start w:val="1"/>
       <w:numFmt w:val="bullet"/>
@@ -51525,9 +51970,9 @@
     </w:lvl>
   </w:abstractNum>
   <w:abstractNum w:abstractNumId="14" w15:restartNumberingAfterBreak="0">
-    <w:nsid w:val="2AD84E97"/>
+    <w:nsid w:val="39122767"/>
     <w:multiLevelType w:val="multilevel"/>
-    <w:tmpl w:val="992E12A8"/>
+    <w:tmpl w:val="BB86AE64"/>
     <w:lvl w:ilvl="0">
       <w:start w:val="1"/>
       <w:numFmt w:val="bullet"/>
@@ -51674,9 +52119,9 @@
     </w:lvl>
   </w:abstractNum>
   <w:abstractNum w:abstractNumId="15" w15:restartNumberingAfterBreak="0">
-    <w:nsid w:val="2F67312A"/>
+    <w:nsid w:val="3B7E18A9"/>
     <w:multiLevelType w:val="multilevel"/>
-    <w:tmpl w:val="B94AD15A"/>
+    <w:tmpl w:val="69B8138A"/>
     <w:lvl w:ilvl="0">
       <w:start w:val="1"/>
       <w:numFmt w:val="bullet"/>
@@ -51823,9 +52268,122 @@
     </w:lvl>
   </w:abstractNum>
   <w:abstractNum w:abstractNumId="16" w15:restartNumberingAfterBreak="0">
-    <w:nsid w:val="2FA17463"/>
+    <w:nsid w:val="3D162647"/>
     <w:multiLevelType w:val="multilevel"/>
-    <w:tmpl w:val="8F9E1C3C"/>
+    <w:tmpl w:val="48F6964C"/>
+    <w:lvl w:ilvl="0">
+      <w:start w:val="1"/>
+      <w:numFmt w:val="decimal"/>
+      <w:lvlText w:val="%1."/>
+      <w:lvlJc w:val="left"/>
+      <w:pPr>
+        <w:tabs>
+          <w:tab w:val="num" w:pos="720"/>
+        </w:tabs>
+        <w:ind w:left="720" w:hanging="360"/>
+      </w:pPr>
+    </w:lvl>
+    <w:lvl w:ilvl="1" w:tentative="1">
+      <w:start w:val="1"/>
+      <w:numFmt w:val="decimal"/>
+      <w:lvlText w:val="%2."/>
+      <w:lvlJc w:val="left"/>
+      <w:pPr>
+        <w:tabs>
+          <w:tab w:val="num" w:pos="1440"/>
+        </w:tabs>
+        <w:ind w:left="1440" w:hanging="360"/>
+      </w:pPr>
+    </w:lvl>
+    <w:lvl w:ilvl="2" w:tentative="1">
+      <w:start w:val="1"/>
+      <w:numFmt w:val="decimal"/>
+      <w:lvlText w:val="%3."/>
+      <w:lvlJc w:val="left"/>
+      <w:pPr>
+        <w:tabs>
+          <w:tab w:val="num" w:pos="2160"/>
+        </w:tabs>
+        <w:ind w:left="2160" w:hanging="360"/>
+      </w:pPr>
+    </w:lvl>
+    <w:lvl w:ilvl="3" w:tentative="1">
+      <w:start w:val="1"/>
+      <w:numFmt w:val="decimal"/>
+      <w:lvlText w:val="%4."/>
+      <w:lvlJc w:val="left"/>
+      <w:pPr>
+        <w:tabs>
+          <w:tab w:val="num" w:pos="2880"/>
+        </w:tabs>
+        <w:ind w:left="2880" w:hanging="360"/>
+      </w:pPr>
+    </w:lvl>
+    <w:lvl w:ilvl="4" w:tentative="1">
+      <w:start w:val="1"/>
+      <w:numFmt w:val="decimal"/>
+      <w:lvlText w:val="%5."/>
+      <w:lvlJc w:val="left"/>
+      <w:pPr>
+        <w:tabs>
+          <w:tab w:val="num" w:pos="3600"/>
+        </w:tabs>
+        <w:ind w:left="3600" w:hanging="360"/>
+      </w:pPr>
+    </w:lvl>
+    <w:lvl w:ilvl="5" w:tentative="1">
+      <w:start w:val="1"/>
+      <w:numFmt w:val="decimal"/>
+      <w:lvlText w:val="%6."/>
+      <w:lvlJc w:val="left"/>
+      <w:pPr>
+        <w:tabs>
+          <w:tab w:val="num" w:pos="4320"/>
+        </w:tabs>
+        <w:ind w:left="4320" w:hanging="360"/>
+      </w:pPr>
+    </w:lvl>
+    <w:lvl w:ilvl="6" w:tentative="1">
+      <w:start w:val="1"/>
+      <w:numFmt w:val="decimal"/>
+      <w:lvlText w:val="%7."/>
+      <w:lvlJc w:val="left"/>
+      <w:pPr>
+        <w:tabs>
+          <w:tab w:val="num" w:pos="5040"/>
+        </w:tabs>
+        <w:ind w:left="5040" w:hanging="360"/>
+      </w:pPr>
+    </w:lvl>
+    <w:lvl w:ilvl="7" w:tentative="1">
+      <w:start w:val="1"/>
+      <w:numFmt w:val="decimal"/>
+      <w:lvlText w:val="%8."/>
+      <w:lvlJc w:val="left"/>
+      <w:pPr>
+        <w:tabs>
+          <w:tab w:val="num" w:pos="5760"/>
+        </w:tabs>
+        <w:ind w:left="5760" w:hanging="360"/>
+      </w:pPr>
+    </w:lvl>
+    <w:lvl w:ilvl="8" w:tentative="1">
+      <w:start w:val="1"/>
+      <w:numFmt w:val="decimal"/>
+      <w:lvlText w:val="%9."/>
+      <w:lvlJc w:val="left"/>
+      <w:pPr>
+        <w:tabs>
+          <w:tab w:val="num" w:pos="6480"/>
+        </w:tabs>
+        <w:ind w:left="6480" w:hanging="360"/>
+      </w:pPr>
+    </w:lvl>
+  </w:abstractNum>
+  <w:abstractNum w:abstractNumId="17" w15:restartNumberingAfterBreak="0">
+    <w:nsid w:val="3D33056C"/>
+    <w:multiLevelType w:val="multilevel"/>
+    <w:tmpl w:val="66E270F4"/>
     <w:lvl w:ilvl="0">
       <w:start w:val="1"/>
       <w:numFmt w:val="bullet"/>
@@ -51971,10 +52529,10 @@
       </w:rPr>
     </w:lvl>
   </w:abstractNum>
-  <w:abstractNum w:abstractNumId="17" w15:restartNumberingAfterBreak="0">
-    <w:nsid w:val="30CA6823"/>
+  <w:abstractNum w:abstractNumId="18" w15:restartNumberingAfterBreak="0">
+    <w:nsid w:val="3F154E7D"/>
     <w:multiLevelType w:val="multilevel"/>
-    <w:tmpl w:val="9EE06496"/>
+    <w:tmpl w:val="C9869E30"/>
     <w:lvl w:ilvl="0">
       <w:start w:val="1"/>
       <w:numFmt w:val="bullet"/>
@@ -52120,10 +52678,10 @@
       </w:rPr>
     </w:lvl>
   </w:abstractNum>
-  <w:abstractNum w:abstractNumId="18" w15:restartNumberingAfterBreak="0">
-    <w:nsid w:val="30E87B49"/>
+  <w:abstractNum w:abstractNumId="19" w15:restartNumberingAfterBreak="0">
+    <w:nsid w:val="4248164C"/>
     <w:multiLevelType w:val="multilevel"/>
-    <w:tmpl w:val="E368AB10"/>
+    <w:tmpl w:val="316426E8"/>
     <w:lvl w:ilvl="0">
       <w:start w:val="1"/>
       <w:numFmt w:val="bullet"/>
@@ -52269,10 +52827,10 @@
       </w:rPr>
     </w:lvl>
   </w:abstractNum>
-  <w:abstractNum w:abstractNumId="19" w15:restartNumberingAfterBreak="0">
-    <w:nsid w:val="31565A34"/>
+  <w:abstractNum w:abstractNumId="20" w15:restartNumberingAfterBreak="0">
+    <w:nsid w:val="42FD1598"/>
     <w:multiLevelType w:val="multilevel"/>
-    <w:tmpl w:val="9F725008"/>
+    <w:tmpl w:val="1D5C9688"/>
     <w:lvl w:ilvl="0">
       <w:start w:val="1"/>
       <w:numFmt w:val="bullet"/>
@@ -52418,10 +52976,10 @@
       </w:rPr>
     </w:lvl>
   </w:abstractNum>
-  <w:abstractNum w:abstractNumId="20" w15:restartNumberingAfterBreak="0">
-    <w:nsid w:val="353A27CA"/>
+  <w:abstractNum w:abstractNumId="21" w15:restartNumberingAfterBreak="0">
+    <w:nsid w:val="43B711E4"/>
     <w:multiLevelType w:val="multilevel"/>
-    <w:tmpl w:val="ED70A934"/>
+    <w:tmpl w:val="1256DADA"/>
     <w:lvl w:ilvl="0">
       <w:start w:val="1"/>
       <w:numFmt w:val="bullet"/>
@@ -52567,10 +53125,123 @@
       </w:rPr>
     </w:lvl>
   </w:abstractNum>
-  <w:abstractNum w:abstractNumId="21" w15:restartNumberingAfterBreak="0">
-    <w:nsid w:val="35401CA6"/>
+  <w:abstractNum w:abstractNumId="22" w15:restartNumberingAfterBreak="0">
+    <w:nsid w:val="477B73B5"/>
     <w:multiLevelType w:val="multilevel"/>
-    <w:tmpl w:val="83BADD5E"/>
+    <w:tmpl w:val="67081406"/>
+    <w:lvl w:ilvl="0">
+      <w:start w:val="1"/>
+      <w:numFmt w:val="decimal"/>
+      <w:lvlText w:val="%1."/>
+      <w:lvlJc w:val="left"/>
+      <w:pPr>
+        <w:tabs>
+          <w:tab w:val="num" w:pos="720"/>
+        </w:tabs>
+        <w:ind w:left="720" w:hanging="360"/>
+      </w:pPr>
+    </w:lvl>
+    <w:lvl w:ilvl="1" w:tentative="1">
+      <w:start w:val="1"/>
+      <w:numFmt w:val="decimal"/>
+      <w:lvlText w:val="%2."/>
+      <w:lvlJc w:val="left"/>
+      <w:pPr>
+        <w:tabs>
+          <w:tab w:val="num" w:pos="1440"/>
+        </w:tabs>
+        <w:ind w:left="1440" w:hanging="360"/>
+      </w:pPr>
+    </w:lvl>
+    <w:lvl w:ilvl="2" w:tentative="1">
+      <w:start w:val="1"/>
+      <w:numFmt w:val="decimal"/>
+      <w:lvlText w:val="%3."/>
+      <w:lvlJc w:val="left"/>
+      <w:pPr>
+        <w:tabs>
+          <w:tab w:val="num" w:pos="2160"/>
+        </w:tabs>
+        <w:ind w:left="2160" w:hanging="360"/>
+      </w:pPr>
+    </w:lvl>
+    <w:lvl w:ilvl="3" w:tentative="1">
+      <w:start w:val="1"/>
+      <w:numFmt w:val="decimal"/>
+      <w:lvlText w:val="%4."/>
+      <w:lvlJc w:val="left"/>
+      <w:pPr>
+        <w:tabs>
+          <w:tab w:val="num" w:pos="2880"/>
+        </w:tabs>
+        <w:ind w:left="2880" w:hanging="360"/>
+      </w:pPr>
+    </w:lvl>
+    <w:lvl w:ilvl="4" w:tentative="1">
+      <w:start w:val="1"/>
+      <w:numFmt w:val="decimal"/>
+      <w:lvlText w:val="%5."/>
+      <w:lvlJc w:val="left"/>
+      <w:pPr>
+        <w:tabs>
+          <w:tab w:val="num" w:pos="3600"/>
+        </w:tabs>
+        <w:ind w:left="3600" w:hanging="360"/>
+      </w:pPr>
+    </w:lvl>
+    <w:lvl w:ilvl="5" w:tentative="1">
+      <w:start w:val="1"/>
+      <w:numFmt w:val="decimal"/>
+      <w:lvlText w:val="%6."/>
+      <w:lvlJc w:val="left"/>
+      <w:pPr>
+        <w:tabs>
+          <w:tab w:val="num" w:pos="4320"/>
+        </w:tabs>
+        <w:ind w:left="4320" w:hanging="360"/>
+      </w:pPr>
+    </w:lvl>
+    <w:lvl w:ilvl="6" w:tentative="1">
+      <w:start w:val="1"/>
+      <w:numFmt w:val="decimal"/>
+      <w:lvlText w:val="%7."/>
+      <w:lvlJc w:val="left"/>
+      <w:pPr>
+        <w:tabs>
+          <w:tab w:val="num" w:pos="5040"/>
+        </w:tabs>
+        <w:ind w:left="5040" w:hanging="360"/>
+      </w:pPr>
+    </w:lvl>
+    <w:lvl w:ilvl="7" w:tentative="1">
+      <w:start w:val="1"/>
+      <w:numFmt w:val="decimal"/>
+      <w:lvlText w:val="%8."/>
+      <w:lvlJc w:val="left"/>
+      <w:pPr>
+        <w:tabs>
+          <w:tab w:val="num" w:pos="5760"/>
+        </w:tabs>
+        <w:ind w:left="5760" w:hanging="360"/>
+      </w:pPr>
+    </w:lvl>
+    <w:lvl w:ilvl="8" w:tentative="1">
+      <w:start w:val="1"/>
+      <w:numFmt w:val="decimal"/>
+      <w:lvlText w:val="%9."/>
+      <w:lvlJc w:val="left"/>
+      <w:pPr>
+        <w:tabs>
+          <w:tab w:val="num" w:pos="6480"/>
+        </w:tabs>
+        <w:ind w:left="6480" w:hanging="360"/>
+      </w:pPr>
+    </w:lvl>
+  </w:abstractNum>
+  <w:abstractNum w:abstractNumId="23" w15:restartNumberingAfterBreak="0">
+    <w:nsid w:val="49C6627F"/>
+    <w:multiLevelType w:val="multilevel"/>
+    <w:tmpl w:val="E9761808"/>
     <w:lvl w:ilvl="0">
       <w:start w:val="1"/>
       <w:numFmt w:val="bullet"/>
@@ -52716,10 +53387,10 @@
       </w:rPr>
     </w:lvl>
   </w:abstractNum>
-  <w:abstractNum w:abstractNumId="22" w15:restartNumberingAfterBreak="0">
-    <w:nsid w:val="382F2D2D"/>
+  <w:abstractNum w:abstractNumId="24" w15:restartNumberingAfterBreak="0">
+    <w:nsid w:val="49CD148C"/>
     <w:multiLevelType w:val="multilevel"/>
-    <w:tmpl w:val="926846E6"/>
+    <w:tmpl w:val="FDD8EB28"/>
     <w:lvl w:ilvl="0">
       <w:start w:val="1"/>
       <w:numFmt w:val="bullet"/>
@@ -52865,10 +53536,10 @@
       </w:rPr>
     </w:lvl>
   </w:abstractNum>
-  <w:abstractNum w:abstractNumId="23" w15:restartNumberingAfterBreak="0">
-    <w:nsid w:val="38821206"/>
+  <w:abstractNum w:abstractNumId="25" w15:restartNumberingAfterBreak="0">
+    <w:nsid w:val="4B1943C4"/>
     <w:multiLevelType w:val="multilevel"/>
-    <w:tmpl w:val="371693C8"/>
+    <w:tmpl w:val="0DE4533C"/>
     <w:lvl w:ilvl="0">
       <w:start w:val="1"/>
       <w:numFmt w:val="bullet"/>
@@ -53014,10 +53685,10 @@
       </w:rPr>
     </w:lvl>
   </w:abstractNum>
-  <w:abstractNum w:abstractNumId="24" w15:restartNumberingAfterBreak="0">
-    <w:nsid w:val="3B4057C3"/>
+  <w:abstractNum w:abstractNumId="26" w15:restartNumberingAfterBreak="0">
+    <w:nsid w:val="4C261215"/>
     <w:multiLevelType w:val="multilevel"/>
-    <w:tmpl w:val="3E1C1430"/>
+    <w:tmpl w:val="AF921070"/>
     <w:lvl w:ilvl="0">
       <w:start w:val="1"/>
       <w:numFmt w:val="bullet"/>
@@ -53163,10 +53834,123 @@
       </w:rPr>
     </w:lvl>
   </w:abstractNum>
-  <w:abstractNum w:abstractNumId="25" w15:restartNumberingAfterBreak="0">
-    <w:nsid w:val="3F3F14FC"/>
+  <w:abstractNum w:abstractNumId="27" w15:restartNumberingAfterBreak="0">
+    <w:nsid w:val="4F484512"/>
     <w:multiLevelType w:val="multilevel"/>
-    <w:tmpl w:val="6480F8FA"/>
+    <w:tmpl w:val="0786FCD6"/>
+    <w:lvl w:ilvl="0">
+      <w:start w:val="1"/>
+      <w:numFmt w:val="decimal"/>
+      <w:lvlText w:val="%1."/>
+      <w:lvlJc w:val="left"/>
+      <w:pPr>
+        <w:tabs>
+          <w:tab w:val="num" w:pos="720"/>
+        </w:tabs>
+        <w:ind w:left="720" w:hanging="360"/>
+      </w:pPr>
+    </w:lvl>
+    <w:lvl w:ilvl="1" w:tentative="1">
+      <w:start w:val="1"/>
+      <w:numFmt w:val="decimal"/>
+      <w:lvlText w:val="%2."/>
+      <w:lvlJc w:val="left"/>
+      <w:pPr>
+        <w:tabs>
+          <w:tab w:val="num" w:pos="1440"/>
+        </w:tabs>
+        <w:ind w:left="1440" w:hanging="360"/>
+      </w:pPr>
+    </w:lvl>
+    <w:lvl w:ilvl="2" w:tentative="1">
+      <w:start w:val="1"/>
+      <w:numFmt w:val="decimal"/>
+      <w:lvlText w:val="%3."/>
+      <w:lvlJc w:val="left"/>
+      <w:pPr>
+        <w:tabs>
+          <w:tab w:val="num" w:pos="2160"/>
+        </w:tabs>
+        <w:ind w:left="2160" w:hanging="360"/>
+      </w:pPr>
+    </w:lvl>
+    <w:lvl w:ilvl="3" w:tentative="1">
+      <w:start w:val="1"/>
+      <w:numFmt w:val="decimal"/>
+      <w:lvlText w:val="%4."/>
+      <w:lvlJc w:val="left"/>
+      <w:pPr>
+        <w:tabs>
+          <w:tab w:val="num" w:pos="2880"/>
+        </w:tabs>
+        <w:ind w:left="2880" w:hanging="360"/>
+      </w:pPr>
+    </w:lvl>
+    <w:lvl w:ilvl="4" w:tentative="1">
+      <w:start w:val="1"/>
+      <w:numFmt w:val="decimal"/>
+      <w:lvlText w:val="%5."/>
+      <w:lvlJc w:val="left"/>
+      <w:pPr>
+        <w:tabs>
+          <w:tab w:val="num" w:pos="3600"/>
+        </w:tabs>
+        <w:ind w:left="3600" w:hanging="360"/>
+      </w:pPr>
+    </w:lvl>
+    <w:lvl w:ilvl="5" w:tentative="1">
+      <w:start w:val="1"/>
+      <w:numFmt w:val="decimal"/>
+      <w:lvlText w:val="%6."/>
+      <w:lvlJc w:val="left"/>
+      <w:pPr>
+        <w:tabs>
+          <w:tab w:val="num" w:pos="4320"/>
+        </w:tabs>
+        <w:ind w:left="4320" w:hanging="360"/>
+      </w:pPr>
+    </w:lvl>
+    <w:lvl w:ilvl="6" w:tentative="1">
+      <w:start w:val="1"/>
+      <w:numFmt w:val="decimal"/>
+      <w:lvlText w:val="%7."/>
+      <w:lvlJc w:val="left"/>
+      <w:pPr>
+        <w:tabs>
+          <w:tab w:val="num" w:pos="5040"/>
+        </w:tabs>
+        <w:ind w:left="5040" w:hanging="360"/>
+      </w:pPr>
+    </w:lvl>
+    <w:lvl w:ilvl="7" w:tentative="1">
+      <w:start w:val="1"/>
+      <w:numFmt w:val="decimal"/>
+      <w:lvlText w:val="%8."/>
+      <w:lvlJc w:val="left"/>
+      <w:pPr>
+        <w:tabs>
+          <w:tab w:val="num" w:pos="5760"/>
+        </w:tabs>
+        <w:ind w:left="5760" w:hanging="360"/>
+      </w:pPr>
+    </w:lvl>
+    <w:lvl w:ilvl="8" w:tentative="1">
+      <w:start w:val="1"/>
+      <w:numFmt w:val="decimal"/>
+      <w:lvlText w:val="%9."/>
+      <w:lvlJc w:val="left"/>
+      <w:pPr>
+        <w:tabs>
+          <w:tab w:val="num" w:pos="6480"/>
+        </w:tabs>
+        <w:ind w:left="6480" w:hanging="360"/>
+      </w:pPr>
+    </w:lvl>
+  </w:abstractNum>
+  <w:abstractNum w:abstractNumId="28" w15:restartNumberingAfterBreak="0">
+    <w:nsid w:val="51126684"/>
+    <w:multiLevelType w:val="multilevel"/>
+    <w:tmpl w:val="35F6A3A0"/>
     <w:lvl w:ilvl="0">
       <w:start w:val="1"/>
       <w:numFmt w:val="bullet"/>
@@ -53312,10 +54096,10 @@
       </w:rPr>
     </w:lvl>
   </w:abstractNum>
-  <w:abstractNum w:abstractNumId="26" w15:restartNumberingAfterBreak="0">
-    <w:nsid w:val="416639AB"/>
+  <w:abstractNum w:abstractNumId="29" w15:restartNumberingAfterBreak="0">
+    <w:nsid w:val="52CD3FAD"/>
     <w:multiLevelType w:val="multilevel"/>
-    <w:tmpl w:val="377C088A"/>
+    <w:tmpl w:val="1F78AAA8"/>
     <w:lvl w:ilvl="0">
       <w:start w:val="1"/>
       <w:numFmt w:val="bullet"/>
@@ -53461,10 +54245,123 @@
       </w:rPr>
     </w:lvl>
   </w:abstractNum>
-  <w:abstractNum w:abstractNumId="27" w15:restartNumberingAfterBreak="0">
-    <w:nsid w:val="423B0712"/>
+  <w:abstractNum w:abstractNumId="30" w15:restartNumberingAfterBreak="0">
+    <w:nsid w:val="53A35B27"/>
     <w:multiLevelType w:val="multilevel"/>
-    <w:tmpl w:val="C6F8ADF8"/>
+    <w:tmpl w:val="6F8CB584"/>
+    <w:lvl w:ilvl="0">
+      <w:start w:val="1"/>
+      <w:numFmt w:val="decimal"/>
+      <w:lvlText w:val="%1."/>
+      <w:lvlJc w:val="left"/>
+      <w:pPr>
+        <w:tabs>
+          <w:tab w:val="num" w:pos="720"/>
+        </w:tabs>
+        <w:ind w:left="720" w:hanging="360"/>
+      </w:pPr>
+    </w:lvl>
+    <w:lvl w:ilvl="1" w:tentative="1">
+      <w:start w:val="1"/>
+      <w:numFmt w:val="decimal"/>
+      <w:lvlText w:val="%2."/>
+      <w:lvlJc w:val="left"/>
+      <w:pPr>
+        <w:tabs>
+          <w:tab w:val="num" w:pos="1440"/>
+        </w:tabs>
+        <w:ind w:left="1440" w:hanging="360"/>
+      </w:pPr>
+    </w:lvl>
+    <w:lvl w:ilvl="2" w:tentative="1">
+      <w:start w:val="1"/>
+      <w:numFmt w:val="decimal"/>
+      <w:lvlText w:val="%3."/>
+      <w:lvlJc w:val="left"/>
+      <w:pPr>
+        <w:tabs>
+          <w:tab w:val="num" w:pos="2160"/>
+        </w:tabs>
+        <w:ind w:left="2160" w:hanging="360"/>
+      </w:pPr>
+    </w:lvl>
+    <w:lvl w:ilvl="3" w:tentative="1">
+      <w:start w:val="1"/>
+      <w:numFmt w:val="decimal"/>
+      <w:lvlText w:val="%4."/>
+      <w:lvlJc w:val="left"/>
+      <w:pPr>
+        <w:tabs>
+          <w:tab w:val="num" w:pos="2880"/>
+        </w:tabs>
+        <w:ind w:left="2880" w:hanging="360"/>
+      </w:pPr>
+    </w:lvl>
+    <w:lvl w:ilvl="4" w:tentative="1">
+      <w:start w:val="1"/>
+      <w:numFmt w:val="decimal"/>
+      <w:lvlText w:val="%5."/>
+      <w:lvlJc w:val="left"/>
+      <w:pPr>
+        <w:tabs>
+          <w:tab w:val="num" w:pos="3600"/>
+        </w:tabs>
+        <w:ind w:left="3600" w:hanging="360"/>
+      </w:pPr>
+    </w:lvl>
+    <w:lvl w:ilvl="5" w:tentative="1">
+      <w:start w:val="1"/>
+      <w:numFmt w:val="decimal"/>
+      <w:lvlText w:val="%6."/>
+      <w:lvlJc w:val="left"/>
+      <w:pPr>
+        <w:tabs>
+          <w:tab w:val="num" w:pos="4320"/>
+        </w:tabs>
+        <w:ind w:left="4320" w:hanging="360"/>
+      </w:pPr>
+    </w:lvl>
+    <w:lvl w:ilvl="6" w:tentative="1">
+      <w:start w:val="1"/>
+      <w:numFmt w:val="decimal"/>
+      <w:lvlText w:val="%7."/>
+      <w:lvlJc w:val="left"/>
+      <w:pPr>
+        <w:tabs>
+          <w:tab w:val="num" w:pos="5040"/>
+        </w:tabs>
+        <w:ind w:left="5040" w:hanging="360"/>
+      </w:pPr>
+    </w:lvl>
+    <w:lvl w:ilvl="7" w:tentative="1">
+      <w:start w:val="1"/>
+      <w:numFmt w:val="decimal"/>
+      <w:lvlText w:val="%8."/>
+      <w:lvlJc w:val="left"/>
+      <w:pPr>
+        <w:tabs>
+          <w:tab w:val="num" w:pos="5760"/>
+        </w:tabs>
+        <w:ind w:left="5760" w:hanging="360"/>
+      </w:pPr>
+    </w:lvl>
+    <w:lvl w:ilvl="8" w:tentative="1">
+      <w:start w:val="1"/>
+      <w:numFmt w:val="decimal"/>
+      <w:lvlText w:val="%9."/>
+      <w:lvlJc w:val="left"/>
+      <w:pPr>
+        <w:tabs>
+          <w:tab w:val="num" w:pos="6480"/>
+        </w:tabs>
+        <w:ind w:left="6480" w:hanging="360"/>
+      </w:pPr>
+    </w:lvl>
+  </w:abstractNum>
+  <w:abstractNum w:abstractNumId="31" w15:restartNumberingAfterBreak="0">
+    <w:nsid w:val="5627627E"/>
+    <w:multiLevelType w:val="multilevel"/>
+    <w:tmpl w:val="7068A4A0"/>
     <w:lvl w:ilvl="0">
       <w:start w:val="1"/>
       <w:numFmt w:val="bullet"/>
@@ -53610,10 +54507,10 @@
       </w:rPr>
     </w:lvl>
   </w:abstractNum>
-  <w:abstractNum w:abstractNumId="28" w15:restartNumberingAfterBreak="0">
-    <w:nsid w:val="483E40E1"/>
+  <w:abstractNum w:abstractNumId="32" w15:restartNumberingAfterBreak="0">
+    <w:nsid w:val="567A5678"/>
     <w:multiLevelType w:val="multilevel"/>
-    <w:tmpl w:val="58865F1C"/>
+    <w:tmpl w:val="065AF8F4"/>
     <w:lvl w:ilvl="0">
       <w:start w:val="1"/>
       <w:numFmt w:val="bullet"/>
@@ -53759,123 +54656,10 @@
       </w:rPr>
     </w:lvl>
   </w:abstractNum>
-  <w:abstractNum w:abstractNumId="29" w15:restartNumberingAfterBreak="0">
-    <w:nsid w:val="4846723E"/>
+  <w:abstractNum w:abstractNumId="33" w15:restartNumberingAfterBreak="0">
+    <w:nsid w:val="56D27BFE"/>
     <w:multiLevelType w:val="multilevel"/>
-    <w:tmpl w:val="15BC3C3C"/>
-    <w:lvl w:ilvl="0">
-      <w:start w:val="1"/>
-      <w:numFmt w:val="decimal"/>
-      <w:lvlText w:val="%1."/>
-      <w:lvlJc w:val="left"/>
-      <w:pPr>
-        <w:tabs>
-          <w:tab w:val="num" w:pos="720"/>
-        </w:tabs>
-        <w:ind w:left="720" w:hanging="360"/>
-      </w:pPr>
-    </w:lvl>
-    <w:lvl w:ilvl="1" w:tentative="1">
-      <w:start w:val="1"/>
-      <w:numFmt w:val="decimal"/>
-      <w:lvlText w:val="%2."/>
-      <w:lvlJc w:val="left"/>
-      <w:pPr>
-        <w:tabs>
-          <w:tab w:val="num" w:pos="1440"/>
-        </w:tabs>
-        <w:ind w:left="1440" w:hanging="360"/>
-      </w:pPr>
-    </w:lvl>
-    <w:lvl w:ilvl="2" w:tentative="1">
-      <w:start w:val="1"/>
-      <w:numFmt w:val="decimal"/>
-      <w:lvlText w:val="%3."/>
-      <w:lvlJc w:val="left"/>
-      <w:pPr>
-        <w:tabs>
-          <w:tab w:val="num" w:pos="2160"/>
-        </w:tabs>
-        <w:ind w:left="2160" w:hanging="360"/>
-      </w:pPr>
-    </w:lvl>
-    <w:lvl w:ilvl="3" w:tentative="1">
-      <w:start w:val="1"/>
-      <w:numFmt w:val="decimal"/>
-      <w:lvlText w:val="%4."/>
-      <w:lvlJc w:val="left"/>
-      <w:pPr>
-        <w:tabs>
-          <w:tab w:val="num" w:pos="2880"/>
-        </w:tabs>
-        <w:ind w:left="2880" w:hanging="360"/>
-      </w:pPr>
-    </w:lvl>
-    <w:lvl w:ilvl="4" w:tentative="1">
-      <w:start w:val="1"/>
-      <w:numFmt w:val="decimal"/>
-      <w:lvlText w:val="%5."/>
-      <w:lvlJc w:val="left"/>
-      <w:pPr>
-        <w:tabs>
-          <w:tab w:val="num" w:pos="3600"/>
-        </w:tabs>
-        <w:ind w:left="3600" w:hanging="360"/>
-      </w:pPr>
-    </w:lvl>
-    <w:lvl w:ilvl="5" w:tentative="1">
-      <w:start w:val="1"/>
-      <w:numFmt w:val="decimal"/>
-      <w:lvlText w:val="%6."/>
-      <w:lvlJc w:val="left"/>
-      <w:pPr>
-        <w:tabs>
-          <w:tab w:val="num" w:pos="4320"/>
-        </w:tabs>
-        <w:ind w:left="4320" w:hanging="360"/>
-      </w:pPr>
-    </w:lvl>
-    <w:lvl w:ilvl="6" w:tentative="1">
-      <w:start w:val="1"/>
-      <w:numFmt w:val="decimal"/>
-      <w:lvlText w:val="%7."/>
-      <w:lvlJc w:val="left"/>
-      <w:pPr>
-        <w:tabs>
-          <w:tab w:val="num" w:pos="5040"/>
-        </w:tabs>
-        <w:ind w:left="5040" w:hanging="360"/>
-      </w:pPr>
-    </w:lvl>
-    <w:lvl w:ilvl="7" w:tentative="1">
-      <w:start w:val="1"/>
-      <w:numFmt w:val="decimal"/>
-      <w:lvlText w:val="%8."/>
-      <w:lvlJc w:val="left"/>
-      <w:pPr>
-        <w:tabs>
-          <w:tab w:val="num" w:pos="5760"/>
-        </w:tabs>
-        <w:ind w:left="5760" w:hanging="360"/>
-      </w:pPr>
-    </w:lvl>
-    <w:lvl w:ilvl="8" w:tentative="1">
-      <w:start w:val="1"/>
-      <w:numFmt w:val="decimal"/>
-      <w:lvlText w:val="%9."/>
-      <w:lvlJc w:val="left"/>
-      <w:pPr>
-        <w:tabs>
-          <w:tab w:val="num" w:pos="6480"/>
-        </w:tabs>
-        <w:ind w:left="6480" w:hanging="360"/>
-      </w:pPr>
-    </w:lvl>
-  </w:abstractNum>
-  <w:abstractNum w:abstractNumId="30" w15:restartNumberingAfterBreak="0">
-    <w:nsid w:val="4913177F"/>
-    <w:multiLevelType w:val="multilevel"/>
-    <w:tmpl w:val="3C340FB4"/>
+    <w:tmpl w:val="02C242DA"/>
     <w:lvl w:ilvl="0">
       <w:start w:val="1"/>
       <w:numFmt w:val="bullet"/>
@@ -54021,10 +54805,10 @@
       </w:rPr>
     </w:lvl>
   </w:abstractNum>
-  <w:abstractNum w:abstractNumId="31" w15:restartNumberingAfterBreak="0">
-    <w:nsid w:val="49E10586"/>
+  <w:abstractNum w:abstractNumId="34" w15:restartNumberingAfterBreak="0">
+    <w:nsid w:val="690653E5"/>
     <w:multiLevelType w:val="multilevel"/>
-    <w:tmpl w:val="21344688"/>
+    <w:tmpl w:val="8878F1CA"/>
     <w:lvl w:ilvl="0">
       <w:start w:val="1"/>
       <w:numFmt w:val="bullet"/>
@@ -54170,10 +54954,10 @@
       </w:rPr>
     </w:lvl>
   </w:abstractNum>
-  <w:abstractNum w:abstractNumId="32" w15:restartNumberingAfterBreak="0">
-    <w:nsid w:val="4B89796C"/>
+  <w:abstractNum w:abstractNumId="35" w15:restartNumberingAfterBreak="0">
+    <w:nsid w:val="6BA27294"/>
     <w:multiLevelType w:val="multilevel"/>
-    <w:tmpl w:val="E90AA7C2"/>
+    <w:tmpl w:val="CD54BC5E"/>
     <w:lvl w:ilvl="0">
       <w:start w:val="1"/>
       <w:numFmt w:val="bullet"/>
@@ -54319,10 +55103,10 @@
       </w:rPr>
     </w:lvl>
   </w:abstractNum>
-  <w:abstractNum w:abstractNumId="33" w15:restartNumberingAfterBreak="0">
-    <w:nsid w:val="5522351A"/>
+  <w:abstractNum w:abstractNumId="36" w15:restartNumberingAfterBreak="0">
+    <w:nsid w:val="6C110D4F"/>
     <w:multiLevelType w:val="multilevel"/>
-    <w:tmpl w:val="D8EEAEB2"/>
+    <w:tmpl w:val="94C825F4"/>
     <w:lvl w:ilvl="0">
       <w:start w:val="1"/>
       <w:numFmt w:val="decimal"/>
@@ -54432,10 +55216,10 @@
       </w:pPr>
     </w:lvl>
   </w:abstractNum>
-  <w:abstractNum w:abstractNumId="34" w15:restartNumberingAfterBreak="0">
-    <w:nsid w:val="55782A26"/>
+  <w:abstractNum w:abstractNumId="37" w15:restartNumberingAfterBreak="0">
+    <w:nsid w:val="6F027798"/>
     <w:multiLevelType w:val="multilevel"/>
-    <w:tmpl w:val="7B2A7C78"/>
+    <w:tmpl w:val="BA88868C"/>
     <w:lvl w:ilvl="0">
       <w:start w:val="1"/>
       <w:numFmt w:val="bullet"/>
@@ -54581,10 +55365,10 @@
       </w:rPr>
     </w:lvl>
   </w:abstractNum>
-  <w:abstractNum w:abstractNumId="35" w15:restartNumberingAfterBreak="0">
-    <w:nsid w:val="57A92AC5"/>
+  <w:abstractNum w:abstractNumId="38" w15:restartNumberingAfterBreak="0">
+    <w:nsid w:val="71797CFD"/>
     <w:multiLevelType w:val="multilevel"/>
-    <w:tmpl w:val="DEE0B966"/>
+    <w:tmpl w:val="B74A0472"/>
     <w:lvl w:ilvl="0">
       <w:start w:val="1"/>
       <w:numFmt w:val="bullet"/>
@@ -54730,10 +55514,10 @@
       </w:rPr>
     </w:lvl>
   </w:abstractNum>
-  <w:abstractNum w:abstractNumId="36" w15:restartNumberingAfterBreak="0">
-    <w:nsid w:val="593C28BE"/>
+  <w:abstractNum w:abstractNumId="39" w15:restartNumberingAfterBreak="0">
+    <w:nsid w:val="74081855"/>
     <w:multiLevelType w:val="multilevel"/>
-    <w:tmpl w:val="8F64776C"/>
+    <w:tmpl w:val="4B487F2A"/>
     <w:lvl w:ilvl="0">
       <w:start w:val="1"/>
       <w:numFmt w:val="bullet"/>
@@ -54879,10 +55663,10 @@
       </w:rPr>
     </w:lvl>
   </w:abstractNum>
-  <w:abstractNum w:abstractNumId="37" w15:restartNumberingAfterBreak="0">
-    <w:nsid w:val="5ADB3B19"/>
+  <w:abstractNum w:abstractNumId="40" w15:restartNumberingAfterBreak="0">
+    <w:nsid w:val="75AF16FE"/>
     <w:multiLevelType w:val="multilevel"/>
-    <w:tmpl w:val="D866420E"/>
+    <w:tmpl w:val="782EDFF4"/>
     <w:lvl w:ilvl="0">
       <w:start w:val="1"/>
       <w:numFmt w:val="bullet"/>
@@ -55028,10 +55812,10 @@
       </w:rPr>
     </w:lvl>
   </w:abstractNum>
-  <w:abstractNum w:abstractNumId="38" w15:restartNumberingAfterBreak="0">
-    <w:nsid w:val="5D5A09FE"/>
+  <w:abstractNum w:abstractNumId="41" w15:restartNumberingAfterBreak="0">
+    <w:nsid w:val="77717EFD"/>
     <w:multiLevelType w:val="multilevel"/>
-    <w:tmpl w:val="F532446A"/>
+    <w:tmpl w:val="01CE9184"/>
     <w:lvl w:ilvl="0">
       <w:start w:val="1"/>
       <w:numFmt w:val="bullet"/>
@@ -55177,10 +55961,123 @@
       </w:rPr>
     </w:lvl>
   </w:abstractNum>
-  <w:abstractNum w:abstractNumId="39" w15:restartNumberingAfterBreak="0">
-    <w:nsid w:val="60794106"/>
+  <w:abstractNum w:abstractNumId="42" w15:restartNumberingAfterBreak="0">
+    <w:nsid w:val="777212B7"/>
     <w:multiLevelType w:val="multilevel"/>
-    <w:tmpl w:val="6A2A4902"/>
+    <w:tmpl w:val="692298BA"/>
+    <w:lvl w:ilvl="0">
+      <w:start w:val="1"/>
+      <w:numFmt w:val="decimal"/>
+      <w:lvlText w:val="%1."/>
+      <w:lvlJc w:val="left"/>
+      <w:pPr>
+        <w:tabs>
+          <w:tab w:val="num" w:pos="720"/>
+        </w:tabs>
+        <w:ind w:left="720" w:hanging="360"/>
+      </w:pPr>
+    </w:lvl>
+    <w:lvl w:ilvl="1" w:tentative="1">
+      <w:start w:val="1"/>
+      <w:numFmt w:val="decimal"/>
+      <w:lvlText w:val="%2."/>
+      <w:lvlJc w:val="left"/>
+      <w:pPr>
+        <w:tabs>
+          <w:tab w:val="num" w:pos="1440"/>
+        </w:tabs>
+        <w:ind w:left="1440" w:hanging="360"/>
+      </w:pPr>
+    </w:lvl>
+    <w:lvl w:ilvl="2" w:tentative="1">
+      <w:start w:val="1"/>
+      <w:numFmt w:val="decimal"/>
+      <w:lvlText w:val="%3."/>
+      <w:lvlJc w:val="left"/>
+      <w:pPr>
+        <w:tabs>
+          <w:tab w:val="num" w:pos="2160"/>
+        </w:tabs>
+        <w:ind w:left="2160" w:hanging="360"/>
+      </w:pPr>
+    </w:lvl>
+    <w:lvl w:ilvl="3" w:tentative="1">
+      <w:start w:val="1"/>
+      <w:numFmt w:val="decimal"/>
+      <w:lvlText w:val="%4."/>
+      <w:lvlJc w:val="left"/>
+      <w:pPr>
+        <w:tabs>
+          <w:tab w:val="num" w:pos="2880"/>
+        </w:tabs>
+        <w:ind w:left="2880" w:hanging="360"/>
+      </w:pPr>
+    </w:lvl>
+    <w:lvl w:ilvl="4" w:tentative="1">
+      <w:start w:val="1"/>
+      <w:numFmt w:val="decimal"/>
+      <w:lvlText w:val="%5."/>
+      <w:lvlJc w:val="left"/>
+      <w:pPr>
+        <w:tabs>
+          <w:tab w:val="num" w:pos="3600"/>
+        </w:tabs>
+        <w:ind w:left="3600" w:hanging="360"/>
+      </w:pPr>
+    </w:lvl>
+    <w:lvl w:ilvl="5" w:tentative="1">
+      <w:start w:val="1"/>
+      <w:numFmt w:val="decimal"/>
+      <w:lvlText w:val="%6."/>
+      <w:lvlJc w:val="left"/>
+      <w:pPr>
+        <w:tabs>
+          <w:tab w:val="num" w:pos="4320"/>
+        </w:tabs>
+        <w:ind w:left="4320" w:hanging="360"/>
+      </w:pPr>
+    </w:lvl>
+    <w:lvl w:ilvl="6" w:tentative="1">
+      <w:start w:val="1"/>
+      <w:numFmt w:val="decimal"/>
+      <w:lvlText w:val="%7."/>
+      <w:lvlJc w:val="left"/>
+      <w:pPr>
+        <w:tabs>
+          <w:tab w:val="num" w:pos="5040"/>
+        </w:tabs>
+        <w:ind w:left="5040" w:hanging="360"/>
+      </w:pPr>
+    </w:lvl>
+    <w:lvl w:ilvl="7" w:tentative="1">
+      <w:start w:val="1"/>
+      <w:numFmt w:val="decimal"/>
+      <w:lvlText w:val="%8."/>
+      <w:lvlJc w:val="left"/>
+      <w:pPr>
+        <w:tabs>
+          <w:tab w:val="num" w:pos="5760"/>
+        </w:tabs>
+        <w:ind w:left="5760" w:hanging="360"/>
+      </w:pPr>
+    </w:lvl>
+    <w:lvl w:ilvl="8" w:tentative="1">
+      <w:start w:val="1"/>
+      <w:numFmt w:val="decimal"/>
+      <w:lvlText w:val="%9."/>
+      <w:lvlJc w:val="left"/>
+      <w:pPr>
+        <w:tabs>
+          <w:tab w:val="num" w:pos="6480"/>
+        </w:tabs>
+        <w:ind w:left="6480" w:hanging="360"/>
+      </w:pPr>
+    </w:lvl>
+  </w:abstractNum>
+  <w:abstractNum w:abstractNumId="43" w15:restartNumberingAfterBreak="0">
+    <w:nsid w:val="79CB364D"/>
+    <w:multiLevelType w:val="multilevel"/>
+    <w:tmpl w:val="A6E65348"/>
     <w:lvl w:ilvl="0">
       <w:start w:val="1"/>
       <w:numFmt w:val="bullet"/>
@@ -55326,123 +56223,10 @@
       </w:rPr>
     </w:lvl>
   </w:abstractNum>
-  <w:abstractNum w:abstractNumId="40" w15:restartNumberingAfterBreak="0">
-    <w:nsid w:val="60DD3AAC"/>
+  <w:abstractNum w:abstractNumId="44" w15:restartNumberingAfterBreak="0">
+    <w:nsid w:val="7BB10256"/>
     <w:multiLevelType w:val="multilevel"/>
-    <w:tmpl w:val="50AAF6F8"/>
-    <w:lvl w:ilvl="0">
-      <w:start w:val="1"/>
-      <w:numFmt w:val="decimal"/>
-      <w:lvlText w:val="%1."/>
-      <w:lvlJc w:val="left"/>
-      <w:pPr>
-        <w:tabs>
-          <w:tab w:val="num" w:pos="720"/>
-        </w:tabs>
-        <w:ind w:left="720" w:hanging="360"/>
-      </w:pPr>
-    </w:lvl>
-    <w:lvl w:ilvl="1" w:tentative="1">
-      <w:start w:val="1"/>
-      <w:numFmt w:val="decimal"/>
-      <w:lvlText w:val="%2."/>
-      <w:lvlJc w:val="left"/>
-      <w:pPr>
-        <w:tabs>
-          <w:tab w:val="num" w:pos="1440"/>
-        </w:tabs>
-        <w:ind w:left="1440" w:hanging="360"/>
-      </w:pPr>
-    </w:lvl>
-    <w:lvl w:ilvl="2" w:tentative="1">
-      <w:start w:val="1"/>
-      <w:numFmt w:val="decimal"/>
-      <w:lvlText w:val="%3."/>
-      <w:lvlJc w:val="left"/>
-      <w:pPr>
-        <w:tabs>
-          <w:tab w:val="num" w:pos="2160"/>
-        </w:tabs>
-        <w:ind w:left="2160" w:hanging="360"/>
-      </w:pPr>
-    </w:lvl>
-    <w:lvl w:ilvl="3" w:tentative="1">
-      <w:start w:val="1"/>
-      <w:numFmt w:val="decimal"/>
-      <w:lvlText w:val="%4."/>
-      <w:lvlJc w:val="left"/>
-      <w:pPr>
-        <w:tabs>
-          <w:tab w:val="num" w:pos="2880"/>
-        </w:tabs>
-        <w:ind w:left="2880" w:hanging="360"/>
-      </w:pPr>
-    </w:lvl>
-    <w:lvl w:ilvl="4" w:tentative="1">
-      <w:start w:val="1"/>
-      <w:numFmt w:val="decimal"/>
-      <w:lvlText w:val="%5."/>
-      <w:lvlJc w:val="left"/>
-      <w:pPr>
-        <w:tabs>
-          <w:tab w:val="num" w:pos="3600"/>
-        </w:tabs>
-        <w:ind w:left="3600" w:hanging="360"/>
-      </w:pPr>
-    </w:lvl>
-    <w:lvl w:ilvl="5" w:tentative="1">
-      <w:start w:val="1"/>
-      <w:numFmt w:val="decimal"/>
-      <w:lvlText w:val="%6."/>
-      <w:lvlJc w:val="left"/>
-      <w:pPr>
-        <w:tabs>
-          <w:tab w:val="num" w:pos="4320"/>
-        </w:tabs>
-        <w:ind w:left="4320" w:hanging="360"/>
-      </w:pPr>
-    </w:lvl>
-    <w:lvl w:ilvl="6" w:tentative="1">
-      <w:start w:val="1"/>
-      <w:numFmt w:val="decimal"/>
-      <w:lvlText w:val="%7."/>
-      <w:lvlJc w:val="left"/>
-      <w:pPr>
-        <w:tabs>
-          <w:tab w:val="num" w:pos="5040"/>
-        </w:tabs>
-        <w:ind w:left="5040" w:hanging="360"/>
-      </w:pPr>
-    </w:lvl>
-    <w:lvl w:ilvl="7" w:tentative="1">
-      <w:start w:val="1"/>
-      <w:numFmt w:val="decimal"/>
-      <w:lvlText w:val="%8."/>
-      <w:lvlJc w:val="left"/>
-      <w:pPr>
-        <w:tabs>
-          <w:tab w:val="num" w:pos="5760"/>
-        </w:tabs>
-        <w:ind w:left="5760" w:hanging="360"/>
-      </w:pPr>
-    </w:lvl>
-    <w:lvl w:ilvl="8" w:tentative="1">
-      <w:start w:val="1"/>
-      <w:numFmt w:val="decimal"/>
-      <w:lvlText w:val="%9."/>
-      <w:lvlJc w:val="left"/>
-      <w:pPr>
-        <w:tabs>
-          <w:tab w:val="num" w:pos="6480"/>
-        </w:tabs>
-        <w:ind w:left="6480" w:hanging="360"/>
-      </w:pPr>
-    </w:lvl>
-  </w:abstractNum>
-  <w:abstractNum w:abstractNumId="41" w15:restartNumberingAfterBreak="0">
-    <w:nsid w:val="60EC07E1"/>
-    <w:multiLevelType w:val="multilevel"/>
-    <w:tmpl w:val="FEC2E508"/>
+    <w:tmpl w:val="AEFA391C"/>
     <w:lvl w:ilvl="0">
       <w:start w:val="1"/>
       <w:numFmt w:val="bullet"/>
@@ -55588,10 +56372,123 @@
       </w:rPr>
     </w:lvl>
   </w:abstractNum>
-  <w:abstractNum w:abstractNumId="42" w15:restartNumberingAfterBreak="0">
-    <w:nsid w:val="61EC7756"/>
+  <w:abstractNum w:abstractNumId="45" w15:restartNumberingAfterBreak="0">
+    <w:nsid w:val="7BDD0EA2"/>
     <w:multiLevelType w:val="multilevel"/>
-    <w:tmpl w:val="CC34A6A6"/>
+    <w:tmpl w:val="32A0ACDC"/>
+    <w:lvl w:ilvl="0">
+      <w:start w:val="1"/>
+      <w:numFmt w:val="decimal"/>
+      <w:lvlText w:val="%1."/>
+      <w:lvlJc w:val="left"/>
+      <w:pPr>
+        <w:tabs>
+          <w:tab w:val="num" w:pos="720"/>
+        </w:tabs>
+        <w:ind w:left="720" w:hanging="360"/>
+      </w:pPr>
+    </w:lvl>
+    <w:lvl w:ilvl="1" w:tentative="1">
+      <w:start w:val="1"/>
+      <w:numFmt w:val="decimal"/>
+      <w:lvlText w:val="%2."/>
+      <w:lvlJc w:val="left"/>
+      <w:pPr>
+        <w:tabs>
+          <w:tab w:val="num" w:pos="1440"/>
+        </w:tabs>
+        <w:ind w:left="1440" w:hanging="360"/>
+      </w:pPr>
+    </w:lvl>
+    <w:lvl w:ilvl="2" w:tentative="1">
+      <w:start w:val="1"/>
+      <w:numFmt w:val="decimal"/>
+      <w:lvlText w:val="%3."/>
+      <w:lvlJc w:val="left"/>
+      <w:pPr>
+        <w:tabs>
+          <w:tab w:val="num" w:pos="2160"/>
+        </w:tabs>
+        <w:ind w:left="2160" w:hanging="360"/>
+      </w:pPr>
+    </w:lvl>
+    <w:lvl w:ilvl="3" w:tentative="1">
+      <w:start w:val="1"/>
+      <w:numFmt w:val="decimal"/>
+      <w:lvlText w:val="%4."/>
+      <w:lvlJc w:val="left"/>
+      <w:pPr>
+        <w:tabs>
+          <w:tab w:val="num" w:pos="2880"/>
+        </w:tabs>
+        <w:ind w:left="2880" w:hanging="360"/>
+      </w:pPr>
+    </w:lvl>
+    <w:lvl w:ilvl="4" w:tentative="1">
+      <w:start w:val="1"/>
+      <w:numFmt w:val="decimal"/>
+      <w:lvlText w:val="%5."/>
+      <w:lvlJc w:val="left"/>
+      <w:pPr>
+        <w:tabs>
+          <w:tab w:val="num" w:pos="3600"/>
+        </w:tabs>
+        <w:ind w:left="3600" w:hanging="360"/>
+      </w:pPr>
+    </w:lvl>
+    <w:lvl w:ilvl="5" w:tentative="1">
+      <w:start w:val="1"/>
+      <w:numFmt w:val="decimal"/>
+      <w:lvlText w:val="%6."/>
+      <w:lvlJc w:val="left"/>
+      <w:pPr>
+        <w:tabs>
+          <w:tab w:val="num" w:pos="4320"/>
+        </w:tabs>
+        <w:ind w:left="4320" w:hanging="360"/>
+      </w:pPr>
+    </w:lvl>
+    <w:lvl w:ilvl="6" w:tentative="1">
+      <w:start w:val="1"/>
+      <w:numFmt w:val="decimal"/>
+      <w:lvlText w:val="%7."/>
+      <w:lvlJc w:val="left"/>
+      <w:pPr>
+        <w:tabs>
+          <w:tab w:val="num" w:pos="5040"/>
+        </w:tabs>
+        <w:ind w:left="5040" w:hanging="360"/>
+      </w:pPr>
+    </w:lvl>
+    <w:lvl w:ilvl="7" w:tentative="1">
+      <w:start w:val="1"/>
+      <w:numFmt w:val="decimal"/>
+      <w:lvlText w:val="%8."/>
+      <w:lvlJc w:val="left"/>
+      <w:pPr>
+        <w:tabs>
+          <w:tab w:val="num" w:pos="5760"/>
+        </w:tabs>
+        <w:ind w:left="5760" w:hanging="360"/>
+      </w:pPr>
+    </w:lvl>
+    <w:lvl w:ilvl="8" w:tentative="1">
+      <w:start w:val="1"/>
+      <w:numFmt w:val="decimal"/>
+      <w:lvlText w:val="%9."/>
+      <w:lvlJc w:val="left"/>
+      <w:pPr>
+        <w:tabs>
+          <w:tab w:val="num" w:pos="6480"/>
+        </w:tabs>
+        <w:ind w:left="6480" w:hanging="360"/>
+      </w:pPr>
+    </w:lvl>
+  </w:abstractNum>
+  <w:abstractNum w:abstractNumId="46" w15:restartNumberingAfterBreak="0">
+    <w:nsid w:val="7C260D71"/>
+    <w:multiLevelType w:val="multilevel"/>
+    <w:tmpl w:val="4252D170"/>
     <w:lvl w:ilvl="0">
       <w:start w:val="1"/>
       <w:numFmt w:val="bullet"/>
@@ -55737,349 +56634,10 @@
       </w:rPr>
     </w:lvl>
   </w:abstractNum>
-  <w:abstractNum w:abstractNumId="43" w15:restartNumberingAfterBreak="0">
-    <w:nsid w:val="69634C1C"/>
+  <w:abstractNum w:abstractNumId="47" w15:restartNumberingAfterBreak="0">
+    <w:nsid w:val="7C7C0589"/>
     <w:multiLevelType w:val="multilevel"/>
-    <w:tmpl w:val="3AD8DAD2"/>
-    <w:lvl w:ilvl="0">
-      <w:start w:val="1"/>
-      <w:numFmt w:val="decimal"/>
-      <w:lvlText w:val="%1."/>
-      <w:lvlJc w:val="left"/>
-      <w:pPr>
-        <w:tabs>
-          <w:tab w:val="num" w:pos="720"/>
-        </w:tabs>
-        <w:ind w:left="720" w:hanging="360"/>
-      </w:pPr>
-    </w:lvl>
-    <w:lvl w:ilvl="1" w:tentative="1">
-      <w:start w:val="1"/>
-      <w:numFmt w:val="decimal"/>
-      <w:lvlText w:val="%2."/>
-      <w:lvlJc w:val="left"/>
-      <w:pPr>
-        <w:tabs>
-          <w:tab w:val="num" w:pos="1440"/>
-        </w:tabs>
-        <w:ind w:left="1440" w:hanging="360"/>
-      </w:pPr>
-    </w:lvl>
-    <w:lvl w:ilvl="2" w:tentative="1">
-      <w:start w:val="1"/>
-      <w:numFmt w:val="decimal"/>
-      <w:lvlText w:val="%3."/>
-      <w:lvlJc w:val="left"/>
-      <w:pPr>
-        <w:tabs>
-          <w:tab w:val="num" w:pos="2160"/>
-        </w:tabs>
-        <w:ind w:left="2160" w:hanging="360"/>
-      </w:pPr>
-    </w:lvl>
-    <w:lvl w:ilvl="3" w:tentative="1">
-      <w:start w:val="1"/>
-      <w:numFmt w:val="decimal"/>
-      <w:lvlText w:val="%4."/>
-      <w:lvlJc w:val="left"/>
-      <w:pPr>
-        <w:tabs>
-          <w:tab w:val="num" w:pos="2880"/>
-        </w:tabs>
-        <w:ind w:left="2880" w:hanging="360"/>
-      </w:pPr>
-    </w:lvl>
-    <w:lvl w:ilvl="4" w:tentative="1">
-      <w:start w:val="1"/>
-      <w:numFmt w:val="decimal"/>
-      <w:lvlText w:val="%5."/>
-      <w:lvlJc w:val="left"/>
-      <w:pPr>
-        <w:tabs>
-          <w:tab w:val="num" w:pos="3600"/>
-        </w:tabs>
-        <w:ind w:left="3600" w:hanging="360"/>
-      </w:pPr>
-    </w:lvl>
-    <w:lvl w:ilvl="5" w:tentative="1">
-      <w:start w:val="1"/>
-      <w:numFmt w:val="decimal"/>
-      <w:lvlText w:val="%6."/>
-      <w:lvlJc w:val="left"/>
-      <w:pPr>
-        <w:tabs>
-          <w:tab w:val="num" w:pos="4320"/>
-        </w:tabs>
-        <w:ind w:left="4320" w:hanging="360"/>
-      </w:pPr>
-    </w:lvl>
-    <w:lvl w:ilvl="6" w:tentative="1">
-      <w:start w:val="1"/>
-      <w:numFmt w:val="decimal"/>
-      <w:lvlText w:val="%7."/>
-      <w:lvlJc w:val="left"/>
-      <w:pPr>
-        <w:tabs>
-          <w:tab w:val="num" w:pos="5040"/>
-        </w:tabs>
-        <w:ind w:left="5040" w:hanging="360"/>
-      </w:pPr>
-    </w:lvl>
-    <w:lvl w:ilvl="7" w:tentative="1">
-      <w:start w:val="1"/>
-      <w:numFmt w:val="decimal"/>
-      <w:lvlText w:val="%8."/>
-      <w:lvlJc w:val="left"/>
-      <w:pPr>
-        <w:tabs>
-          <w:tab w:val="num" w:pos="5760"/>
-        </w:tabs>
-        <w:ind w:left="5760" w:hanging="360"/>
-      </w:pPr>
-    </w:lvl>
-    <w:lvl w:ilvl="8" w:tentative="1">
-      <w:start w:val="1"/>
-      <w:numFmt w:val="decimal"/>
-      <w:lvlText w:val="%9."/>
-      <w:lvlJc w:val="left"/>
-      <w:pPr>
-        <w:tabs>
-          <w:tab w:val="num" w:pos="6480"/>
-        </w:tabs>
-        <w:ind w:left="6480" w:hanging="360"/>
-      </w:pPr>
-    </w:lvl>
-  </w:abstractNum>
-  <w:abstractNum w:abstractNumId="44" w15:restartNumberingAfterBreak="0">
-    <w:nsid w:val="69F662F8"/>
-    <w:multiLevelType w:val="multilevel"/>
-    <w:tmpl w:val="1F6CD4EA"/>
-    <w:lvl w:ilvl="0">
-      <w:start w:val="1"/>
-      <w:numFmt w:val="decimal"/>
-      <w:lvlText w:val="%1."/>
-      <w:lvlJc w:val="left"/>
-      <w:pPr>
-        <w:tabs>
-          <w:tab w:val="num" w:pos="720"/>
-        </w:tabs>
-        <w:ind w:left="720" w:hanging="360"/>
-      </w:pPr>
-    </w:lvl>
-    <w:lvl w:ilvl="1" w:tentative="1">
-      <w:start w:val="1"/>
-      <w:numFmt w:val="decimal"/>
-      <w:lvlText w:val="%2."/>
-      <w:lvlJc w:val="left"/>
-      <w:pPr>
-        <w:tabs>
-          <w:tab w:val="num" w:pos="1440"/>
-        </w:tabs>
-        <w:ind w:left="1440" w:hanging="360"/>
-      </w:pPr>
-    </w:lvl>
-    <w:lvl w:ilvl="2" w:tentative="1">
-      <w:start w:val="1"/>
-      <w:numFmt w:val="decimal"/>
-      <w:lvlText w:val="%3."/>
-      <w:lvlJc w:val="left"/>
-      <w:pPr>
-        <w:tabs>
-          <w:tab w:val="num" w:pos="2160"/>
-        </w:tabs>
-        <w:ind w:left="2160" w:hanging="360"/>
-      </w:pPr>
-    </w:lvl>
-    <w:lvl w:ilvl="3" w:tentative="1">
-      <w:start w:val="1"/>
-      <w:numFmt w:val="decimal"/>
-      <w:lvlText w:val="%4."/>
-      <w:lvlJc w:val="left"/>
-      <w:pPr>
-        <w:tabs>
-          <w:tab w:val="num" w:pos="2880"/>
-        </w:tabs>
-        <w:ind w:left="2880" w:hanging="360"/>
-      </w:pPr>
-    </w:lvl>
-    <w:lvl w:ilvl="4" w:tentative="1">
-      <w:start w:val="1"/>
-      <w:numFmt w:val="decimal"/>
-      <w:lvlText w:val="%5."/>
-      <w:lvlJc w:val="left"/>
-      <w:pPr>
-        <w:tabs>
-          <w:tab w:val="num" w:pos="3600"/>
-        </w:tabs>
-        <w:ind w:left="3600" w:hanging="360"/>
-      </w:pPr>
-    </w:lvl>
-    <w:lvl w:ilvl="5" w:tentative="1">
-      <w:start w:val="1"/>
-      <w:numFmt w:val="decimal"/>
-      <w:lvlText w:val="%6."/>
-      <w:lvlJc w:val="left"/>
-      <w:pPr>
-        <w:tabs>
-          <w:tab w:val="num" w:pos="4320"/>
-        </w:tabs>
-        <w:ind w:left="4320" w:hanging="360"/>
-      </w:pPr>
-    </w:lvl>
-    <w:lvl w:ilvl="6" w:tentative="1">
-      <w:start w:val="1"/>
-      <w:numFmt w:val="decimal"/>
-      <w:lvlText w:val="%7."/>
-      <w:lvlJc w:val="left"/>
-      <w:pPr>
-        <w:tabs>
-          <w:tab w:val="num" w:pos="5040"/>
-        </w:tabs>
-        <w:ind w:left="5040" w:hanging="360"/>
-      </w:pPr>
-    </w:lvl>
-    <w:lvl w:ilvl="7" w:tentative="1">
-      <w:start w:val="1"/>
-      <w:numFmt w:val="decimal"/>
-      <w:lvlText w:val="%8."/>
-      <w:lvlJc w:val="left"/>
-      <w:pPr>
-        <w:tabs>
-          <w:tab w:val="num" w:pos="5760"/>
-        </w:tabs>
-        <w:ind w:left="5760" w:hanging="360"/>
-      </w:pPr>
-    </w:lvl>
-    <w:lvl w:ilvl="8" w:tentative="1">
-      <w:start w:val="1"/>
-      <w:numFmt w:val="decimal"/>
-      <w:lvlText w:val="%9."/>
-      <w:lvlJc w:val="left"/>
-      <w:pPr>
-        <w:tabs>
-          <w:tab w:val="num" w:pos="6480"/>
-        </w:tabs>
-        <w:ind w:left="6480" w:hanging="360"/>
-      </w:pPr>
-    </w:lvl>
-  </w:abstractNum>
-  <w:abstractNum w:abstractNumId="45" w15:restartNumberingAfterBreak="0">
-    <w:nsid w:val="6FB77D77"/>
-    <w:multiLevelType w:val="multilevel"/>
-    <w:tmpl w:val="0AB89C4E"/>
-    <w:lvl w:ilvl="0">
-      <w:start w:val="1"/>
-      <w:numFmt w:val="decimal"/>
-      <w:lvlText w:val="%1."/>
-      <w:lvlJc w:val="left"/>
-      <w:pPr>
-        <w:tabs>
-          <w:tab w:val="num" w:pos="720"/>
-        </w:tabs>
-        <w:ind w:left="720" w:hanging="360"/>
-      </w:pPr>
-    </w:lvl>
-    <w:lvl w:ilvl="1" w:tentative="1">
-      <w:start w:val="1"/>
-      <w:numFmt w:val="decimal"/>
-      <w:lvlText w:val="%2."/>
-      <w:lvlJc w:val="left"/>
-      <w:pPr>
-        <w:tabs>
-          <w:tab w:val="num" w:pos="1440"/>
-        </w:tabs>
-        <w:ind w:left="1440" w:hanging="360"/>
-      </w:pPr>
-    </w:lvl>
-    <w:lvl w:ilvl="2" w:tentative="1">
-      <w:start w:val="1"/>
-      <w:numFmt w:val="decimal"/>
-      <w:lvlText w:val="%3."/>
-      <w:lvlJc w:val="left"/>
-      <w:pPr>
-        <w:tabs>
-          <w:tab w:val="num" w:pos="2160"/>
-        </w:tabs>
-        <w:ind w:left="2160" w:hanging="360"/>
-      </w:pPr>
-    </w:lvl>
-    <w:lvl w:ilvl="3" w:tentative="1">
-      <w:start w:val="1"/>
-      <w:numFmt w:val="decimal"/>
-      <w:lvlText w:val="%4."/>
-      <w:lvlJc w:val="left"/>
-      <w:pPr>
-        <w:tabs>
-          <w:tab w:val="num" w:pos="2880"/>
-        </w:tabs>
-        <w:ind w:left="2880" w:hanging="360"/>
-      </w:pPr>
-    </w:lvl>
-    <w:lvl w:ilvl="4" w:tentative="1">
-      <w:start w:val="1"/>
-      <w:numFmt w:val="decimal"/>
-      <w:lvlText w:val="%5."/>
-      <w:lvlJc w:val="left"/>
-      <w:pPr>
-        <w:tabs>
-          <w:tab w:val="num" w:pos="3600"/>
-        </w:tabs>
-        <w:ind w:left="3600" w:hanging="360"/>
-      </w:pPr>
-    </w:lvl>
-    <w:lvl w:ilvl="5" w:tentative="1">
-      <w:start w:val="1"/>
-      <w:numFmt w:val="decimal"/>
-      <w:lvlText w:val="%6."/>
-      <w:lvlJc w:val="left"/>
-      <w:pPr>
-        <w:tabs>
-          <w:tab w:val="num" w:pos="4320"/>
-        </w:tabs>
-        <w:ind w:left="4320" w:hanging="360"/>
-      </w:pPr>
-    </w:lvl>
-    <w:lvl w:ilvl="6" w:tentative="1">
-      <w:start w:val="1"/>
-      <w:numFmt w:val="decimal"/>
-      <w:lvlText w:val="%7."/>
-      <w:lvlJc w:val="left"/>
-      <w:pPr>
-        <w:tabs>
-          <w:tab w:val="num" w:pos="5040"/>
-        </w:tabs>
-        <w:ind w:left="5040" w:hanging="360"/>
-      </w:pPr>
-    </w:lvl>
-    <w:lvl w:ilvl="7" w:tentative="1">
-      <w:start w:val="1"/>
-      <w:numFmt w:val="decimal"/>
-      <w:lvlText w:val="%8."/>
-      <w:lvlJc w:val="left"/>
-      <w:pPr>
-        <w:tabs>
-          <w:tab w:val="num" w:pos="5760"/>
-        </w:tabs>
-        <w:ind w:left="5760" w:hanging="360"/>
-      </w:pPr>
-    </w:lvl>
-    <w:lvl w:ilvl="8" w:tentative="1">
-      <w:start w:val="1"/>
-      <w:numFmt w:val="decimal"/>
-      <w:lvlText w:val="%9."/>
-      <w:lvlJc w:val="left"/>
-      <w:pPr>
-        <w:tabs>
-          <w:tab w:val="num" w:pos="6480"/>
-        </w:tabs>
-        <w:ind w:left="6480" w:hanging="360"/>
-      </w:pPr>
-    </w:lvl>
-  </w:abstractNum>
-  <w:abstractNum w:abstractNumId="46" w15:restartNumberingAfterBreak="0">
-    <w:nsid w:val="752E4766"/>
-    <w:multiLevelType w:val="multilevel"/>
-    <w:tmpl w:val="8E68C9E0"/>
+    <w:tmpl w:val="25B0376C"/>
     <w:lvl w:ilvl="0">
       <w:start w:val="1"/>
       <w:numFmt w:val="bullet"/>
@@ -56225,10 +56783,10 @@
       </w:rPr>
     </w:lvl>
   </w:abstractNum>
-  <w:abstractNum w:abstractNumId="47" w15:restartNumberingAfterBreak="0">
-    <w:nsid w:val="7E6F2E0C"/>
+  <w:abstractNum w:abstractNumId="48" w15:restartNumberingAfterBreak="0">
+    <w:nsid w:val="7D946A0B"/>
     <w:multiLevelType w:val="multilevel"/>
-    <w:tmpl w:val="95E2A1E8"/>
+    <w:tmpl w:val="DCCC0F34"/>
     <w:lvl w:ilvl="0">
       <w:start w:val="1"/>
       <w:numFmt w:val="decimal"/>
@@ -56338,123 +56896,10 @@
       </w:pPr>
     </w:lvl>
   </w:abstractNum>
-  <w:abstractNum w:abstractNumId="48" w15:restartNumberingAfterBreak="0">
-    <w:nsid w:val="7EA37997"/>
+  <w:abstractNum w:abstractNumId="49" w15:restartNumberingAfterBreak="0">
+    <w:nsid w:val="7F232E06"/>
     <w:multiLevelType w:val="multilevel"/>
-    <w:tmpl w:val="B120B398"/>
-    <w:lvl w:ilvl="0">
-      <w:start w:val="1"/>
-      <w:numFmt w:val="decimal"/>
-      <w:lvlText w:val="%1."/>
-      <w:lvlJc w:val="left"/>
-      <w:pPr>
-        <w:tabs>
-          <w:tab w:val="num" w:pos="720"/>
-        </w:tabs>
-        <w:ind w:left="720" w:hanging="360"/>
-      </w:pPr>
-    </w:lvl>
-    <w:lvl w:ilvl="1" w:tentative="1">
-      <w:start w:val="1"/>
-      <w:numFmt w:val="decimal"/>
-      <w:lvlText w:val="%2."/>
-      <w:lvlJc w:val="left"/>
-      <w:pPr>
-        <w:tabs>
-          <w:tab w:val="num" w:pos="1440"/>
-        </w:tabs>
-        <w:ind w:left="1440" w:hanging="360"/>
-      </w:pPr>
-    </w:lvl>
-    <w:lvl w:ilvl="2" w:tentative="1">
-      <w:start w:val="1"/>
-      <w:numFmt w:val="decimal"/>
-      <w:lvlText w:val="%3."/>
-      <w:lvlJc w:val="left"/>
-      <w:pPr>
-        <w:tabs>
-          <w:tab w:val="num" w:pos="2160"/>
-        </w:tabs>
-        <w:ind w:left="2160" w:hanging="360"/>
-      </w:pPr>
-    </w:lvl>
-    <w:lvl w:ilvl="3" w:tentative="1">
-      <w:start w:val="1"/>
-      <w:numFmt w:val="decimal"/>
-      <w:lvlText w:val="%4."/>
-      <w:lvlJc w:val="left"/>
-      <w:pPr>
-        <w:tabs>
-          <w:tab w:val="num" w:pos="2880"/>
-        </w:tabs>
-        <w:ind w:left="2880" w:hanging="360"/>
-      </w:pPr>
-    </w:lvl>
-    <w:lvl w:ilvl="4" w:tentative="1">
-      <w:start w:val="1"/>
-      <w:numFmt w:val="decimal"/>
-      <w:lvlText w:val="%5."/>
-      <w:lvlJc w:val="left"/>
-      <w:pPr>
-        <w:tabs>
-          <w:tab w:val="num" w:pos="3600"/>
-        </w:tabs>
-        <w:ind w:left="3600" w:hanging="360"/>
-      </w:pPr>
-    </w:lvl>
-    <w:lvl w:ilvl="5" w:tentative="1">
-      <w:start w:val="1"/>
-      <w:numFmt w:val="decimal"/>
-      <w:lvlText w:val="%6."/>
-      <w:lvlJc w:val="left"/>
-      <w:pPr>
-        <w:tabs>
-          <w:tab w:val="num" w:pos="4320"/>
-        </w:tabs>
-        <w:ind w:left="4320" w:hanging="360"/>
-      </w:pPr>
-    </w:lvl>
-    <w:lvl w:ilvl="6" w:tentative="1">
-      <w:start w:val="1"/>
-      <w:numFmt w:val="decimal"/>
-      <w:lvlText w:val="%7."/>
-      <w:lvlJc w:val="left"/>
-      <w:pPr>
-        <w:tabs>
-          <w:tab w:val="num" w:pos="5040"/>
-        </w:tabs>
-        <w:ind w:left="5040" w:hanging="360"/>
-      </w:pPr>
-    </w:lvl>
-    <w:lvl w:ilvl="7" w:tentative="1">
-      <w:start w:val="1"/>
-      <w:numFmt w:val="decimal"/>
-      <w:lvlText w:val="%8."/>
-      <w:lvlJc w:val="left"/>
-      <w:pPr>
-        <w:tabs>
-          <w:tab w:val="num" w:pos="5760"/>
-        </w:tabs>
-        <w:ind w:left="5760" w:hanging="360"/>
-      </w:pPr>
-    </w:lvl>
-    <w:lvl w:ilvl="8" w:tentative="1">
-      <w:start w:val="1"/>
-      <w:numFmt w:val="decimal"/>
-      <w:lvlText w:val="%9."/>
-      <w:lvlJc w:val="left"/>
-      <w:pPr>
-        <w:tabs>
-          <w:tab w:val="num" w:pos="6480"/>
-        </w:tabs>
-        <w:ind w:left="6480" w:hanging="360"/>
-      </w:pPr>
-    </w:lvl>
-  </w:abstractNum>
-  <w:abstractNum w:abstractNumId="49" w15:restartNumberingAfterBreak="0">
-    <w:nsid w:val="7F8732A5"/>
-    <w:multiLevelType w:val="multilevel"/>
-    <w:tmpl w:val="3E1074F8"/>
+    <w:tmpl w:val="966E9C76"/>
     <w:lvl w:ilvl="0">
       <w:start w:val="1"/>
       <w:numFmt w:val="bullet"/>
@@ -56600,155 +57045,155 @@
       </w:rPr>
     </w:lvl>
   </w:abstractNum>
-  <w:num w:numId="1" w16cid:durableId="1732340829">
+  <w:num w:numId="1" w16cid:durableId="991063147">
+    <w:abstractNumId w:val="46"/>
+  </w:num>
+  <w:num w:numId="2" w16cid:durableId="119881077">
+    <w:abstractNumId w:val="8"/>
+  </w:num>
+  <w:num w:numId="3" w16cid:durableId="69694182">
+    <w:abstractNumId w:val="37"/>
+  </w:num>
+  <w:num w:numId="4" w16cid:durableId="1193152313">
+    <w:abstractNumId w:val="13"/>
+  </w:num>
+  <w:num w:numId="5" w16cid:durableId="1743334695">
+    <w:abstractNumId w:val="17"/>
+  </w:num>
+  <w:num w:numId="6" w16cid:durableId="456024496">
+    <w:abstractNumId w:val="40"/>
+  </w:num>
+  <w:num w:numId="7" w16cid:durableId="69474922">
+    <w:abstractNumId w:val="38"/>
+  </w:num>
+  <w:num w:numId="8" w16cid:durableId="1264147949">
+    <w:abstractNumId w:val="6"/>
+  </w:num>
+  <w:num w:numId="9" w16cid:durableId="1602684069">
+    <w:abstractNumId w:val="2"/>
+  </w:num>
+  <w:num w:numId="10" w16cid:durableId="936132169">
+    <w:abstractNumId w:val="32"/>
+  </w:num>
+  <w:num w:numId="11" w16cid:durableId="613630393">
+    <w:abstractNumId w:val="3"/>
+  </w:num>
+  <w:num w:numId="12" w16cid:durableId="1341589506">
+    <w:abstractNumId w:val="42"/>
+  </w:num>
+  <w:num w:numId="13" w16cid:durableId="681130010">
+    <w:abstractNumId w:val="34"/>
+  </w:num>
+  <w:num w:numId="14" w16cid:durableId="1956671316">
+    <w:abstractNumId w:val="35"/>
+  </w:num>
+  <w:num w:numId="15" w16cid:durableId="181211236">
+    <w:abstractNumId w:val="15"/>
+  </w:num>
+  <w:num w:numId="16" w16cid:durableId="969818200">
+    <w:abstractNumId w:val="44"/>
+  </w:num>
+  <w:num w:numId="17" w16cid:durableId="779570434">
+    <w:abstractNumId w:val="21"/>
+  </w:num>
+  <w:num w:numId="18" w16cid:durableId="2107579789">
+    <w:abstractNumId w:val="5"/>
+  </w:num>
+  <w:num w:numId="19" w16cid:durableId="345644834">
+    <w:abstractNumId w:val="31"/>
+  </w:num>
+  <w:num w:numId="20" w16cid:durableId="765886382">
+    <w:abstractNumId w:val="11"/>
+  </w:num>
+  <w:num w:numId="21" w16cid:durableId="864293347">
+    <w:abstractNumId w:val="43"/>
+  </w:num>
+  <w:num w:numId="22" w16cid:durableId="281620771">
+    <w:abstractNumId w:val="33"/>
+  </w:num>
+  <w:num w:numId="23" w16cid:durableId="1015496499">
+    <w:abstractNumId w:val="25"/>
+  </w:num>
+  <w:num w:numId="24" w16cid:durableId="1823885294">
+    <w:abstractNumId w:val="14"/>
+  </w:num>
+  <w:num w:numId="25" w16cid:durableId="115486459">
+    <w:abstractNumId w:val="24"/>
+  </w:num>
+  <w:num w:numId="26" w16cid:durableId="1488740181">
+    <w:abstractNumId w:val="4"/>
+  </w:num>
+  <w:num w:numId="27" w16cid:durableId="1848207877">
+    <w:abstractNumId w:val="49"/>
+  </w:num>
+  <w:num w:numId="28" w16cid:durableId="1922450512">
+    <w:abstractNumId w:val="9"/>
+  </w:num>
+  <w:num w:numId="29" w16cid:durableId="1239052632">
+    <w:abstractNumId w:val="47"/>
+  </w:num>
+  <w:num w:numId="30" w16cid:durableId="616106305">
+    <w:abstractNumId w:val="1"/>
+  </w:num>
+  <w:num w:numId="31" w16cid:durableId="1594781476">
+    <w:abstractNumId w:val="12"/>
+  </w:num>
+  <w:num w:numId="32" w16cid:durableId="2003388048">
+    <w:abstractNumId w:val="41"/>
+  </w:num>
+  <w:num w:numId="33" w16cid:durableId="1285161405">
+    <w:abstractNumId w:val="29"/>
+  </w:num>
+  <w:num w:numId="34" w16cid:durableId="52045856">
+    <w:abstractNumId w:val="26"/>
+  </w:num>
+  <w:num w:numId="35" w16cid:durableId="1397515295">
+    <w:abstractNumId w:val="7"/>
+  </w:num>
+  <w:num w:numId="36" w16cid:durableId="860581895">
+    <w:abstractNumId w:val="27"/>
+  </w:num>
+  <w:num w:numId="37" w16cid:durableId="1275401221">
+    <w:abstractNumId w:val="48"/>
+  </w:num>
+  <w:num w:numId="38" w16cid:durableId="908464801">
+    <w:abstractNumId w:val="22"/>
+  </w:num>
+  <w:num w:numId="39" w16cid:durableId="2070684730">
+    <w:abstractNumId w:val="30"/>
+  </w:num>
+  <w:num w:numId="40" w16cid:durableId="1951354474">
+    <w:abstractNumId w:val="45"/>
+  </w:num>
+  <w:num w:numId="41" w16cid:durableId="724448728">
+    <w:abstractNumId w:val="36"/>
+  </w:num>
+  <w:num w:numId="42" w16cid:durableId="689066205">
     <w:abstractNumId w:val="20"/>
   </w:num>
-  <w:num w:numId="2" w16cid:durableId="1037044317">
-    <w:abstractNumId w:val="4"/>
+  <w:num w:numId="43" w16cid:durableId="1845897900">
+    <w:abstractNumId w:val="19"/>
   </w:num>
-  <w:num w:numId="3" w16cid:durableId="1514882918">
-    <w:abstractNumId w:val="49"/>
+  <w:num w:numId="44" w16cid:durableId="431634957">
+    <w:abstractNumId w:val="18"/>
   </w:num>
-  <w:num w:numId="4" w16cid:durableId="163977964">
-    <w:abstractNumId w:val="41"/>
+  <w:num w:numId="45" w16cid:durableId="913777325">
+    <w:abstractNumId w:val="23"/>
   </w:num>
-  <w:num w:numId="5" w16cid:durableId="1214275936">
-    <w:abstractNumId w:val="9"/>
+  <w:num w:numId="46" w16cid:durableId="1760517378">
+    <w:abstractNumId w:val="39"/>
   </w:num>
-  <w:num w:numId="6" w16cid:durableId="785582621">
-    <w:abstractNumId w:val="17"/>
+  <w:num w:numId="47" w16cid:durableId="1843810931">
+    <w:abstractNumId w:val="10"/>
   </w:num>
-  <w:num w:numId="7" w16cid:durableId="998776711">
+  <w:num w:numId="48" w16cid:durableId="1854682177">
+    <w:abstractNumId w:val="28"/>
+  </w:num>
+  <w:num w:numId="49" w16cid:durableId="969167064">
     <w:abstractNumId w:val="16"/>
   </w:num>
-  <w:num w:numId="8" w16cid:durableId="1881089508">
-    <w:abstractNumId w:val="23"/>
-  </w:num>
-  <w:num w:numId="9" w16cid:durableId="882910532">
-    <w:abstractNumId w:val="37"/>
-  </w:num>
-  <w:num w:numId="10" w16cid:durableId="868103183">
-    <w:abstractNumId w:val="34"/>
-  </w:num>
-  <w:num w:numId="11" w16cid:durableId="705256555">
-    <w:abstractNumId w:val="48"/>
-  </w:num>
-  <w:num w:numId="12" w16cid:durableId="136844184">
-    <w:abstractNumId w:val="40"/>
-  </w:num>
-  <w:num w:numId="13" w16cid:durableId="617031265">
-    <w:abstractNumId w:val="31"/>
-  </w:num>
-  <w:num w:numId="14" w16cid:durableId="1967588840">
-    <w:abstractNumId w:val="6"/>
-  </w:num>
-  <w:num w:numId="15" w16cid:durableId="1591892856">
-    <w:abstractNumId w:val="24"/>
-  </w:num>
-  <w:num w:numId="16" w16cid:durableId="476184987">
-    <w:abstractNumId w:val="28"/>
-  </w:num>
-  <w:num w:numId="17" w16cid:durableId="369837680">
-    <w:abstractNumId w:val="35"/>
-  </w:num>
-  <w:num w:numId="18" w16cid:durableId="1120612392">
-    <w:abstractNumId w:val="5"/>
-  </w:num>
-  <w:num w:numId="19" w16cid:durableId="33237809">
-    <w:abstractNumId w:val="13"/>
-  </w:num>
-  <w:num w:numId="20" w16cid:durableId="2096633370">
-    <w:abstractNumId w:val="18"/>
-  </w:num>
-  <w:num w:numId="21" w16cid:durableId="170996736">
-    <w:abstractNumId w:val="14"/>
-  </w:num>
-  <w:num w:numId="22" w16cid:durableId="1610894302">
-    <w:abstractNumId w:val="19"/>
-  </w:num>
-  <w:num w:numId="23" w16cid:durableId="374088003">
-    <w:abstractNumId w:val="25"/>
-  </w:num>
-  <w:num w:numId="24" w16cid:durableId="1752656363">
-    <w:abstractNumId w:val="30"/>
-  </w:num>
-  <w:num w:numId="25" w16cid:durableId="769205738">
-    <w:abstractNumId w:val="22"/>
-  </w:num>
-  <w:num w:numId="26" w16cid:durableId="299847717">
-    <w:abstractNumId w:val="15"/>
-  </w:num>
-  <w:num w:numId="27" w16cid:durableId="450788146">
-    <w:abstractNumId w:val="39"/>
-  </w:num>
-  <w:num w:numId="28" w16cid:durableId="281041677">
-    <w:abstractNumId w:val="46"/>
-  </w:num>
-  <w:num w:numId="29" w16cid:durableId="1788889126">
-    <w:abstractNumId w:val="26"/>
-  </w:num>
-  <w:num w:numId="30" w16cid:durableId="964503971">
-    <w:abstractNumId w:val="12"/>
-  </w:num>
-  <w:num w:numId="31" w16cid:durableId="733429398">
-    <w:abstractNumId w:val="3"/>
-  </w:num>
-  <w:num w:numId="32" w16cid:durableId="1465925367">
-    <w:abstractNumId w:val="27"/>
-  </w:num>
-  <w:num w:numId="33" w16cid:durableId="308943219">
-    <w:abstractNumId w:val="38"/>
-  </w:num>
-  <w:num w:numId="34" w16cid:durableId="481434916">
-    <w:abstractNumId w:val="2"/>
-  </w:num>
-  <w:num w:numId="35" w16cid:durableId="1672247319">
-    <w:abstractNumId w:val="11"/>
-  </w:num>
-  <w:num w:numId="36" w16cid:durableId="1553687096">
-    <w:abstractNumId w:val="44"/>
-  </w:num>
-  <w:num w:numId="37" w16cid:durableId="916748118">
-    <w:abstractNumId w:val="33"/>
-  </w:num>
-  <w:num w:numId="38" w16cid:durableId="428045564">
+  <w:num w:numId="50" w16cid:durableId="1300110422">
     <w:abstractNumId w:val="0"/>
-  </w:num>
-  <w:num w:numId="39" w16cid:durableId="209191751">
-    <w:abstractNumId w:val="29"/>
-  </w:num>
-  <w:num w:numId="40" w16cid:durableId="1950158075">
-    <w:abstractNumId w:val="45"/>
-  </w:num>
-  <w:num w:numId="41" w16cid:durableId="191573848">
-    <w:abstractNumId w:val="10"/>
-  </w:num>
-  <w:num w:numId="42" w16cid:durableId="469172349">
-    <w:abstractNumId w:val="32"/>
-  </w:num>
-  <w:num w:numId="43" w16cid:durableId="1036151491">
-    <w:abstractNumId w:val="7"/>
-  </w:num>
-  <w:num w:numId="44" w16cid:durableId="948006385">
-    <w:abstractNumId w:val="8"/>
-  </w:num>
-  <w:num w:numId="45" w16cid:durableId="96682342">
-    <w:abstractNumId w:val="1"/>
-  </w:num>
-  <w:num w:numId="46" w16cid:durableId="1839615786">
-    <w:abstractNumId w:val="21"/>
-  </w:num>
-  <w:num w:numId="47" w16cid:durableId="1404833197">
-    <w:abstractNumId w:val="42"/>
-  </w:num>
-  <w:num w:numId="48" w16cid:durableId="132991026">
-    <w:abstractNumId w:val="36"/>
-  </w:num>
-  <w:num w:numId="49" w16cid:durableId="1944846680">
-    <w:abstractNumId w:val="47"/>
-  </w:num>
-  <w:num w:numId="50" w16cid:durableId="756100354">
-    <w:abstractNumId w:val="43"/>
   </w:num>
 </w:numbering>
 </file>
@@ -57342,7 +57787,7 @@
     <w:autoRedefine/>
     <w:uiPriority w:val="39"/>
     <w:unhideWhenUsed/>
-    <w:rsid w:val="00DF29EB"/>
+    <w:rsid w:val="007C64C2"/>
     <w:pPr>
       <w:spacing w:after="100"/>
     </w:pPr>
@@ -57354,7 +57799,7 @@
     <w:autoRedefine/>
     <w:uiPriority w:val="39"/>
     <w:unhideWhenUsed/>
-    <w:rsid w:val="00DF29EB"/>
+    <w:rsid w:val="007C64C2"/>
     <w:pPr>
       <w:spacing w:after="100"/>
       <w:ind w:left="220"/>
@@ -57367,7 +57812,7 @@
     <w:autoRedefine/>
     <w:uiPriority w:val="39"/>
     <w:unhideWhenUsed/>
-    <w:rsid w:val="00DF29EB"/>
+    <w:rsid w:val="007C64C2"/>
     <w:pPr>
       <w:spacing w:after="100"/>
       <w:ind w:left="440"/>
@@ -57379,7 +57824,7 @@
     <w:link w:val="HeaderChar"/>
     <w:uiPriority w:val="99"/>
     <w:unhideWhenUsed/>
-    <w:rsid w:val="00DF29EB"/>
+    <w:rsid w:val="007C64C2"/>
     <w:pPr>
       <w:tabs>
         <w:tab w:val="center" w:pos="4419"/>
@@ -57393,7 +57838,7 @@
     <w:basedOn w:val="DefaultParagraphFont"/>
     <w:link w:val="Header"/>
     <w:uiPriority w:val="99"/>
-    <w:rsid w:val="00DF29EB"/>
+    <w:rsid w:val="007C64C2"/>
     <w:rPr>
       <w:rFonts w:ascii="Calibri" w:eastAsiaTheme="minorEastAsia" w:hAnsi="Calibri"/>
       <w:sz w:val="22"/>
@@ -57406,7 +57851,7 @@
     <w:link w:val="FooterChar"/>
     <w:uiPriority w:val="99"/>
     <w:unhideWhenUsed/>
-    <w:rsid w:val="00DF29EB"/>
+    <w:rsid w:val="007C64C2"/>
     <w:pPr>
       <w:tabs>
         <w:tab w:val="center" w:pos="4419"/>
@@ -57420,7 +57865,7 @@
     <w:basedOn w:val="DefaultParagraphFont"/>
     <w:link w:val="Footer"/>
     <w:uiPriority w:val="99"/>
-    <w:rsid w:val="00DF29EB"/>
+    <w:rsid w:val="007C64C2"/>
     <w:rPr>
       <w:rFonts w:ascii="Calibri" w:eastAsiaTheme="minorEastAsia" w:hAnsi="Calibri"/>
       <w:sz w:val="22"/>
